--- a/doc/pgs_field_manual_v0.docx
+++ b/doc/pgs_field_manual_v0.docx
@@ -1,6 +1,6 @@
 
 <file path=word/document.xml><?xml version="1.0" encoding="utf-8"?>
-<w:document xmlns:wpc="http://schemas.microsoft.com/office/word/2010/wordprocessingCanvas" xmlns:cx="http://schemas.microsoft.com/office/drawing/2014/chartex" xmlns:cx1="http://schemas.microsoft.com/office/drawing/2015/9/8/chartex" xmlns:cx2="http://schemas.microsoft.com/office/drawing/2015/10/21/chartex" xmlns:cx3="http://schemas.microsoft.com/office/drawing/2016/5/9/chartex" xmlns:cx4="http://schemas.microsoft.com/office/drawing/2016/5/10/chartex" xmlns:cx5="http://schemas.microsoft.com/office/drawing/2016/5/11/chartex" xmlns:cx6="http://schemas.microsoft.com/office/drawing/2016/5/12/chartex" xmlns:cx7="http://schemas.microsoft.com/office/drawing/2016/5/13/chartex" xmlns:cx8="http://schemas.microsoft.com/office/drawing/2016/5/14/chartex" xmlns:mc="http://schemas.openxmlformats.org/markup-compatibility/2006" xmlns:aink="http://schemas.microsoft.com/office/drawing/2016/ink" xmlns:am3d="http://schemas.microsoft.com/office/drawing/2017/model3d" xmlns:o="urn:schemas-microsoft-com:office:office" xmlns:r="http://schemas.openxmlformats.org/officeDocument/2006/relationships" xmlns:m="http://schemas.openxmlformats.org/officeDocument/2006/math" xmlns:v="urn:schemas-microsoft-com:vml" xmlns:wp14="http://schemas.microsoft.com/office/word/2010/wordprocessingDrawing" xmlns:wp="http://schemas.openxmlformats.org/drawingml/2006/wordprocessingDrawing" xmlns:w10="urn:schemas-microsoft-com:office:word" xmlns:w="http://schemas.openxmlformats.org/wordprocessingml/2006/main" xmlns:w14="http://schemas.microsoft.com/office/word/2010/wordml" xmlns:w15="http://schemas.microsoft.com/office/word/2012/wordml" xmlns:w16cex="http://schemas.microsoft.com/office/word/2018/wordml/cex" xmlns:w16cid="http://schemas.microsoft.com/office/word/2016/wordml/cid" xmlns:w16="http://schemas.microsoft.com/office/word/2018/wordml" xmlns:w16sdtdh="http://schemas.microsoft.com/office/word/2020/wordml/sdtdatahash" xmlns:w16se="http://schemas.microsoft.com/office/word/2015/wordml/symex" xmlns:wpg="http://schemas.microsoft.com/office/word/2010/wordprocessingGroup" xmlns:wpi="http://schemas.microsoft.com/office/word/2010/wordprocessingInk" xmlns:wne="http://schemas.microsoft.com/office/word/2006/wordml" xmlns:wps="http://schemas.microsoft.com/office/word/2010/wordprocessingShape" mc:Ignorable="w14 w15 w16se w16cid w16 w16cex w16sdtdh wp14">
+<w:document xmlns:wpc="http://schemas.microsoft.com/office/word/2010/wordprocessingCanvas" xmlns:cx="http://schemas.microsoft.com/office/drawing/2014/chartex" xmlns:cx1="http://schemas.microsoft.com/office/drawing/2015/9/8/chartex" xmlns:cx2="http://schemas.microsoft.com/office/drawing/2015/10/21/chartex" xmlns:cx3="http://schemas.microsoft.com/office/drawing/2016/5/9/chartex" xmlns:cx4="http://schemas.microsoft.com/office/drawing/2016/5/10/chartex" xmlns:cx5="http://schemas.microsoft.com/office/drawing/2016/5/11/chartex" xmlns:cx6="http://schemas.microsoft.com/office/drawing/2016/5/12/chartex" xmlns:cx7="http://schemas.microsoft.com/office/drawing/2016/5/13/chartex" xmlns:cx8="http://schemas.microsoft.com/office/drawing/2016/5/14/chartex" xmlns:mc="http://schemas.openxmlformats.org/markup-compatibility/2006" xmlns:aink="http://schemas.microsoft.com/office/drawing/2016/ink" xmlns:am3d="http://schemas.microsoft.com/office/drawing/2017/model3d" xmlns:o="urn:schemas-microsoft-com:office:office" xmlns:oel="http://schemas.microsoft.com/office/2019/extlst" xmlns:r="http://schemas.openxmlformats.org/officeDocument/2006/relationships" xmlns:m="http://schemas.openxmlformats.org/officeDocument/2006/math" xmlns:v="urn:schemas-microsoft-com:vml" xmlns:wp14="http://schemas.microsoft.com/office/word/2010/wordprocessingDrawing" xmlns:wp="http://schemas.openxmlformats.org/drawingml/2006/wordprocessingDrawing" xmlns:w10="urn:schemas-microsoft-com:office:word" xmlns:w="http://schemas.openxmlformats.org/wordprocessingml/2006/main" xmlns:w14="http://schemas.microsoft.com/office/word/2010/wordml" xmlns:w15="http://schemas.microsoft.com/office/word/2012/wordml" xmlns:w16cex="http://schemas.microsoft.com/office/word/2018/wordml/cex" xmlns:w16cid="http://schemas.microsoft.com/office/word/2016/wordml/cid" xmlns:w16="http://schemas.microsoft.com/office/word/2018/wordml" xmlns:w16du="http://schemas.microsoft.com/office/word/2023/wordml/word16du" xmlns:w16sdtdh="http://schemas.microsoft.com/office/word/2020/wordml/sdtdatahash" xmlns:w16sdtfl="http://schemas.microsoft.com/office/word/2024/wordml/sdtformatlock" xmlns:w16se="http://schemas.microsoft.com/office/word/2015/wordml/symex" xmlns:wpg="http://schemas.microsoft.com/office/word/2010/wordprocessingGroup" xmlns:wpi="http://schemas.microsoft.com/office/word/2010/wordprocessingInk" xmlns:wne="http://schemas.microsoft.com/office/word/2006/wordml" xmlns:wps="http://schemas.microsoft.com/office/word/2010/wordprocessingShape" mc:Ignorable="w14 w15 w16se w16cid w16 w16cex w16sdtdh w16sdtfl w16du wp14">
   <w:body>
     <w:p>
       <w:pPr>
@@ -41,13 +41,7 @@
         <w:t>Author:</w:t>
       </w:r>
       <w:r>
-        <w:t xml:space="preserve"> Bhash Ganti (</w:t>
-      </w:r>
-      <w:r>
-        <w:t xml:space="preserve">aka </w:t>
-      </w:r>
-      <w:r>
-        <w:t>Bachi)</w:t>
+        <w:t xml:space="preserve"> Bhash Ganti (aka Bachi)</w:t>
       </w:r>
     </w:p>
     <w:p>
@@ -55,6 +49,10 @@
         <w:pStyle w:val="BodyText"/>
       </w:pPr>
       <w:r>
+        <w:rPr>
+          <w:b/>
+          <w:bCs/>
+        </w:rPr>
         <w:t>© 2026 Bhash Ganti. All rights reserved. Released under the Apache-2.0 License.</w:t>
       </w:r>
     </w:p>
@@ -108,7 +106,7 @@
         <w:t>Reference Implementation:</w:t>
       </w:r>
       <w:r>
-        <w:t xml:space="preserve"> OmniBachi Runtime</w:t>
+        <w:t xml:space="preserve"> pgs_runtime</w:t>
       </w:r>
     </w:p>
     <w:p>
@@ -146,8 +144,8 @@
         <w:rPr>
           <w:noProof/>
         </w:rPr>
-        <w:pict w14:anchorId="4CF4856B">
-          <v:rect id="_x0000_i1052" alt="" style="width:468pt;height:.05pt;mso-width-percent:0;mso-height-percent:0;mso-width-percent:0;mso-height-percent:0" o:hralign="center" o:hrstd="t" o:hr="t"/>
+        <w:pict w14:anchorId="2F9248FE">
+          <v:rect id="_x0000_i1054" alt="" style="width:468pt;height:.05pt;mso-width-percent:0;mso-height-percent:0;mso-width-percent:0;mso-height-percent:0" o:hralign="center" o:hrstd="t" o:hr="t"/>
         </w:pict>
       </w:r>
     </w:p>
@@ -191,19 +189,121 @@
         <w:rPr>
           <w:noProof/>
         </w:rPr>
-        <w:pict w14:anchorId="49FF06B4">
+        <w:pict w14:anchorId="473E09FF">
+          <v:rect id="_x0000_i1053" alt="" style="width:468pt;height:.05pt;mso-width-percent:0;mso-height-percent:0;mso-width-percent:0;mso-height-percent:0" o:hralign="center" o:hrstd="t" o:hr="t"/>
+        </w:pict>
+      </w:r>
+    </w:p>
+    <w:p>
+      <w:pPr>
+        <w:pStyle w:val="Heading2"/>
+      </w:pPr>
+      <w:bookmarkStart w:id="4" w:name="why-this-manual-exists"/>
+      <w:bookmarkEnd w:id="3"/>
+      <w:r>
+        <w:lastRenderedPageBreak/>
+        <w:t>Why This Manual Exists</w:t>
+      </w:r>
+    </w:p>
+    <w:p>
+      <w:pPr>
+        <w:pStyle w:val="FirstParagraph"/>
+      </w:pPr>
+      <w:r>
+        <w:t>Architectural intent diffuses into implementation. Behavioral authority becomes hard to locate. Governance becomes retrospective. Onboarding requires reconstructing distributed mental state. AI coding agents compound this — without explicit context they require repeated re-explanation of invariants and doctrine.</w:t>
+      </w:r>
+    </w:p>
+    <w:p>
+      <w:pPr>
+        <w:pStyle w:val="BodyText"/>
+      </w:pPr>
+      <w:r>
+        <w:t>This manual is a high-density architectural cognition restoration artifact — not exhaustive documentation.</w:t>
+      </w:r>
+    </w:p>
+    <w:p>
+      <w:pPr>
+        <w:pStyle w:val="BodyText"/>
+      </w:pPr>
+      <w:r>
+        <w:rPr>
+          <w:b/>
+          <w:bCs/>
+        </w:rPr>
+        <w:t>Objective:</w:t>
+      </w:r>
+      <w:r>
+        <w:t xml:space="preserve"> Restore the correct architectural mental model in minutes, not hours.</w:t>
+      </w:r>
+    </w:p>
+    <w:p>
+      <w:r>
+        <w:rPr>
+          <w:noProof/>
+        </w:rPr>
+        <w:pict w14:anchorId="13202A19">
+          <v:rect id="_x0000_i1052" alt="" style="width:468pt;height:.05pt;mso-width-percent:0;mso-height-percent:0;mso-width-percent:0;mso-height-percent:0" o:hralign="center" o:hrstd="t" o:hr="t"/>
+        </w:pict>
+      </w:r>
+    </w:p>
+    <w:p>
+      <w:pPr>
+        <w:pStyle w:val="Heading2"/>
+      </w:pPr>
+      <w:bookmarkStart w:id="5" w:name="intended-audience"/>
+      <w:bookmarkEnd w:id="4"/>
+      <w:r>
+        <w:t>Intended Audience</w:t>
+      </w:r>
+    </w:p>
+    <w:p>
+      <w:pPr>
+        <w:pStyle w:val="FirstParagraph"/>
+      </w:pPr>
+      <w:r>
+        <w:rPr>
+          <w:b/>
+          <w:bCs/>
+        </w:rPr>
+        <w:t>Primary:</w:t>
+      </w:r>
+      <w:r>
+        <w:t xml:space="preserve"> System architects · Runtime engineers · Compiler engineers · Governance engineers · AI coding assistants operating under human supervision</w:t>
+      </w:r>
+    </w:p>
+    <w:p>
+      <w:pPr>
+        <w:pStyle w:val="BodyText"/>
+      </w:pPr>
+      <w:r>
+        <w:rPr>
+          <w:b/>
+          <w:bCs/>
+        </w:rPr>
+        <w:t>Secondary:</w:t>
+      </w:r>
+      <w:r>
+        <w:t xml:space="preserve"> Security reviewers · Technical maintainers · Researchers studying governed execution systems</w:t>
+      </w:r>
+    </w:p>
+    <w:p>
+      <w:r>
+        <w:rPr>
+          <w:noProof/>
+        </w:rPr>
+        <w:pict w14:anchorId="425F2421">
           <v:rect id="_x0000_i1051" alt="" style="width:468pt;height:.05pt;mso-width-percent:0;mso-height-percent:0;mso-width-percent:0;mso-height-percent:0" o:hralign="center" o:hrstd="t" o:hr="t"/>
         </w:pict>
       </w:r>
-      <w:bookmarkStart w:id="4" w:name="why-this-manual-exists"/>
-      <w:bookmarkEnd w:id="3"/>
     </w:p>
     <w:p>
       <w:pPr>
         <w:pStyle w:val="Heading2"/>
       </w:pPr>
-      <w:r>
-        <w:t>Why This Manual Exists</w:t>
+      <w:bookmarkStart w:id="6" w:name="ai-coding-assistant-usage-doctrine"/>
+      <w:bookmarkEnd w:id="5"/>
+      <w:r>
+        <w:t>AI Coding Assistant Usage Doctrine</w:t>
       </w:r>
     </w:p>
     <w:p>
@@ -211,15 +311,7 @@
         <w:pStyle w:val="FirstParagraph"/>
       </w:pPr>
       <w:r>
-        <w:t>Architectural intent diffuses into implementation. Behavioral authority becomes hard to locate. Governance becomes retrospective. Onboarding requires reconstructing distributed mental state. AI coding agents compound this — without explicit context they require repeated re-explanation of invariants and doctrine.</w:t>
-      </w:r>
-    </w:p>
-    <w:p>
-      <w:pPr>
-        <w:pStyle w:val="BodyText"/>
-      </w:pPr>
-      <w:r>
-        <w:t>This manual is a high-density architectural cognition restoration artifact — not exhaustive documentation.</w:t>
+        <w:t>PGS contains numerous non-conventional constraints that general-purpose coding agents violate unintentionally.</w:t>
       </w:r>
     </w:p>
     <w:p>
@@ -231,36 +323,25 @@
           <w:b/>
           <w:bCs/>
         </w:rPr>
-        <w:lastRenderedPageBreak/>
-        <w:t>Objective:</w:t>
-      </w:r>
-      <w:r>
-        <w:t xml:space="preserve"> Restore the correct architectural mental model in minutes, not hours.</w:t>
-      </w:r>
-    </w:p>
-    <w:p>
-      <w:pPr>
-        <w:pStyle w:val="Heading2"/>
-      </w:pPr>
-      <w:bookmarkStart w:id="5" w:name="intended-audience"/>
-      <w:bookmarkEnd w:id="4"/>
-      <w:r>
-        <w:t>Intended Audience</w:t>
-      </w:r>
-    </w:p>
-    <w:p>
-      <w:pPr>
-        <w:pStyle w:val="FirstParagraph"/>
+        <w:t>Constraints that violate default coding instincts:</w:t>
+      </w:r>
+      <w:r>
+        <w:t xml:space="preserve"> - no fallback logic - no runtime discovery - no heuristic resolution - no dynamic imports - no runtime topology synthesis - no short-name artifact resolution - no ambient authority - compile-time governance supremacy - strict separation: compiler · runtime · governance · topology · authority · transport</w:t>
+      </w:r>
+    </w:p>
+    <w:p>
+      <w:pPr>
+        <w:pStyle w:val="BodyText"/>
       </w:pPr>
       <w:r>
         <w:rPr>
           <w:b/>
           <w:bCs/>
         </w:rPr>
-        <w:t>Primary:</w:t>
-      </w:r>
-      <w:r>
-        <w:t xml:space="preserve"> System architects · Runtime engineers · Compiler engineers · Governance engineers · AI coding assistants operating under human supervision</w:t>
+        <w:t>Without explicit restoration, generic agents tend to:</w:t>
+      </w:r>
+      <w:r>
+        <w:t xml:space="preserve"> - introduce convenience abstractions - collapse governance boundaries - embed domain logic into runtime layers - add fallback behavior - infer structure dynamically - weaken determinism</w:t>
       </w:r>
     </w:p>
     <w:p>
@@ -272,10 +353,27 @@
           <w:b/>
           <w:bCs/>
         </w:rPr>
-        <w:t>Secondary:</w:t>
-      </w:r>
-      <w:r>
-        <w:t xml:space="preserve"> Security reviewers · Technical maintainers · Researchers studying governed execution systems</w:t>
+        <w:t>AI Agent Operating Assumption</w:t>
+      </w:r>
+    </w:p>
+    <w:p>
+      <w:pPr>
+        <w:pStyle w:val="BodyText"/>
+      </w:pPr>
+      <w:r>
+        <w:t>The agent is assumed to have partial context, lack full architectural memory continuity, optimize locally, and prefer convenience abstractions unless doctrine is explicitly restated.</w:t>
+      </w:r>
+    </w:p>
+    <w:p>
+      <w:pPr>
+        <w:pStyle w:val="BodyText"/>
+      </w:pPr>
+      <w:r>
+        <w:rPr>
+          <w:b/>
+          <w:bCs/>
+        </w:rPr>
+        <w:t>Therefore: treat this manual as architectural restoration state before any substantial modification.</w:t>
       </w:r>
     </w:p>
     <w:p>
@@ -283,7 +381,7 @@
         <w:rPr>
           <w:noProof/>
         </w:rPr>
-        <w:pict w14:anchorId="7AC381CA">
+        <w:pict w14:anchorId="72C34E11">
           <v:rect id="_x0000_i1050" alt="" style="width:468pt;height:.05pt;mso-width-percent:0;mso-height-percent:0;mso-width-percent:0;mso-height-percent:0" o:hralign="center" o:hrstd="t" o:hr="t"/>
         </w:pict>
       </w:r>
@@ -292,10 +390,11 @@
       <w:pPr>
         <w:pStyle w:val="Heading2"/>
       </w:pPr>
-      <w:bookmarkStart w:id="6" w:name="ai-coding-assistant-usage-doctrine"/>
-      <w:bookmarkEnd w:id="5"/>
-      <w:r>
-        <w:t>AI Coding Assistant Usage Doctrine</w:t>
+      <w:bookmarkStart w:id="7" w:name="critical-reader-guidance"/>
+      <w:bookmarkEnd w:id="6"/>
+      <w:r>
+        <w:lastRenderedPageBreak/>
+        <w:t>Critical Reader Guidance</w:t>
       </w:r>
     </w:p>
     <w:p>
@@ -303,37 +402,43 @@
         <w:pStyle w:val="FirstParagraph"/>
       </w:pPr>
       <w:r>
-        <w:t>PGS contains numerous non-conventional constraints that general-purpose coding agents violate unintentionally.</w:t>
+        <w:t>Do not interpret PGS through the lens of: service-oriented architectures · microservice orchestration · middleware routing · policy-after-implementation governance · runtime-discovered plugins · imperative workflow engines · event-driven orchestration fabrics</w:t>
       </w:r>
     </w:p>
     <w:p>
       <w:pPr>
         <w:pStyle w:val="BodyText"/>
       </w:pPr>
+      <w:r>
+        <w:t xml:space="preserve">PGS is </w:t>
+      </w:r>
       <w:r>
         <w:rPr>
           <w:b/>
           <w:bCs/>
         </w:rPr>
-        <w:t>Constraints that violate default coding instincts:</w:t>
-      </w:r>
-      <w:r>
-        <w:t xml:space="preserve"> - no fallback logic - no runtime discovery - no heuristic resolution - no dynamic imports - no runtime topology synthesis - no short-name artifact resolution - no ambient authority - compile-time governance supremacy - strict separation: compiler · runtime · governance · topology · authority · transport</w:t>
+        <w:t>not:</w:t>
+      </w:r>
+      <w:r>
+        <w:t xml:space="preserve"> workflow orchestration with governance wrappers · a policy engine · a runtime authorization framework · a service mesh · a BPM engine</w:t>
       </w:r>
     </w:p>
     <w:p>
       <w:pPr>
         <w:pStyle w:val="BodyText"/>
       </w:pPr>
+      <w:r>
+        <w:t xml:space="preserve">PGS </w:t>
+      </w:r>
       <w:r>
         <w:rPr>
           <w:b/>
           <w:bCs/>
         </w:rPr>
-        <w:t>Without explicit restoration, generic agents tend to:</w:t>
-      </w:r>
-      <w:r>
-        <w:t xml:space="preserve"> - introduce convenience abstractions - collapse governance boundaries - embed domain logic into runtime layers - add fallback behavior - infer structure dynamically - weaken determinism</w:t>
+        <w:t>is:</w:t>
+      </w:r>
+      <w:r>
+        <w:t xml:space="preserve"> compile-time admissible execution construction</w:t>
       </w:r>
     </w:p>
     <w:p>
@@ -345,106 +450,60 @@
           <w:b/>
           <w:bCs/>
         </w:rPr>
-        <w:t>AI Agent Operating Assumption</w:t>
-      </w:r>
-    </w:p>
-    <w:p>
-      <w:pPr>
-        <w:pStyle w:val="BodyText"/>
-      </w:pPr>
-      <w:r>
-        <w:t>The agent is assumed to have partial context, lack full architectural memory continuity, optimize locally, and prefer convenience abstractions unless doctrine is explicitly restated.</w:t>
-      </w:r>
-    </w:p>
-    <w:p>
-      <w:pPr>
-        <w:pStyle w:val="BodyText"/>
+        <w:t>Architectural Reading Rule:</w:t>
+      </w:r>
+      <w:r>
+        <w:t xml:space="preserve"> When ambiguity exists — governance overrides implementation convenience. This single rule resolves most architectural decisions correctly.</w:t>
+      </w:r>
+    </w:p>
+    <w:p>
+      <w:r>
+        <w:rPr>
+          <w:noProof/>
+        </w:rPr>
+        <w:pict w14:anchorId="3CD7729A">
+          <v:rect id="_x0000_i1049" alt="" style="width:468pt;height:.05pt;mso-width-percent:0;mso-height-percent:0;mso-width-percent:0;mso-height-percent:0" o:hralign="center" o:hrstd="t" o:hr="t"/>
+        </w:pict>
+      </w:r>
+    </w:p>
+    <w:p>
+      <w:pPr>
+        <w:pStyle w:val="Heading2"/>
+      </w:pPr>
+      <w:bookmarkStart w:id="8" w:name="goals-non-goals"/>
+      <w:bookmarkEnd w:id="7"/>
+      <w:r>
+        <w:t>Goals / Non-Goals</w:t>
+      </w:r>
+    </w:p>
+    <w:p>
+      <w:pPr>
+        <w:pStyle w:val="FirstParagraph"/>
       </w:pPr>
       <w:r>
         <w:rPr>
           <w:b/>
           <w:bCs/>
         </w:rPr>
-        <w:t>Therefore: treat this manual as architectural restoration state before any substantial modification.</w:t>
-      </w:r>
-    </w:p>
-    <w:p>
-      <w:r>
-        <w:rPr>
-          <w:noProof/>
-        </w:rPr>
-        <w:pict w14:anchorId="0C97C9D5">
-          <v:rect id="_x0000_i1049" alt="" style="width:468pt;height:.05pt;mso-width-percent:0;mso-height-percent:0;mso-width-percent:0;mso-height-percent:0" o:hralign="center" o:hrstd="t" o:hr="t"/>
-        </w:pict>
-      </w:r>
-    </w:p>
-    <w:p>
-      <w:pPr>
-        <w:pStyle w:val="Heading2"/>
-      </w:pPr>
-      <w:bookmarkStart w:id="7" w:name="critical-reader-guidance"/>
-      <w:bookmarkEnd w:id="6"/>
-      <w:r>
-        <w:t>Critical Reader Guidance</w:t>
-      </w:r>
-    </w:p>
-    <w:p>
-      <w:pPr>
-        <w:pStyle w:val="FirstParagraph"/>
-      </w:pPr>
-      <w:r>
-        <w:t>Do not interpret PGS through the lens of: service-oriented architectures · microservice orchestration · middleware routing · policy-after-implementation governance · runtime-discovered plugins · imperative workflow engines · event-driven orchestration fabrics</w:t>
+        <w:t>Goals</w:t>
+      </w:r>
+      <w:r>
+        <w:t xml:space="preserve"> - Restore architectural cognition in minutes without re-reading repositories or papers - Prevent architectural drift through concise invariants and doctrine - Serve as context substrate for both engineers and AI coding agents - Unify doctrine and terminology across all PGS repositories - Enable AI coding agents to perform high-fidelity modification without repeated architectural re-explanation</w:t>
       </w:r>
     </w:p>
     <w:p>
       <w:pPr>
         <w:pStyle w:val="BodyText"/>
       </w:pPr>
-      <w:r>
-        <w:t xml:space="preserve">PGS is </w:t>
-      </w:r>
       <w:r>
         <w:rPr>
           <w:b/>
           <w:bCs/>
         </w:rPr>
-        <w:t>not:</w:t>
-      </w:r>
-      <w:r>
-        <w:t xml:space="preserve"> workflow orchestration with governance wrappers · a policy engine · a runtime authorization framework · a service mesh · a BPM engine</w:t>
-      </w:r>
-    </w:p>
-    <w:p>
-      <w:pPr>
-        <w:pStyle w:val="BodyText"/>
-      </w:pPr>
-      <w:r>
-        <w:t xml:space="preserve">PGS </w:t>
-      </w:r>
-      <w:r>
-        <w:rPr>
-          <w:b/>
-          <w:bCs/>
-        </w:rPr>
-        <w:t>is:</w:t>
-      </w:r>
-      <w:r>
-        <w:t xml:space="preserve"> compile-time admissible execution construction</w:t>
-      </w:r>
-    </w:p>
-    <w:p>
-      <w:pPr>
-        <w:pStyle w:val="BodyText"/>
-      </w:pPr>
-      <w:r>
-        <w:rPr>
-          <w:b/>
-          <w:bCs/>
-        </w:rPr>
-        <w:t>Architectural Reading Rule:</w:t>
-      </w:r>
-      <w:r>
-        <w:t xml:space="preserve"> When ambiguity exists — governance overrides implementation convenience. This single rule resolves most architectural decisions correctly.</w:t>
+        <w:t>Non-Goals</w:t>
+      </w:r>
+      <w:r>
+        <w:t xml:space="preserve"> - Not a tutorial — assumes PGS familiarity - Not an implementation reference — see repositories and compiled artifacts - Not exhaustive — implementation detail lives in repos - Not a protocol spec — constitutions and invariants remain authoritative - Not a replacement for source code — repos are the implementation authority - Not a replacement for formal verification or proof systems</w:t>
       </w:r>
     </w:p>
     <w:p>
@@ -452,59 +511,8 @@
         <w:rPr>
           <w:noProof/>
         </w:rPr>
-        <w:pict w14:anchorId="27214FEA">
+        <w:pict w14:anchorId="38D6FC79">
           <v:rect id="_x0000_i1048" alt="" style="width:468pt;height:.05pt;mso-width-percent:0;mso-height-percent:0;mso-width-percent:0;mso-height-percent:0" o:hralign="center" o:hrstd="t" o:hr="t"/>
-        </w:pict>
-      </w:r>
-    </w:p>
-    <w:p>
-      <w:pPr>
-        <w:pStyle w:val="Heading2"/>
-      </w:pPr>
-      <w:bookmarkStart w:id="8" w:name="goals-non-goals"/>
-      <w:bookmarkEnd w:id="7"/>
-      <w:r>
-        <w:lastRenderedPageBreak/>
-        <w:t>Goals / Non-Goals</w:t>
-      </w:r>
-    </w:p>
-    <w:p>
-      <w:pPr>
-        <w:pStyle w:val="FirstParagraph"/>
-      </w:pPr>
-      <w:r>
-        <w:rPr>
-          <w:b/>
-          <w:bCs/>
-        </w:rPr>
-        <w:t>Goals</w:t>
-      </w:r>
-      <w:r>
-        <w:t xml:space="preserve"> - Restore architectural cognition in minutes without re-reading repositories or papers - Prevent architectural drift through concise invariants and doctrine - Serve as context substrate for both engineers and AI coding agents - Unify doctrine and terminology across all PGS repositories - Enable AI coding agents to perform high-fidelity modification without repeated architectural re-explanation</w:t>
-      </w:r>
-    </w:p>
-    <w:p>
-      <w:pPr>
-        <w:pStyle w:val="BodyText"/>
-      </w:pPr>
-      <w:r>
-        <w:rPr>
-          <w:b/>
-          <w:bCs/>
-        </w:rPr>
-        <w:t>Non-Goals</w:t>
-      </w:r>
-      <w:r>
-        <w:t xml:space="preserve"> - Not a tutorial — assumes PGS familiarity - Not an implementation reference — see repositories and compiled artifacts - Not exhaustive — implementation detail lives in repos - Not a protocol spec — constitutions and invariants remain authoritative - Not a replacement for source code — repos are the implementation authority - Not a replacement for formal verification or proof systems</w:t>
-      </w:r>
-    </w:p>
-    <w:p>
-      <w:r>
-        <w:rPr>
-          <w:noProof/>
-        </w:rPr>
-        <w:pict w14:anchorId="5EB1BBD5">
-          <v:rect id="_x0000_i1047" alt="" style="width:468pt;height:.05pt;mso-width-percent:0;mso-height-percent:0;mso-width-percent:0;mso-height-percent:0" o:hralign="center" o:hrstd="t" o:hr="t"/>
         </w:pict>
       </w:r>
     </w:p>
@@ -567,8 +575,8 @@
         <w:tblLook w:val="0020" w:firstRow="1" w:lastRow="0" w:firstColumn="0" w:lastColumn="0" w:noHBand="0" w:noVBand="0"/>
       </w:tblPr>
       <w:tblGrid>
-        <w:gridCol w:w="3456"/>
-        <w:gridCol w:w="6912"/>
+        <w:gridCol w:w="3120"/>
+        <w:gridCol w:w="6240"/>
       </w:tblGrid>
       <w:tr>
         <w:trPr>
@@ -640,6 +648,7 @@
               <w:pStyle w:val="Compact"/>
             </w:pPr>
             <w:r>
+              <w:lastRenderedPageBreak/>
               <w:t>Runtime modification</w:t>
             </w:r>
           </w:p>
@@ -832,8 +841,8 @@
         <w:rPr>
           <w:noProof/>
         </w:rPr>
-        <w:pict w14:anchorId="6DDBFDCC">
-          <v:rect id="_x0000_i1046" alt="" style="width:468pt;height:.05pt;mso-width-percent:0;mso-height-percent:0;mso-width-percent:0;mso-height-percent:0" o:hralign="center" o:hrstd="t" o:hr="t"/>
+        <w:pict w14:anchorId="4E8D93DF">
+          <v:rect id="_x0000_i1047" alt="" style="width:468pt;height:.05pt;mso-width-percent:0;mso-height-percent:0;mso-width-percent:0;mso-height-percent:0" o:hralign="center" o:hrstd="t" o:hr="t"/>
         </w:pict>
       </w:r>
     </w:p>
@@ -870,9 +879,8 @@
         <w:tblLook w:val="0020" w:firstRow="1" w:lastRow="0" w:firstColumn="0" w:lastColumn="0" w:noHBand="0" w:noVBand="0"/>
       </w:tblPr>
       <w:tblGrid>
-        <w:gridCol w:w="3690"/>
-        <w:gridCol w:w="1494"/>
-        <w:gridCol w:w="5184"/>
+        <w:gridCol w:w="4680"/>
+        <w:gridCol w:w="4680"/>
       </w:tblGrid>
       <w:tr>
         <w:trPr>
@@ -881,8 +889,7 @@
         </w:trPr>
         <w:tc>
           <w:tcPr>
-            <w:tcW w:w="5184" w:type="dxa"/>
-            <w:gridSpan w:val="2"/>
+            <w:tcW w:w="3960" w:type="dxa"/>
           </w:tcPr>
           <w:p>
             <w:pPr>
@@ -895,7 +902,7 @@
         </w:tc>
         <w:tc>
           <w:tcPr>
-            <w:tcW w:w="5184" w:type="dxa"/>
+            <w:tcW w:w="3960" w:type="dxa"/>
           </w:tcPr>
           <w:p>
             <w:pPr>
@@ -910,8 +917,7 @@
       <w:tr>
         <w:tc>
           <w:tcPr>
-            <w:tcW w:w="5184" w:type="dxa"/>
-            <w:gridSpan w:val="2"/>
+            <w:tcW w:w="3960" w:type="dxa"/>
           </w:tcPr>
           <w:p>
             <w:pPr>
@@ -924,7 +930,7 @@
         </w:tc>
         <w:tc>
           <w:tcPr>
-            <w:tcW w:w="5184" w:type="dxa"/>
+            <w:tcW w:w="3960" w:type="dxa"/>
           </w:tcPr>
           <w:p>
             <w:pPr>
@@ -939,22 +945,20 @@
       <w:tr>
         <w:tc>
           <w:tcPr>
-            <w:tcW w:w="3690" w:type="dxa"/>
-          </w:tcPr>
-          <w:p>
-            <w:pPr>
-              <w:pStyle w:val="Compact"/>
-            </w:pPr>
-            <w:r>
-              <w:lastRenderedPageBreak/>
+            <w:tcW w:w="3960" w:type="dxa"/>
+          </w:tcPr>
+          <w:p>
+            <w:pPr>
+              <w:pStyle w:val="Compact"/>
+            </w:pPr>
+            <w:r>
               <w:t>Runtime Dumbness</w:t>
             </w:r>
           </w:p>
         </w:tc>
         <w:tc>
           <w:tcPr>
-            <w:tcW w:w="6678" w:type="dxa"/>
-            <w:gridSpan w:val="2"/>
+            <w:tcW w:w="3960" w:type="dxa"/>
           </w:tcPr>
           <w:p>
             <w:pPr>
@@ -969,7 +973,7 @@
       <w:tr>
         <w:tc>
           <w:tcPr>
-            <w:tcW w:w="3690" w:type="dxa"/>
+            <w:tcW w:w="3960" w:type="dxa"/>
           </w:tcPr>
           <w:p>
             <w:pPr>
@@ -982,8 +986,7 @@
         </w:tc>
         <w:tc>
           <w:tcPr>
-            <w:tcW w:w="6678" w:type="dxa"/>
-            <w:gridSpan w:val="2"/>
+            <w:tcW w:w="3960" w:type="dxa"/>
           </w:tcPr>
           <w:p>
             <w:pPr>
@@ -998,7 +1001,7 @@
       <w:tr>
         <w:tc>
           <w:tcPr>
-            <w:tcW w:w="3690" w:type="dxa"/>
+            <w:tcW w:w="3960" w:type="dxa"/>
           </w:tcPr>
           <w:p>
             <w:pPr>
@@ -1011,8 +1014,7 @@
         </w:tc>
         <w:tc>
           <w:tcPr>
-            <w:tcW w:w="6678" w:type="dxa"/>
-            <w:gridSpan w:val="2"/>
+            <w:tcW w:w="3960" w:type="dxa"/>
           </w:tcPr>
           <w:p>
             <w:pPr>
@@ -1027,7 +1029,7 @@
       <w:tr>
         <w:tc>
           <w:tcPr>
-            <w:tcW w:w="3690" w:type="dxa"/>
+            <w:tcW w:w="3960" w:type="dxa"/>
           </w:tcPr>
           <w:p>
             <w:pPr>
@@ -1040,8 +1042,7 @@
         </w:tc>
         <w:tc>
           <w:tcPr>
-            <w:tcW w:w="6678" w:type="dxa"/>
-            <w:gridSpan w:val="2"/>
+            <w:tcW w:w="3960" w:type="dxa"/>
           </w:tcPr>
           <w:p>
             <w:pPr>
@@ -1056,7 +1057,7 @@
       <w:tr>
         <w:tc>
           <w:tcPr>
-            <w:tcW w:w="3690" w:type="dxa"/>
+            <w:tcW w:w="3960" w:type="dxa"/>
           </w:tcPr>
           <w:p>
             <w:pPr>
@@ -1069,8 +1070,7 @@
         </w:tc>
         <w:tc>
           <w:tcPr>
-            <w:tcW w:w="6678" w:type="dxa"/>
-            <w:gridSpan w:val="2"/>
+            <w:tcW w:w="3960" w:type="dxa"/>
           </w:tcPr>
           <w:p>
             <w:pPr>
@@ -1085,7 +1085,7 @@
       <w:tr>
         <w:tc>
           <w:tcPr>
-            <w:tcW w:w="3690" w:type="dxa"/>
+            <w:tcW w:w="3960" w:type="dxa"/>
           </w:tcPr>
           <w:p>
             <w:pPr>
@@ -1098,8 +1098,7 @@
         </w:tc>
         <w:tc>
           <w:tcPr>
-            <w:tcW w:w="6678" w:type="dxa"/>
-            <w:gridSpan w:val="2"/>
+            <w:tcW w:w="3960" w:type="dxa"/>
           </w:tcPr>
           <w:p>
             <w:pPr>
@@ -1114,7 +1113,7 @@
       <w:tr>
         <w:tc>
           <w:tcPr>
-            <w:tcW w:w="3690" w:type="dxa"/>
+            <w:tcW w:w="3960" w:type="dxa"/>
           </w:tcPr>
           <w:p>
             <w:pPr>
@@ -1127,8 +1126,7 @@
         </w:tc>
         <w:tc>
           <w:tcPr>
-            <w:tcW w:w="6678" w:type="dxa"/>
-            <w:gridSpan w:val="2"/>
+            <w:tcW w:w="3960" w:type="dxa"/>
           </w:tcPr>
           <w:p>
             <w:pPr>
@@ -1143,7 +1141,7 @@
       <w:tr>
         <w:tc>
           <w:tcPr>
-            <w:tcW w:w="3690" w:type="dxa"/>
+            <w:tcW w:w="3960" w:type="dxa"/>
           </w:tcPr>
           <w:p>
             <w:pPr>
@@ -1156,8 +1154,7 @@
         </w:tc>
         <w:tc>
           <w:tcPr>
-            <w:tcW w:w="6678" w:type="dxa"/>
-            <w:gridSpan w:val="2"/>
+            <w:tcW w:w="3960" w:type="dxa"/>
           </w:tcPr>
           <w:p>
             <w:pPr>
@@ -1172,7 +1169,7 @@
       <w:tr>
         <w:tc>
           <w:tcPr>
-            <w:tcW w:w="3690" w:type="dxa"/>
+            <w:tcW w:w="3960" w:type="dxa"/>
           </w:tcPr>
           <w:p>
             <w:pPr>
@@ -1185,8 +1182,7 @@
         </w:tc>
         <w:tc>
           <w:tcPr>
-            <w:tcW w:w="6678" w:type="dxa"/>
-            <w:gridSpan w:val="2"/>
+            <w:tcW w:w="3960" w:type="dxa"/>
           </w:tcPr>
           <w:p>
             <w:pPr>
@@ -1201,7 +1197,7 @@
       <w:tr>
         <w:tc>
           <w:tcPr>
-            <w:tcW w:w="3690" w:type="dxa"/>
+            <w:tcW w:w="3960" w:type="dxa"/>
           </w:tcPr>
           <w:p>
             <w:pPr>
@@ -1214,8 +1210,7 @@
         </w:tc>
         <w:tc>
           <w:tcPr>
-            <w:tcW w:w="6678" w:type="dxa"/>
-            <w:gridSpan w:val="2"/>
+            <w:tcW w:w="3960" w:type="dxa"/>
           </w:tcPr>
           <w:p>
             <w:pPr>
@@ -1233,8 +1228,8 @@
         <w:rPr>
           <w:noProof/>
         </w:rPr>
-        <w:pict w14:anchorId="68935E4F">
-          <v:rect id="_x0000_i1045" alt="" style="width:468pt;height:.05pt;mso-width-percent:0;mso-height-percent:0;mso-width-percent:0;mso-height-percent:0" o:hralign="center" o:hrstd="t" o:hr="t"/>
+        <w:pict w14:anchorId="358E5082">
+          <v:rect id="_x0000_i1046" alt="" style="width:468pt;height:.05pt;mso-width-percent:0;mso-height-percent:0;mso-width-percent:0;mso-height-percent:0" o:hralign="center" o:hrstd="t" o:hr="t"/>
         </w:pict>
       </w:r>
     </w:p>
@@ -1245,6 +1240,7 @@
       <w:bookmarkStart w:id="11" w:name="core-doctrine"/>
       <w:bookmarkEnd w:id="10"/>
       <w:r>
+        <w:lastRenderedPageBreak/>
         <w:t>1. Core Doctrine</w:t>
       </w:r>
     </w:p>
@@ -1514,7 +1510,6 @@
       <w:bookmarkStart w:id="17" w:name="deterministic-execution"/>
       <w:bookmarkEnd w:id="16"/>
       <w:r>
-        <w:lastRenderedPageBreak/>
         <w:t>1.6 Deterministic Execution</w:t>
       </w:r>
     </w:p>
@@ -1625,6 +1620,7 @@
         </w:numPr>
       </w:pPr>
       <w:r>
+        <w:lastRenderedPageBreak/>
         <w:t>All authority originates exclusively from protocol declarations: (AC, IN, WF, CC)</w:t>
       </w:r>
     </w:p>
@@ -1785,8 +1781,8 @@
         <w:rPr>
           <w:noProof/>
         </w:rPr>
-        <w:pict w14:anchorId="2CB5855F">
-          <v:rect id="_x0000_i1044" alt="" style="width:468pt;height:.05pt;mso-width-percent:0;mso-height-percent:0;mso-width-percent:0;mso-height-percent:0" o:hralign="center" o:hrstd="t" o:hr="t"/>
+        <w:pict w14:anchorId="5F464198">
+          <v:rect id="_x0000_i1045" alt="" style="width:468pt;height:.05pt;mso-width-percent:0;mso-height-percent:0;mso-width-percent:0;mso-height-percent:0" o:hralign="center" o:hrstd="t" o:hr="t"/>
         </w:pict>
       </w:r>
     </w:p>
@@ -1818,10 +1814,10 @@
         <w:tblLook w:val="0020" w:firstRow="1" w:lastRow="0" w:firstColumn="0" w:lastColumn="0" w:noHBand="0" w:noVBand="0"/>
       </w:tblPr>
       <w:tblGrid>
-        <w:gridCol w:w="1620"/>
-        <w:gridCol w:w="2610"/>
-        <w:gridCol w:w="4500"/>
-        <w:gridCol w:w="1638"/>
+        <w:gridCol w:w="1077"/>
+        <w:gridCol w:w="2726"/>
+        <w:gridCol w:w="4042"/>
+        <w:gridCol w:w="1515"/>
       </w:tblGrid>
       <w:tr>
         <w:trPr>
@@ -1830,7 +1826,7 @@
         </w:trPr>
         <w:tc>
           <w:tcPr>
-            <w:tcW w:w="1620" w:type="dxa"/>
+            <w:tcW w:w="1098" w:type="dxa"/>
           </w:tcPr>
           <w:p>
             <w:pPr>
@@ -1843,7 +1839,7 @@
         </w:tc>
         <w:tc>
           <w:tcPr>
-            <w:tcW w:w="2610" w:type="dxa"/>
+            <w:tcW w:w="2790" w:type="dxa"/>
           </w:tcPr>
           <w:p>
             <w:pPr>
@@ -1856,7 +1852,7 @@
         </w:tc>
         <w:tc>
           <w:tcPr>
-            <w:tcW w:w="4500" w:type="dxa"/>
+            <w:tcW w:w="4140" w:type="dxa"/>
           </w:tcPr>
           <w:p>
             <w:pPr>
@@ -1869,7 +1865,7 @@
         </w:tc>
         <w:tc>
           <w:tcPr>
-            <w:tcW w:w="1638" w:type="dxa"/>
+            <w:tcW w:w="1548" w:type="dxa"/>
           </w:tcPr>
           <w:p>
             <w:pPr>
@@ -1884,7 +1880,7 @@
       <w:tr>
         <w:tc>
           <w:tcPr>
-            <w:tcW w:w="1620" w:type="dxa"/>
+            <w:tcW w:w="1098" w:type="dxa"/>
           </w:tcPr>
           <w:p>
             <w:pPr>
@@ -1900,7 +1896,7 @@
         </w:tc>
         <w:tc>
           <w:tcPr>
-            <w:tcW w:w="2610" w:type="dxa"/>
+            <w:tcW w:w="2790" w:type="dxa"/>
           </w:tcPr>
           <w:p>
             <w:pPr>
@@ -1913,7 +1909,7 @@
         </w:tc>
         <w:tc>
           <w:tcPr>
-            <w:tcW w:w="4500" w:type="dxa"/>
+            <w:tcW w:w="4140" w:type="dxa"/>
           </w:tcPr>
           <w:p>
             <w:pPr>
@@ -1926,7 +1922,7 @@
         </w:tc>
         <w:tc>
           <w:tcPr>
-            <w:tcW w:w="1638" w:type="dxa"/>
+            <w:tcW w:w="1548" w:type="dxa"/>
           </w:tcPr>
           <w:p>
             <w:pPr>
@@ -1941,7 +1937,7 @@
       <w:tr>
         <w:tc>
           <w:tcPr>
-            <w:tcW w:w="1620" w:type="dxa"/>
+            <w:tcW w:w="1098" w:type="dxa"/>
           </w:tcPr>
           <w:p>
             <w:pPr>
@@ -1957,7 +1953,7 @@
         </w:tc>
         <w:tc>
           <w:tcPr>
-            <w:tcW w:w="2610" w:type="dxa"/>
+            <w:tcW w:w="2790" w:type="dxa"/>
           </w:tcPr>
           <w:p>
             <w:pPr>
@@ -1970,7 +1966,7 @@
         </w:tc>
         <w:tc>
           <w:tcPr>
-            <w:tcW w:w="4500" w:type="dxa"/>
+            <w:tcW w:w="4140" w:type="dxa"/>
           </w:tcPr>
           <w:p>
             <w:pPr>
@@ -1983,7 +1979,7 @@
         </w:tc>
         <w:tc>
           <w:tcPr>
-            <w:tcW w:w="1638" w:type="dxa"/>
+            <w:tcW w:w="1548" w:type="dxa"/>
           </w:tcPr>
           <w:p>
             <w:pPr>
@@ -1998,7 +1994,7 @@
       <w:tr>
         <w:tc>
           <w:tcPr>
-            <w:tcW w:w="1620" w:type="dxa"/>
+            <w:tcW w:w="1098" w:type="dxa"/>
           </w:tcPr>
           <w:p>
             <w:pPr>
@@ -2014,7 +2010,7 @@
         </w:tc>
         <w:tc>
           <w:tcPr>
-            <w:tcW w:w="2610" w:type="dxa"/>
+            <w:tcW w:w="2790" w:type="dxa"/>
           </w:tcPr>
           <w:p>
             <w:pPr>
@@ -2027,7 +2023,7 @@
         </w:tc>
         <w:tc>
           <w:tcPr>
-            <w:tcW w:w="4500" w:type="dxa"/>
+            <w:tcW w:w="4140" w:type="dxa"/>
           </w:tcPr>
           <w:p>
             <w:pPr>
@@ -2040,7 +2036,7 @@
         </w:tc>
         <w:tc>
           <w:tcPr>
-            <w:tcW w:w="1638" w:type="dxa"/>
+            <w:tcW w:w="1548" w:type="dxa"/>
           </w:tcPr>
           <w:p>
             <w:pPr>
@@ -2055,7 +2051,121 @@
       <w:tr>
         <w:tc>
           <w:tcPr>
-            <w:tcW w:w="1620" w:type="dxa"/>
+            <w:tcW w:w="1098" w:type="dxa"/>
+          </w:tcPr>
+          <w:p>
+            <w:pPr>
+              <w:pStyle w:val="Compact"/>
+            </w:pPr>
+            <w:r>
+              <w:rPr>
+                <w:rStyle w:val="VerbatimChar"/>
+              </w:rPr>
+              <w:t>WF_</w:t>
+            </w:r>
+          </w:p>
+        </w:tc>
+        <w:tc>
+          <w:tcPr>
+            <w:tcW w:w="2790" w:type="dxa"/>
+          </w:tcPr>
+          <w:p>
+            <w:pPr>
+              <w:pStyle w:val="Compact"/>
+            </w:pPr>
+            <w:r>
+              <w:t>Workflow</w:t>
+            </w:r>
+          </w:p>
+        </w:tc>
+        <w:tc>
+          <w:tcPr>
+            <w:tcW w:w="4140" w:type="dxa"/>
+          </w:tcPr>
+          <w:p>
+            <w:pPr>
+              <w:pStyle w:val="Compact"/>
+            </w:pPr>
+            <w:r>
+              <w:t>Declarative execution topology graph; compile-time governed traversal; determines admissible step sequences</w:t>
+            </w:r>
+          </w:p>
+        </w:tc>
+        <w:tc>
+          <w:tcPr>
+            <w:tcW w:w="1548" w:type="dxa"/>
+          </w:tcPr>
+          <w:p>
+            <w:pPr>
+              <w:pStyle w:val="Compact"/>
+            </w:pPr>
+            <w:r>
+              <w:t>Authority</w:t>
+            </w:r>
+          </w:p>
+        </w:tc>
+      </w:tr>
+      <w:tr>
+        <w:tc>
+          <w:tcPr>
+            <w:tcW w:w="1098" w:type="dxa"/>
+          </w:tcPr>
+          <w:p>
+            <w:pPr>
+              <w:pStyle w:val="Compact"/>
+            </w:pPr>
+            <w:r>
+              <w:rPr>
+                <w:rStyle w:val="VerbatimChar"/>
+              </w:rPr>
+              <w:t>CC_</w:t>
+            </w:r>
+          </w:p>
+        </w:tc>
+        <w:tc>
+          <w:tcPr>
+            <w:tcW w:w="2790" w:type="dxa"/>
+          </w:tcPr>
+          <w:p>
+            <w:pPr>
+              <w:pStyle w:val="Compact"/>
+            </w:pPr>
+            <w:r>
+              <w:t>Capability Contract</w:t>
+            </w:r>
+          </w:p>
+        </w:tc>
+        <w:tc>
+          <w:tcPr>
+            <w:tcW w:w="4140" w:type="dxa"/>
+          </w:tcPr>
+          <w:p>
+            <w:pPr>
+              <w:pStyle w:val="Compact"/>
+            </w:pPr>
+            <w:r>
+              <w:t>Named DAG node; declares inputs, outputs, routing outcomes</w:t>
+            </w:r>
+          </w:p>
+        </w:tc>
+        <w:tc>
+          <w:tcPr>
+            <w:tcW w:w="1548" w:type="dxa"/>
+          </w:tcPr>
+          <w:p>
+            <w:pPr>
+              <w:pStyle w:val="Compact"/>
+            </w:pPr>
+            <w:r>
+              <w:t>Capability</w:t>
+            </w:r>
+          </w:p>
+        </w:tc>
+      </w:tr>
+      <w:tr>
+        <w:tc>
+          <w:tcPr>
+            <w:tcW w:w="1098" w:type="dxa"/>
           </w:tcPr>
           <w:p>
             <w:pPr>
@@ -2066,96 +2176,39 @@
                 <w:rStyle w:val="VerbatimChar"/>
               </w:rPr>
               <w:lastRenderedPageBreak/>
-              <w:t>WF_</w:t>
-            </w:r>
-          </w:p>
-        </w:tc>
-        <w:tc>
-          <w:tcPr>
-            <w:tcW w:w="2610" w:type="dxa"/>
-          </w:tcPr>
-          <w:p>
-            <w:pPr>
-              <w:pStyle w:val="Compact"/>
-            </w:pPr>
-            <w:r>
-              <w:t>Workflow</w:t>
-            </w:r>
-          </w:p>
-        </w:tc>
-        <w:tc>
-          <w:tcPr>
-            <w:tcW w:w="4500" w:type="dxa"/>
-          </w:tcPr>
-          <w:p>
-            <w:pPr>
-              <w:pStyle w:val="Compact"/>
-            </w:pPr>
-            <w:r>
-              <w:t>Declarative execution topology graph; compile-time governed traversal; determines admissible step sequences</w:t>
-            </w:r>
-          </w:p>
-        </w:tc>
-        <w:tc>
-          <w:tcPr>
-            <w:tcW w:w="1638" w:type="dxa"/>
-          </w:tcPr>
-          <w:p>
-            <w:pPr>
-              <w:pStyle w:val="Compact"/>
-            </w:pPr>
-            <w:r>
-              <w:t>Authority</w:t>
-            </w:r>
-          </w:p>
-        </w:tc>
-      </w:tr>
-      <w:tr>
-        <w:tc>
-          <w:tcPr>
-            <w:tcW w:w="1620" w:type="dxa"/>
-          </w:tcPr>
-          <w:p>
-            <w:pPr>
-              <w:pStyle w:val="Compact"/>
-            </w:pPr>
-            <w:r>
-              <w:rPr>
-                <w:rStyle w:val="VerbatimChar"/>
-              </w:rPr>
-              <w:t>CC_</w:t>
-            </w:r>
-          </w:p>
-        </w:tc>
-        <w:tc>
-          <w:tcPr>
-            <w:tcW w:w="2610" w:type="dxa"/>
-          </w:tcPr>
-          <w:p>
-            <w:pPr>
-              <w:pStyle w:val="Compact"/>
-            </w:pPr>
-            <w:r>
-              <w:t>Capability Contract</w:t>
-            </w:r>
-          </w:p>
-        </w:tc>
-        <w:tc>
-          <w:tcPr>
-            <w:tcW w:w="4500" w:type="dxa"/>
-          </w:tcPr>
-          <w:p>
-            <w:pPr>
-              <w:pStyle w:val="Compact"/>
-            </w:pPr>
-            <w:r>
-              <w:t>Named DAG node; declares inputs, outputs, routing outcomes</w:t>
-            </w:r>
-          </w:p>
-        </w:tc>
-        <w:tc>
-          <w:tcPr>
-            <w:tcW w:w="1638" w:type="dxa"/>
+              <w:t>CT_</w:t>
+            </w:r>
+          </w:p>
+        </w:tc>
+        <w:tc>
+          <w:tcPr>
+            <w:tcW w:w="2790" w:type="dxa"/>
+          </w:tcPr>
+          <w:p>
+            <w:pPr>
+              <w:pStyle w:val="Compact"/>
+            </w:pPr>
+            <w:r>
+              <w:t>Capability Transform</w:t>
+            </w:r>
+          </w:p>
+        </w:tc>
+        <w:tc>
+          <w:tcPr>
+            <w:tcW w:w="4140" w:type="dxa"/>
+          </w:tcPr>
+          <w:p>
+            <w:pPr>
+              <w:pStyle w:val="Compact"/>
+            </w:pPr>
+            <w:r>
+              <w:t>Pure computation; deterministic; zero side effects</w:t>
+            </w:r>
+          </w:p>
+        </w:tc>
+        <w:tc>
+          <w:tcPr>
+            <w:tcW w:w="1548" w:type="dxa"/>
           </w:tcPr>
           <w:p>
             <w:pPr>
@@ -2170,64 +2223,7 @@
       <w:tr>
         <w:tc>
           <w:tcPr>
-            <w:tcW w:w="1620" w:type="dxa"/>
-          </w:tcPr>
-          <w:p>
-            <w:pPr>
-              <w:pStyle w:val="Compact"/>
-            </w:pPr>
-            <w:r>
-              <w:rPr>
-                <w:rStyle w:val="VerbatimChar"/>
-              </w:rPr>
-              <w:t>CT_</w:t>
-            </w:r>
-          </w:p>
-        </w:tc>
-        <w:tc>
-          <w:tcPr>
-            <w:tcW w:w="2610" w:type="dxa"/>
-          </w:tcPr>
-          <w:p>
-            <w:pPr>
-              <w:pStyle w:val="Compact"/>
-            </w:pPr>
-            <w:r>
-              <w:t>Capability Transform</w:t>
-            </w:r>
-          </w:p>
-        </w:tc>
-        <w:tc>
-          <w:tcPr>
-            <w:tcW w:w="4500" w:type="dxa"/>
-          </w:tcPr>
-          <w:p>
-            <w:pPr>
-              <w:pStyle w:val="Compact"/>
-            </w:pPr>
-            <w:r>
-              <w:t>Pure computation; deterministic; zero side effects</w:t>
-            </w:r>
-          </w:p>
-        </w:tc>
-        <w:tc>
-          <w:tcPr>
-            <w:tcW w:w="1638" w:type="dxa"/>
-          </w:tcPr>
-          <w:p>
-            <w:pPr>
-              <w:pStyle w:val="Compact"/>
-            </w:pPr>
-            <w:r>
-              <w:t>Capability</w:t>
-            </w:r>
-          </w:p>
-        </w:tc>
-      </w:tr>
-      <w:tr>
-        <w:tc>
-          <w:tcPr>
-            <w:tcW w:w="1620" w:type="dxa"/>
+            <w:tcW w:w="1098" w:type="dxa"/>
           </w:tcPr>
           <w:p>
             <w:pPr>
@@ -2243,7 +2239,7 @@
         </w:tc>
         <w:tc>
           <w:tcPr>
-            <w:tcW w:w="2610" w:type="dxa"/>
+            <w:tcW w:w="2790" w:type="dxa"/>
           </w:tcPr>
           <w:p>
             <w:pPr>
@@ -2256,7 +2252,7 @@
         </w:tc>
         <w:tc>
           <w:tcPr>
-            <w:tcW w:w="4500" w:type="dxa"/>
+            <w:tcW w:w="4140" w:type="dxa"/>
           </w:tcPr>
           <w:p>
             <w:pPr>
@@ -2269,7 +2265,7 @@
         </w:tc>
         <w:tc>
           <w:tcPr>
-            <w:tcW w:w="1638" w:type="dxa"/>
+            <w:tcW w:w="1548" w:type="dxa"/>
           </w:tcPr>
           <w:p>
             <w:pPr>
@@ -2284,7 +2280,7 @@
       <w:tr>
         <w:tc>
           <w:tcPr>
-            <w:tcW w:w="1620" w:type="dxa"/>
+            <w:tcW w:w="1098" w:type="dxa"/>
           </w:tcPr>
           <w:p>
             <w:pPr>
@@ -2300,7 +2296,7 @@
         </w:tc>
         <w:tc>
           <w:tcPr>
-            <w:tcW w:w="2610" w:type="dxa"/>
+            <w:tcW w:w="2790" w:type="dxa"/>
           </w:tcPr>
           <w:p>
             <w:pPr>
@@ -2313,7 +2309,7 @@
         </w:tc>
         <w:tc>
           <w:tcPr>
-            <w:tcW w:w="4500" w:type="dxa"/>
+            <w:tcW w:w="4140" w:type="dxa"/>
           </w:tcPr>
           <w:p>
             <w:pPr>
@@ -2326,7 +2322,7 @@
         </w:tc>
         <w:tc>
           <w:tcPr>
-            <w:tcW w:w="1638" w:type="dxa"/>
+            <w:tcW w:w="1548" w:type="dxa"/>
           </w:tcPr>
           <w:p>
             <w:pPr>
@@ -2341,7 +2337,7 @@
       <w:tr>
         <w:tc>
           <w:tcPr>
-            <w:tcW w:w="1620" w:type="dxa"/>
+            <w:tcW w:w="1098" w:type="dxa"/>
           </w:tcPr>
           <w:p>
             <w:pPr>
@@ -2357,7 +2353,7 @@
         </w:tc>
         <w:tc>
           <w:tcPr>
-            <w:tcW w:w="2610" w:type="dxa"/>
+            <w:tcW w:w="2790" w:type="dxa"/>
           </w:tcPr>
           <w:p>
             <w:pPr>
@@ -2370,7 +2366,7 @@
         </w:tc>
         <w:tc>
           <w:tcPr>
-            <w:tcW w:w="4500" w:type="dxa"/>
+            <w:tcW w:w="4140" w:type="dxa"/>
           </w:tcPr>
           <w:p>
             <w:pPr>
@@ -2383,7 +2379,7 @@
         </w:tc>
         <w:tc>
           <w:tcPr>
-            <w:tcW w:w="1638" w:type="dxa"/>
+            <w:tcW w:w="1548" w:type="dxa"/>
           </w:tcPr>
           <w:p>
             <w:pPr>
@@ -2416,9 +2412,9 @@
         <w:tblLook w:val="0020" w:firstRow="1" w:lastRow="0" w:firstColumn="0" w:lastColumn="0" w:noHBand="0" w:noVBand="0"/>
       </w:tblPr>
       <w:tblGrid>
-        <w:gridCol w:w="4148"/>
-        <w:gridCol w:w="3110"/>
-        <w:gridCol w:w="3110"/>
+        <w:gridCol w:w="1165"/>
+        <w:gridCol w:w="2640"/>
+        <w:gridCol w:w="5555"/>
       </w:tblGrid>
       <w:tr>
         <w:trPr>
@@ -2427,7 +2423,7 @@
         </w:trPr>
         <w:tc>
           <w:tcPr>
-            <w:tcW w:w="3168" w:type="dxa"/>
+            <w:tcW w:w="1188" w:type="dxa"/>
           </w:tcPr>
           <w:p>
             <w:pPr>
@@ -2440,7 +2436,7 @@
         </w:tc>
         <w:tc>
           <w:tcPr>
-            <w:tcW w:w="2376" w:type="dxa"/>
+            <w:tcW w:w="2700" w:type="dxa"/>
           </w:tcPr>
           <w:p>
             <w:pPr>
@@ -2453,7 +2449,7 @@
         </w:tc>
         <w:tc>
           <w:tcPr>
-            <w:tcW w:w="2376" w:type="dxa"/>
+            <w:tcW w:w="5688" w:type="dxa"/>
           </w:tcPr>
           <w:p>
             <w:pPr>
@@ -2468,7 +2464,7 @@
       <w:tr>
         <w:tc>
           <w:tcPr>
-            <w:tcW w:w="3168" w:type="dxa"/>
+            <w:tcW w:w="1188" w:type="dxa"/>
           </w:tcPr>
           <w:p>
             <w:pPr>
@@ -2484,7 +2480,7 @@
         </w:tc>
         <w:tc>
           <w:tcPr>
-            <w:tcW w:w="2376" w:type="dxa"/>
+            <w:tcW w:w="2700" w:type="dxa"/>
           </w:tcPr>
           <w:p>
             <w:pPr>
@@ -2497,7 +2493,7 @@
         </w:tc>
         <w:tc>
           <w:tcPr>
-            <w:tcW w:w="2376" w:type="dxa"/>
+            <w:tcW w:w="5688" w:type="dxa"/>
           </w:tcPr>
           <w:p>
             <w:pPr>
@@ -2528,9 +2524,8 @@
         <w:tblLook w:val="0020" w:firstRow="1" w:lastRow="0" w:firstColumn="0" w:lastColumn="0" w:noHBand="0" w:noVBand="0"/>
       </w:tblPr>
       <w:tblGrid>
-        <w:gridCol w:w="3060"/>
-        <w:gridCol w:w="3649"/>
-        <w:gridCol w:w="3659"/>
+        <w:gridCol w:w="1956"/>
+        <w:gridCol w:w="7404"/>
       </w:tblGrid>
       <w:tr>
         <w:trPr>
@@ -2539,8 +2534,7 @@
         </w:trPr>
         <w:tc>
           <w:tcPr>
-            <w:tcW w:w="6709" w:type="dxa"/>
-            <w:gridSpan w:val="2"/>
+            <w:tcW w:w="1998" w:type="dxa"/>
           </w:tcPr>
           <w:p>
             <w:pPr>
@@ -2553,7 +2547,7 @@
         </w:tc>
         <w:tc>
           <w:tcPr>
-            <w:tcW w:w="3659" w:type="dxa"/>
+            <w:tcW w:w="7578" w:type="dxa"/>
           </w:tcPr>
           <w:p>
             <w:pPr>
@@ -2568,7 +2562,7 @@
       <w:tr>
         <w:tc>
           <w:tcPr>
-            <w:tcW w:w="3060" w:type="dxa"/>
+            <w:tcW w:w="1998" w:type="dxa"/>
           </w:tcPr>
           <w:p>
             <w:pPr>
@@ -2581,8 +2575,7 @@
         </w:tc>
         <w:tc>
           <w:tcPr>
-            <w:tcW w:w="7308" w:type="dxa"/>
-            <w:gridSpan w:val="2"/>
+            <w:tcW w:w="7578" w:type="dxa"/>
           </w:tcPr>
           <w:p>
             <w:pPr>
@@ -2597,7 +2590,7 @@
       <w:tr>
         <w:tc>
           <w:tcPr>
-            <w:tcW w:w="3060" w:type="dxa"/>
+            <w:tcW w:w="1998" w:type="dxa"/>
           </w:tcPr>
           <w:p>
             <w:pPr>
@@ -2610,8 +2603,7 @@
         </w:tc>
         <w:tc>
           <w:tcPr>
-            <w:tcW w:w="7308" w:type="dxa"/>
-            <w:gridSpan w:val="2"/>
+            <w:tcW w:w="7578" w:type="dxa"/>
           </w:tcPr>
           <w:p>
             <w:pPr>
@@ -2626,7 +2618,7 @@
       <w:tr>
         <w:tc>
           <w:tcPr>
-            <w:tcW w:w="3060" w:type="dxa"/>
+            <w:tcW w:w="1998" w:type="dxa"/>
           </w:tcPr>
           <w:p>
             <w:pPr>
@@ -2639,8 +2631,7 @@
         </w:tc>
         <w:tc>
           <w:tcPr>
-            <w:tcW w:w="7308" w:type="dxa"/>
-            <w:gridSpan w:val="2"/>
+            <w:tcW w:w="7578" w:type="dxa"/>
           </w:tcPr>
           <w:p>
             <w:pPr>
@@ -2655,7 +2646,7 @@
       <w:tr>
         <w:tc>
           <w:tcPr>
-            <w:tcW w:w="3060" w:type="dxa"/>
+            <w:tcW w:w="1998" w:type="dxa"/>
           </w:tcPr>
           <w:p>
             <w:pPr>
@@ -2668,8 +2659,7 @@
         </w:tc>
         <w:tc>
           <w:tcPr>
-            <w:tcW w:w="7308" w:type="dxa"/>
-            <w:gridSpan w:val="2"/>
+            <w:tcW w:w="7578" w:type="dxa"/>
           </w:tcPr>
           <w:p>
             <w:pPr>
@@ -2684,7 +2674,7 @@
       <w:tr>
         <w:tc>
           <w:tcPr>
-            <w:tcW w:w="3060" w:type="dxa"/>
+            <w:tcW w:w="1998" w:type="dxa"/>
           </w:tcPr>
           <w:p>
             <w:pPr>
@@ -2697,8 +2687,7 @@
         </w:tc>
         <w:tc>
           <w:tcPr>
-            <w:tcW w:w="7308" w:type="dxa"/>
-            <w:gridSpan w:val="2"/>
+            <w:tcW w:w="7578" w:type="dxa"/>
           </w:tcPr>
           <w:p>
             <w:pPr>
@@ -2719,7 +2708,7 @@
       <w:tr>
         <w:tc>
           <w:tcPr>
-            <w:tcW w:w="3060" w:type="dxa"/>
+            <w:tcW w:w="1998" w:type="dxa"/>
           </w:tcPr>
           <w:p>
             <w:pPr>
@@ -2732,8 +2721,7 @@
         </w:tc>
         <w:tc>
           <w:tcPr>
-            <w:tcW w:w="7308" w:type="dxa"/>
-            <w:gridSpan w:val="2"/>
+            <w:tcW w:w="7578" w:type="dxa"/>
           </w:tcPr>
           <w:p>
             <w:pPr>
@@ -2748,7 +2736,7 @@
       <w:tr>
         <w:tc>
           <w:tcPr>
-            <w:tcW w:w="3060" w:type="dxa"/>
+            <w:tcW w:w="1998" w:type="dxa"/>
           </w:tcPr>
           <w:p>
             <w:pPr>
@@ -2761,8 +2749,7 @@
         </w:tc>
         <w:tc>
           <w:tcPr>
-            <w:tcW w:w="7308" w:type="dxa"/>
-            <w:gridSpan w:val="2"/>
+            <w:tcW w:w="7578" w:type="dxa"/>
           </w:tcPr>
           <w:p>
             <w:pPr>
@@ -2832,11 +2819,7 @@
         <w:pStyle w:val="FirstParagraph"/>
       </w:pPr>
       <w:r>
-        <w:t xml:space="preserve">PGS has five orthogonal governance surfaces. Each governs a distinct concern. They evolve independently — adding governance sophistication to one surface does not couple to any other. </w:t>
-      </w:r>
-      <w:r>
-        <w:lastRenderedPageBreak/>
-        <w:t>New gorvernance surface may be added as long separation of concerns principal is not violated by design.</w:t>
+        <w:t>PGS has five orthogonal governance surfaces. Each governs a distinct concern. They evolve independently — adding governance sophistication to one surface does not couple to any other. New gorvernance surface may be added as long separation of concerns principal is not violated by design.</w:t>
       </w:r>
     </w:p>
     <w:tbl>
@@ -2847,9 +2830,8 @@
         <w:tblLook w:val="0020" w:firstRow="1" w:lastRow="0" w:firstColumn="0" w:lastColumn="0" w:noHBand="0" w:noVBand="0"/>
       </w:tblPr>
       <w:tblGrid>
-        <w:gridCol w:w="2970"/>
-        <w:gridCol w:w="4181"/>
-        <w:gridCol w:w="3217"/>
+        <w:gridCol w:w="2483"/>
+        <w:gridCol w:w="6877"/>
       </w:tblGrid>
       <w:tr>
         <w:trPr>
@@ -2858,21 +2840,21 @@
         </w:trPr>
         <w:tc>
           <w:tcPr>
-            <w:tcW w:w="7151" w:type="dxa"/>
-            <w:gridSpan w:val="2"/>
-          </w:tcPr>
-          <w:p>
-            <w:pPr>
-              <w:pStyle w:val="Compact"/>
-            </w:pPr>
-            <w:r>
+            <w:tcW w:w="2538" w:type="dxa"/>
+          </w:tcPr>
+          <w:p>
+            <w:pPr>
+              <w:pStyle w:val="Compact"/>
+            </w:pPr>
+            <w:r>
+              <w:lastRenderedPageBreak/>
               <w:t>Governance Surface</w:t>
             </w:r>
           </w:p>
         </w:tc>
         <w:tc>
           <w:tcPr>
-            <w:tcW w:w="3217" w:type="dxa"/>
+            <w:tcW w:w="7038" w:type="dxa"/>
           </w:tcPr>
           <w:p>
             <w:pPr>
@@ -2887,7 +2869,7 @@
       <w:tr>
         <w:tc>
           <w:tcPr>
-            <w:tcW w:w="2970" w:type="dxa"/>
+            <w:tcW w:w="2538" w:type="dxa"/>
           </w:tcPr>
           <w:p>
             <w:pPr>
@@ -2904,8 +2886,7 @@
         </w:tc>
         <w:tc>
           <w:tcPr>
-            <w:tcW w:w="7398" w:type="dxa"/>
-            <w:gridSpan w:val="2"/>
+            <w:tcW w:w="7038" w:type="dxa"/>
           </w:tcPr>
           <w:p>
             <w:pPr>
@@ -2920,7 +2901,7 @@
       <w:tr>
         <w:tc>
           <w:tcPr>
-            <w:tcW w:w="2970" w:type="dxa"/>
+            <w:tcW w:w="2538" w:type="dxa"/>
           </w:tcPr>
           <w:p>
             <w:pPr>
@@ -2937,8 +2918,7 @@
         </w:tc>
         <w:tc>
           <w:tcPr>
-            <w:tcW w:w="7398" w:type="dxa"/>
-            <w:gridSpan w:val="2"/>
+            <w:tcW w:w="7038" w:type="dxa"/>
           </w:tcPr>
           <w:p>
             <w:pPr>
@@ -2953,7 +2933,7 @@
       <w:tr>
         <w:tc>
           <w:tcPr>
-            <w:tcW w:w="2970" w:type="dxa"/>
+            <w:tcW w:w="2538" w:type="dxa"/>
           </w:tcPr>
           <w:p>
             <w:pPr>
@@ -2970,8 +2950,7 @@
         </w:tc>
         <w:tc>
           <w:tcPr>
-            <w:tcW w:w="7398" w:type="dxa"/>
-            <w:gridSpan w:val="2"/>
+            <w:tcW w:w="7038" w:type="dxa"/>
           </w:tcPr>
           <w:p>
             <w:pPr>
@@ -2986,7 +2965,7 @@
       <w:tr>
         <w:tc>
           <w:tcPr>
-            <w:tcW w:w="2970" w:type="dxa"/>
+            <w:tcW w:w="2538" w:type="dxa"/>
           </w:tcPr>
           <w:p>
             <w:pPr>
@@ -3003,8 +2982,7 @@
         </w:tc>
         <w:tc>
           <w:tcPr>
-            <w:tcW w:w="7398" w:type="dxa"/>
-            <w:gridSpan w:val="2"/>
+            <w:tcW w:w="7038" w:type="dxa"/>
           </w:tcPr>
           <w:p>
             <w:pPr>
@@ -3019,7 +2997,7 @@
       <w:tr>
         <w:tc>
           <w:tcPr>
-            <w:tcW w:w="2970" w:type="dxa"/>
+            <w:tcW w:w="2538" w:type="dxa"/>
           </w:tcPr>
           <w:p>
             <w:pPr>
@@ -3036,8 +3014,7 @@
         </w:tc>
         <w:tc>
           <w:tcPr>
-            <w:tcW w:w="7398" w:type="dxa"/>
-            <w:gridSpan w:val="2"/>
+            <w:tcW w:w="7038" w:type="dxa"/>
           </w:tcPr>
           <w:p>
             <w:pPr>
@@ -3464,8 +3441,8 @@
         <w:rPr>
           <w:noProof/>
         </w:rPr>
-        <w:pict w14:anchorId="6DA0A560">
-          <v:rect id="_x0000_i1043" alt="" style="width:468pt;height:.05pt;mso-width-percent:0;mso-height-percent:0;mso-width-percent:0;mso-height-percent:0" o:hralign="center" o:hrstd="t" o:hr="t"/>
+        <w:pict w14:anchorId="7A235E84">
+          <v:rect id="_x0000_i1044" alt="" style="width:468pt;height:.05pt;mso-width-percent:0;mso-height-percent:0;mso-width-percent:0;mso-height-percent:0" o:hralign="center" o:hrstd="t" o:hr="t"/>
         </w:pict>
       </w:r>
     </w:p>
@@ -3542,6 +3519,7 @@
         <w:rPr>
           <w:rStyle w:val="VerbatimChar"/>
         </w:rPr>
+        <w:lastRenderedPageBreak/>
         <w:t xml:space="preserve">     → CC_2 (inputs resolved via JSONPath: $.results.&lt;CC_CODE&gt;.&lt;field&gt;)</w:t>
       </w:r>
       <w:r>
@@ -3572,7 +3550,6 @@
         </w:numPr>
       </w:pPr>
       <w:r>
-        <w:lastRenderedPageBreak/>
         <w:t>Topology is a DAG — no cycles, deterministic termination</w:t>
       </w:r>
     </w:p>
@@ -3907,6 +3884,7 @@
         <w:rPr>
           <w:rStyle w:val="VerbatimChar"/>
         </w:rPr>
+        <w:lastRenderedPageBreak/>
         <w:t>Execution Graph G  (all admissible execution semantics live here)</w:t>
       </w:r>
       <w:r>
@@ -3977,7 +3955,6 @@
       <w:bookmarkStart w:id="34" w:name="execution-topology-governance"/>
       <w:bookmarkEnd w:id="33"/>
       <w:r>
-        <w:lastRenderedPageBreak/>
         <w:t>3.7 Execution Topology Governance</w:t>
       </w:r>
     </w:p>
@@ -4012,9 +3989,8 @@
         <w:tblLook w:val="0020" w:firstRow="1" w:lastRow="0" w:firstColumn="0" w:lastColumn="0" w:noHBand="0" w:noVBand="0"/>
       </w:tblPr>
       <w:tblGrid>
-        <w:gridCol w:w="3330"/>
-        <w:gridCol w:w="3236"/>
-        <w:gridCol w:w="3802"/>
+        <w:gridCol w:w="3186"/>
+        <w:gridCol w:w="6174"/>
       </w:tblGrid>
       <w:tr>
         <w:trPr>
@@ -4023,8 +3999,7 @@
         </w:trPr>
         <w:tc>
           <w:tcPr>
-            <w:tcW w:w="6566" w:type="dxa"/>
-            <w:gridSpan w:val="2"/>
+            <w:tcW w:w="3258" w:type="dxa"/>
           </w:tcPr>
           <w:p>
             <w:pPr>
@@ -4037,7 +4012,7 @@
         </w:tc>
         <w:tc>
           <w:tcPr>
-            <w:tcW w:w="3802" w:type="dxa"/>
+            <w:tcW w:w="6318" w:type="dxa"/>
           </w:tcPr>
           <w:p>
             <w:pPr>
@@ -4052,7 +4027,7 @@
       <w:tr>
         <w:tc>
           <w:tcPr>
-            <w:tcW w:w="3330" w:type="dxa"/>
+            <w:tcW w:w="3258" w:type="dxa"/>
           </w:tcPr>
           <w:p>
             <w:pPr>
@@ -4065,8 +4040,7 @@
         </w:tc>
         <w:tc>
           <w:tcPr>
-            <w:tcW w:w="7038" w:type="dxa"/>
-            <w:gridSpan w:val="2"/>
+            <w:tcW w:w="6318" w:type="dxa"/>
           </w:tcPr>
           <w:p>
             <w:pPr>
@@ -4081,7 +4055,7 @@
       <w:tr>
         <w:tc>
           <w:tcPr>
-            <w:tcW w:w="3330" w:type="dxa"/>
+            <w:tcW w:w="3258" w:type="dxa"/>
           </w:tcPr>
           <w:p>
             <w:pPr>
@@ -4094,8 +4068,7 @@
         </w:tc>
         <w:tc>
           <w:tcPr>
-            <w:tcW w:w="7038" w:type="dxa"/>
-            <w:gridSpan w:val="2"/>
+            <w:tcW w:w="6318" w:type="dxa"/>
           </w:tcPr>
           <w:p>
             <w:pPr>
@@ -4110,7 +4083,7 @@
       <w:tr>
         <w:tc>
           <w:tcPr>
-            <w:tcW w:w="3330" w:type="dxa"/>
+            <w:tcW w:w="3258" w:type="dxa"/>
           </w:tcPr>
           <w:p>
             <w:pPr>
@@ -4123,8 +4096,7 @@
         </w:tc>
         <w:tc>
           <w:tcPr>
-            <w:tcW w:w="7038" w:type="dxa"/>
-            <w:gridSpan w:val="2"/>
+            <w:tcW w:w="6318" w:type="dxa"/>
           </w:tcPr>
           <w:p>
             <w:pPr>
@@ -4139,7 +4111,7 @@
       <w:tr>
         <w:tc>
           <w:tcPr>
-            <w:tcW w:w="3330" w:type="dxa"/>
+            <w:tcW w:w="3258" w:type="dxa"/>
           </w:tcPr>
           <w:p>
             <w:pPr>
@@ -4152,8 +4124,7 @@
         </w:tc>
         <w:tc>
           <w:tcPr>
-            <w:tcW w:w="7038" w:type="dxa"/>
-            <w:gridSpan w:val="2"/>
+            <w:tcW w:w="6318" w:type="dxa"/>
           </w:tcPr>
           <w:p>
             <w:pPr>
@@ -4168,7 +4139,7 @@
       <w:tr>
         <w:tc>
           <w:tcPr>
-            <w:tcW w:w="3330" w:type="dxa"/>
+            <w:tcW w:w="3258" w:type="dxa"/>
           </w:tcPr>
           <w:p>
             <w:pPr>
@@ -4181,8 +4152,7 @@
         </w:tc>
         <w:tc>
           <w:tcPr>
-            <w:tcW w:w="7038" w:type="dxa"/>
-            <w:gridSpan w:val="2"/>
+            <w:tcW w:w="6318" w:type="dxa"/>
           </w:tcPr>
           <w:p>
             <w:pPr>
@@ -4197,7 +4167,7 @@
       <w:tr>
         <w:tc>
           <w:tcPr>
-            <w:tcW w:w="3330" w:type="dxa"/>
+            <w:tcW w:w="3258" w:type="dxa"/>
           </w:tcPr>
           <w:p>
             <w:pPr>
@@ -4210,8 +4180,7 @@
         </w:tc>
         <w:tc>
           <w:tcPr>
-            <w:tcW w:w="7038" w:type="dxa"/>
-            <w:gridSpan w:val="2"/>
+            <w:tcW w:w="6318" w:type="dxa"/>
           </w:tcPr>
           <w:p>
             <w:pPr>
@@ -4226,7 +4195,7 @@
       <w:tr>
         <w:tc>
           <w:tcPr>
-            <w:tcW w:w="3330" w:type="dxa"/>
+            <w:tcW w:w="3258" w:type="dxa"/>
           </w:tcPr>
           <w:p>
             <w:pPr>
@@ -4239,8 +4208,7 @@
         </w:tc>
         <w:tc>
           <w:tcPr>
-            <w:tcW w:w="7038" w:type="dxa"/>
-            <w:gridSpan w:val="2"/>
+            <w:tcW w:w="6318" w:type="dxa"/>
           </w:tcPr>
           <w:p>
             <w:pPr>
@@ -4255,7 +4223,7 @@
       <w:tr>
         <w:tc>
           <w:tcPr>
-            <w:tcW w:w="3330" w:type="dxa"/>
+            <w:tcW w:w="3258" w:type="dxa"/>
           </w:tcPr>
           <w:p>
             <w:pPr>
@@ -4268,8 +4236,7 @@
         </w:tc>
         <w:tc>
           <w:tcPr>
-            <w:tcW w:w="7038" w:type="dxa"/>
-            <w:gridSpan w:val="2"/>
+            <w:tcW w:w="6318" w:type="dxa"/>
           </w:tcPr>
           <w:p>
             <w:pPr>
@@ -4345,7 +4312,11 @@
         <w:t>$.results.&lt;step_id&gt;.*</w:t>
       </w:r>
       <w:r>
-        <w:t xml:space="preserve"> bindings resolve to declared steps) - Routing completeness (every declared surface code has a routing outcome) - Contract closure (CC exit surface exactly matches </w:t>
+        <w:t xml:space="preserve"> bindings resolve to declared steps) - Routing completeness (every declared surface code has a routing outcome) - Contract </w:t>
+      </w:r>
+      <w:r>
+        <w:lastRenderedPageBreak/>
+        <w:t xml:space="preserve">closure (CC exit surface exactly matches </w:t>
       </w:r>
       <w:r>
         <w:rPr>
@@ -4380,8 +4351,8 @@
         <w:rPr>
           <w:noProof/>
         </w:rPr>
-        <w:pict w14:anchorId="19AB85C1">
-          <v:rect id="_x0000_i1042" alt="" style="width:468pt;height:.05pt;mso-width-percent:0;mso-height-percent:0;mso-width-percent:0;mso-height-percent:0" o:hralign="center" o:hrstd="t" o:hr="t"/>
+        <w:pict w14:anchorId="6456F65B">
+          <v:rect id="_x0000_i1043" alt="" style="width:468pt;height:.05pt;mso-width-percent:0;mso-height-percent:0;mso-width-percent:0;mso-height-percent:0" o:hralign="center" o:hrstd="t" o:hr="t"/>
         </w:pict>
       </w:r>
     </w:p>
@@ -4448,7 +4419,6 @@
       <w:bookmarkStart w:id="37" w:name="invariants"/>
       <w:bookmarkEnd w:id="36"/>
       <w:r>
-        <w:lastRenderedPageBreak/>
         <w:t>4.2 Invariants</w:t>
       </w:r>
     </w:p>
@@ -4691,6 +4661,7 @@
         <w:pStyle w:val="FirstParagraph"/>
       </w:pPr>
       <w:r>
+        <w:lastRenderedPageBreak/>
         <w:t>PGS separates implementation authorship from behavioral admissibility. Behavioral admissibility remains compiler-governed regardless of whether implementation is human-authored or machine-authored. AI may generate implementation, transforms, and workflow proposals — but AI does not define admissibility. Governance defines admissibility. Compiler constructs it. Runtime enforces it. Trace proves it.</w:t>
       </w:r>
     </w:p>
@@ -4751,9 +4722,9 @@
         <w:tblLook w:val="0020" w:firstRow="1" w:lastRow="0" w:firstColumn="0" w:lastColumn="0" w:noHBand="0" w:noVBand="0"/>
       </w:tblPr>
       <w:tblGrid>
-        <w:gridCol w:w="3049"/>
-        <w:gridCol w:w="2134"/>
-        <w:gridCol w:w="5185"/>
+        <w:gridCol w:w="2752"/>
+        <w:gridCol w:w="1927"/>
+        <w:gridCol w:w="4681"/>
       </w:tblGrid>
       <w:tr>
         <w:trPr>
@@ -4949,7 +4920,6 @@
               <w:rPr>
                 <w:rStyle w:val="VerbatimChar"/>
               </w:rPr>
-              <w:lastRenderedPageBreak/>
               <w:t>FB_AUTHORITY</w:t>
             </w:r>
           </w:p>
@@ -5410,6 +5380,7 @@
         <w:rPr>
           <w:rStyle w:val="VerbatimChar"/>
         </w:rPr>
+        <w:lastRenderedPageBreak/>
         <w:t>fb.constitution::CONSTITUTION_FEDERATION_BOUNDARY_V0</w:t>
       </w:r>
       <w:r>
@@ -5520,8 +5491,8 @@
         <w:rPr>
           <w:noProof/>
         </w:rPr>
-        <w:pict w14:anchorId="32EE2606">
-          <v:rect id="_x0000_i1041" alt="" style="width:468pt;height:.05pt;mso-width-percent:0;mso-height-percent:0;mso-width-percent:0;mso-height-percent:0" o:hralign="center" o:hrstd="t" o:hr="t"/>
+        <w:pict w14:anchorId="02532C95">
+          <v:rect id="_x0000_i1042" alt="" style="width:468pt;height:.05pt;mso-width-percent:0;mso-height-percent:0;mso-width-percent:0;mso-height-percent:0" o:hralign="center" o:hrstd="t" o:hr="t"/>
         </w:pict>
       </w:r>
     </w:p>
@@ -5533,7 +5504,6 @@
       <w:bookmarkEnd w:id="35"/>
       <w:bookmarkEnd w:id="41"/>
       <w:r>
-        <w:lastRenderedPageBreak/>
         <w:t>5. Repository Map</w:t>
       </w:r>
     </w:p>
@@ -5545,10 +5515,10 @@
         <w:tblLook w:val="0020" w:firstRow="1" w:lastRow="0" w:firstColumn="0" w:lastColumn="0" w:noHBand="0" w:noVBand="0"/>
       </w:tblPr>
       <w:tblGrid>
-        <w:gridCol w:w="1556"/>
-        <w:gridCol w:w="1814"/>
-        <w:gridCol w:w="3888"/>
-        <w:gridCol w:w="3110"/>
+        <w:gridCol w:w="2305"/>
+        <w:gridCol w:w="1498"/>
+        <w:gridCol w:w="3691"/>
+        <w:gridCol w:w="1866"/>
       </w:tblGrid>
       <w:tr>
         <w:trPr>
@@ -5557,7 +5527,7 @@
         </w:trPr>
         <w:tc>
           <w:tcPr>
-            <w:tcW w:w="1188" w:type="dxa"/>
+            <w:tcW w:w="2358" w:type="dxa"/>
           </w:tcPr>
           <w:p>
             <w:pPr>
@@ -5570,7 +5540,7 @@
         </w:tc>
         <w:tc>
           <w:tcPr>
-            <w:tcW w:w="1386" w:type="dxa"/>
+            <w:tcW w:w="1530" w:type="dxa"/>
           </w:tcPr>
           <w:p>
             <w:pPr>
@@ -5583,7 +5553,7 @@
         </w:tc>
         <w:tc>
           <w:tcPr>
-            <w:tcW w:w="2970" w:type="dxa"/>
+            <w:tcW w:w="3780" w:type="dxa"/>
           </w:tcPr>
           <w:p>
             <w:pPr>
@@ -5596,7 +5566,7 @@
         </w:tc>
         <w:tc>
           <w:tcPr>
-            <w:tcW w:w="2376" w:type="dxa"/>
+            <w:tcW w:w="1908" w:type="dxa"/>
           </w:tcPr>
           <w:p>
             <w:pPr>
@@ -5611,7 +5581,7 @@
       <w:tr>
         <w:tc>
           <w:tcPr>
-            <w:tcW w:w="1188" w:type="dxa"/>
+            <w:tcW w:w="2358" w:type="dxa"/>
           </w:tcPr>
           <w:p>
             <w:pPr>
@@ -5627,7 +5597,7 @@
         </w:tc>
         <w:tc>
           <w:tcPr>
-            <w:tcW w:w="1386" w:type="dxa"/>
+            <w:tcW w:w="1530" w:type="dxa"/>
           </w:tcPr>
           <w:p>
             <w:pPr>
@@ -5640,7 +5610,7 @@
         </w:tc>
         <w:tc>
           <w:tcPr>
-            <w:tcW w:w="2970" w:type="dxa"/>
+            <w:tcW w:w="3780" w:type="dxa"/>
           </w:tcPr>
           <w:p>
             <w:pPr>
@@ -5653,7 +5623,7 @@
         </w:tc>
         <w:tc>
           <w:tcPr>
-            <w:tcW w:w="2376" w:type="dxa"/>
+            <w:tcW w:w="1908" w:type="dxa"/>
           </w:tcPr>
           <w:p>
             <w:pPr>
@@ -5668,7 +5638,7 @@
       <w:tr>
         <w:tc>
           <w:tcPr>
-            <w:tcW w:w="1188" w:type="dxa"/>
+            <w:tcW w:w="2358" w:type="dxa"/>
           </w:tcPr>
           <w:p>
             <w:pPr>
@@ -5684,7 +5654,7 @@
         </w:tc>
         <w:tc>
           <w:tcPr>
-            <w:tcW w:w="1386" w:type="dxa"/>
+            <w:tcW w:w="1530" w:type="dxa"/>
           </w:tcPr>
           <w:p>
             <w:pPr>
@@ -5697,7 +5667,7 @@
         </w:tc>
         <w:tc>
           <w:tcPr>
-            <w:tcW w:w="2970" w:type="dxa"/>
+            <w:tcW w:w="3780" w:type="dxa"/>
           </w:tcPr>
           <w:p>
             <w:pPr>
@@ -5710,7 +5680,7 @@
         </w:tc>
         <w:tc>
           <w:tcPr>
-            <w:tcW w:w="2376" w:type="dxa"/>
+            <w:tcW w:w="1908" w:type="dxa"/>
           </w:tcPr>
           <w:p>
             <w:pPr>
@@ -5725,7 +5695,7 @@
       <w:tr>
         <w:tc>
           <w:tcPr>
-            <w:tcW w:w="1188" w:type="dxa"/>
+            <w:tcW w:w="2358" w:type="dxa"/>
           </w:tcPr>
           <w:p>
             <w:pPr>
@@ -5741,7 +5711,7 @@
         </w:tc>
         <w:tc>
           <w:tcPr>
-            <w:tcW w:w="1386" w:type="dxa"/>
+            <w:tcW w:w="1530" w:type="dxa"/>
           </w:tcPr>
           <w:p>
             <w:pPr>
@@ -5754,7 +5724,7 @@
         </w:tc>
         <w:tc>
           <w:tcPr>
-            <w:tcW w:w="2970" w:type="dxa"/>
+            <w:tcW w:w="3780" w:type="dxa"/>
           </w:tcPr>
           <w:p>
             <w:pPr>
@@ -5767,7 +5737,7 @@
         </w:tc>
         <w:tc>
           <w:tcPr>
-            <w:tcW w:w="2376" w:type="dxa"/>
+            <w:tcW w:w="1908" w:type="dxa"/>
           </w:tcPr>
           <w:p>
             <w:pPr>
@@ -5782,7 +5752,7 @@
       <w:tr>
         <w:tc>
           <w:tcPr>
-            <w:tcW w:w="1188" w:type="dxa"/>
+            <w:tcW w:w="2358" w:type="dxa"/>
           </w:tcPr>
           <w:p>
             <w:pPr>
@@ -5798,7 +5768,7 @@
         </w:tc>
         <w:tc>
           <w:tcPr>
-            <w:tcW w:w="1386" w:type="dxa"/>
+            <w:tcW w:w="1530" w:type="dxa"/>
           </w:tcPr>
           <w:p>
             <w:pPr>
@@ -5811,20 +5781,20 @@
         </w:tc>
         <w:tc>
           <w:tcPr>
-            <w:tcW w:w="2970" w:type="dxa"/>
-          </w:tcPr>
-          <w:p>
-            <w:pPr>
-              <w:pStyle w:val="Compact"/>
-            </w:pPr>
-            <w:r>
-              <w:t>Omnibachi CLI; deterministic DAG traversal; snapshot loading</w:t>
-            </w:r>
-          </w:p>
-        </w:tc>
-        <w:tc>
-          <w:tcPr>
-            <w:tcW w:w="2376" w:type="dxa"/>
+            <w:tcW w:w="3780" w:type="dxa"/>
+          </w:tcPr>
+          <w:p>
+            <w:pPr>
+              <w:pStyle w:val="Compact"/>
+            </w:pPr>
+            <w:r>
+              <w:t>pgs_runtime CLI; deterministic DAG traversal; snapshot loading</w:t>
+            </w:r>
+          </w:p>
+        </w:tc>
+        <w:tc>
+          <w:tcPr>
+            <w:tcW w:w="1908" w:type="dxa"/>
           </w:tcPr>
           <w:p>
             <w:pPr>
@@ -5839,7 +5809,7 @@
       <w:tr>
         <w:tc>
           <w:tcPr>
-            <w:tcW w:w="1188" w:type="dxa"/>
+            <w:tcW w:w="2358" w:type="dxa"/>
           </w:tcPr>
           <w:p>
             <w:pPr>
@@ -5855,7 +5825,7 @@
         </w:tc>
         <w:tc>
           <w:tcPr>
-            <w:tcW w:w="1386" w:type="dxa"/>
+            <w:tcW w:w="1530" w:type="dxa"/>
           </w:tcPr>
           <w:p>
             <w:pPr>
@@ -5868,7 +5838,7 @@
         </w:tc>
         <w:tc>
           <w:tcPr>
-            <w:tcW w:w="2970" w:type="dxa"/>
+            <w:tcW w:w="3780" w:type="dxa"/>
           </w:tcPr>
           <w:p>
             <w:pPr>
@@ -5881,7 +5851,7 @@
         </w:tc>
         <w:tc>
           <w:tcPr>
-            <w:tcW w:w="2376" w:type="dxa"/>
+            <w:tcW w:w="1908" w:type="dxa"/>
           </w:tcPr>
           <w:p>
             <w:pPr>
@@ -5896,7 +5866,7 @@
       <w:tr>
         <w:tc>
           <w:tcPr>
-            <w:tcW w:w="1188" w:type="dxa"/>
+            <w:tcW w:w="2358" w:type="dxa"/>
           </w:tcPr>
           <w:p>
             <w:pPr>
@@ -5906,13 +5876,14 @@
               <w:rPr>
                 <w:rStyle w:val="VerbatimChar"/>
               </w:rPr>
+              <w:lastRenderedPageBreak/>
               <w:t>pgs_blockchain</w:t>
             </w:r>
           </w:p>
         </w:tc>
         <w:tc>
           <w:tcPr>
-            <w:tcW w:w="1386" w:type="dxa"/>
+            <w:tcW w:w="1530" w:type="dxa"/>
           </w:tcPr>
           <w:p>
             <w:pPr>
@@ -5925,7 +5896,7 @@
         </w:tc>
         <w:tc>
           <w:tcPr>
-            <w:tcW w:w="2970" w:type="dxa"/>
+            <w:tcW w:w="3780" w:type="dxa"/>
           </w:tcPr>
           <w:p>
             <w:pPr>
@@ -5938,7 +5909,7 @@
         </w:tc>
         <w:tc>
           <w:tcPr>
-            <w:tcW w:w="2376" w:type="dxa"/>
+            <w:tcW w:w="1908" w:type="dxa"/>
           </w:tcPr>
           <w:p>
             <w:pPr>
@@ -5953,7 +5924,7 @@
       <w:tr>
         <w:tc>
           <w:tcPr>
-            <w:tcW w:w="1188" w:type="dxa"/>
+            <w:tcW w:w="2358" w:type="dxa"/>
           </w:tcPr>
           <w:p>
             <w:pPr>
@@ -5969,7 +5940,7 @@
         </w:tc>
         <w:tc>
           <w:tcPr>
-            <w:tcW w:w="1386" w:type="dxa"/>
+            <w:tcW w:w="1530" w:type="dxa"/>
           </w:tcPr>
           <w:p>
             <w:pPr>
@@ -5982,7 +5953,7 @@
         </w:tc>
         <w:tc>
           <w:tcPr>
-            <w:tcW w:w="2970" w:type="dxa"/>
+            <w:tcW w:w="3780" w:type="dxa"/>
           </w:tcPr>
           <w:p>
             <w:pPr>
@@ -5995,7 +5966,7 @@
         </w:tc>
         <w:tc>
           <w:tcPr>
-            <w:tcW w:w="2376" w:type="dxa"/>
+            <w:tcW w:w="1908" w:type="dxa"/>
           </w:tcPr>
           <w:p>
             <w:pPr>
@@ -6010,7 +5981,7 @@
       <w:tr>
         <w:tc>
           <w:tcPr>
-            <w:tcW w:w="1188" w:type="dxa"/>
+            <w:tcW w:w="2358" w:type="dxa"/>
           </w:tcPr>
           <w:p>
             <w:pPr>
@@ -6026,7 +5997,7 @@
         </w:tc>
         <w:tc>
           <w:tcPr>
-            <w:tcW w:w="1386" w:type="dxa"/>
+            <w:tcW w:w="1530" w:type="dxa"/>
           </w:tcPr>
           <w:p>
             <w:pPr>
@@ -6039,7 +6010,7 @@
         </w:tc>
         <w:tc>
           <w:tcPr>
-            <w:tcW w:w="2970" w:type="dxa"/>
+            <w:tcW w:w="3780" w:type="dxa"/>
           </w:tcPr>
           <w:p>
             <w:pPr>
@@ -6052,7 +6023,7 @@
         </w:tc>
         <w:tc>
           <w:tcPr>
-            <w:tcW w:w="2376" w:type="dxa"/>
+            <w:tcW w:w="1908" w:type="dxa"/>
           </w:tcPr>
           <w:p>
             <w:pPr>
@@ -6127,8 +6098,8 @@
         <w:rPr>
           <w:noProof/>
         </w:rPr>
-        <w:pict w14:anchorId="600AD82F">
-          <v:rect id="_x0000_i1040" alt="" style="width:468pt;height:.05pt;mso-width-percent:0;mso-height-percent:0;mso-width-percent:0;mso-height-percent:0" o:hralign="center" o:hrstd="t" o:hr="t"/>
+        <w:pict w14:anchorId="10AB79B7">
+          <v:rect id="_x0000_i1041" alt="" style="width:468pt;height:.05pt;mso-width-percent:0;mso-height-percent:0;mso-width-percent:0;mso-height-percent:0" o:hralign="center" o:hrstd="t" o:hr="t"/>
         </w:pict>
       </w:r>
     </w:p>
@@ -6149,6 +6120,14 @@
       <w:bookmarkStart w:id="44" w:name="phases-in-order"/>
       <w:r>
         <w:t>6.1 Phases (in order)</w:t>
+      </w:r>
+    </w:p>
+    <w:p>
+      <w:pPr>
+        <w:pStyle w:val="FirstParagraph"/>
+      </w:pPr>
+      <w:r>
+        <w:t>The compiler pipeline runs nine named stages (S1–S9). Each is a discrete, ordered phase with its own failure surface.</w:t>
       </w:r>
     </w:p>
     <w:tbl>
@@ -6159,9 +6138,9 @@
         <w:tblLook w:val="0020" w:firstRow="1" w:lastRow="0" w:firstColumn="0" w:lastColumn="0" w:noHBand="0" w:noVBand="0"/>
       </w:tblPr>
       <w:tblGrid>
-        <w:gridCol w:w="2070"/>
-        <w:gridCol w:w="1559"/>
-        <w:gridCol w:w="6739"/>
+        <w:gridCol w:w="814"/>
+        <w:gridCol w:w="2903"/>
+        <w:gridCol w:w="5643"/>
       </w:tblGrid>
       <w:tr>
         <w:trPr>
@@ -6170,21 +6149,33 @@
         </w:trPr>
         <w:tc>
           <w:tcPr>
-            <w:tcW w:w="3629" w:type="dxa"/>
-            <w:gridSpan w:val="2"/>
-          </w:tcPr>
-          <w:p>
-            <w:pPr>
-              <w:pStyle w:val="Compact"/>
-            </w:pPr>
-            <w:r>
-              <w:t>Phase</w:t>
-            </w:r>
-          </w:p>
-        </w:tc>
-        <w:tc>
-          <w:tcPr>
-            <w:tcW w:w="6739" w:type="dxa"/>
+            <w:tcW w:w="828" w:type="dxa"/>
+          </w:tcPr>
+          <w:p>
+            <w:pPr>
+              <w:pStyle w:val="Compact"/>
+            </w:pPr>
+            <w:r>
+              <w:t>Stage</w:t>
+            </w:r>
+          </w:p>
+        </w:tc>
+        <w:tc>
+          <w:tcPr>
+            <w:tcW w:w="2970" w:type="dxa"/>
+          </w:tcPr>
+          <w:p>
+            <w:pPr>
+              <w:pStyle w:val="Compact"/>
+            </w:pPr>
+            <w:r>
+              <w:t>Name</w:t>
+            </w:r>
+          </w:p>
+        </w:tc>
+        <w:tc>
+          <w:tcPr>
+            <w:tcW w:w="5778" w:type="dxa"/>
           </w:tcPr>
           <w:p>
             <w:pPr>
@@ -6199,180 +6190,378 @@
       <w:tr>
         <w:tc>
           <w:tcPr>
-            <w:tcW w:w="2070" w:type="dxa"/>
-          </w:tcPr>
-          <w:p>
-            <w:pPr>
-              <w:pStyle w:val="Compact"/>
-            </w:pPr>
-            <w:r>
-              <w:t>Discover</w:t>
-            </w:r>
-          </w:p>
-        </w:tc>
-        <w:tc>
-          <w:tcPr>
-            <w:tcW w:w="8298" w:type="dxa"/>
-            <w:gridSpan w:val="2"/>
-          </w:tcPr>
-          <w:p>
-            <w:pPr>
-              <w:pStyle w:val="Compact"/>
-            </w:pPr>
-            <w:r>
-              <w:t>Artifact files located via STRUCTURE_ build config; no filesystem scanning</w:t>
-            </w:r>
-          </w:p>
-        </w:tc>
-      </w:tr>
-      <w:tr>
-        <w:tc>
-          <w:tcPr>
-            <w:tcW w:w="2070" w:type="dxa"/>
-          </w:tcPr>
-          <w:p>
-            <w:pPr>
-              <w:pStyle w:val="Compact"/>
-            </w:pPr>
-            <w:r>
-              <w:t>Parse</w:t>
-            </w:r>
-          </w:p>
-        </w:tc>
-        <w:tc>
-          <w:tcPr>
-            <w:tcW w:w="8298" w:type="dxa"/>
-            <w:gridSpan w:val="2"/>
-          </w:tcPr>
-          <w:p>
-            <w:pPr>
-              <w:pStyle w:val="Compact"/>
-            </w:pPr>
-            <w:r>
-              <w:t>YAML/JSON artifacts deserialized into typed structures</w:t>
-            </w:r>
-          </w:p>
-        </w:tc>
-      </w:tr>
-      <w:tr>
-        <w:tc>
-          <w:tcPr>
-            <w:tcW w:w="2070" w:type="dxa"/>
-          </w:tcPr>
-          <w:p>
-            <w:pPr>
-              <w:pStyle w:val="Compact"/>
-            </w:pPr>
-            <w:r>
-              <w:t>Validate</w:t>
-            </w:r>
-          </w:p>
-        </w:tc>
-        <w:tc>
-          <w:tcPr>
-            <w:tcW w:w="8298" w:type="dxa"/>
-            <w:gridSpan w:val="2"/>
-          </w:tcPr>
-          <w:p>
-            <w:pPr>
-              <w:pStyle w:val="Compact"/>
-            </w:pPr>
-            <w:r>
-              <w:t>Schema conformance checked against declared artifact type</w:t>
-            </w:r>
-          </w:p>
-        </w:tc>
-      </w:tr>
-      <w:tr>
-        <w:tc>
-          <w:tcPr>
-            <w:tcW w:w="2070" w:type="dxa"/>
-          </w:tcPr>
-          <w:p>
-            <w:pPr>
-              <w:pStyle w:val="Compact"/>
-            </w:pPr>
-            <w:r>
-              <w:t>Assert</w:t>
-            </w:r>
-          </w:p>
-        </w:tc>
-        <w:tc>
-          <w:tcPr>
-            <w:tcW w:w="8298" w:type="dxa"/>
-            <w:gridSpan w:val="2"/>
-          </w:tcPr>
-          <w:p>
-            <w:pPr>
-              <w:pStyle w:val="Compact"/>
-            </w:pPr>
-            <w:r>
-              <w:t>Invariants evaluated via registered assertion handlers; includes topology closure analysis, step identity validation, canonical surface verification, and graph completeness checks</w:t>
-            </w:r>
-          </w:p>
-        </w:tc>
-      </w:tr>
-      <w:tr>
-        <w:tc>
-          <w:tcPr>
-            <w:tcW w:w="2070" w:type="dxa"/>
-          </w:tcPr>
-          <w:p>
-            <w:pPr>
-              <w:pStyle w:val="Compact"/>
-            </w:pPr>
-            <w:r>
-              <w:t>Materialize</w:t>
-            </w:r>
-          </w:p>
-        </w:tc>
-        <w:tc>
-          <w:tcPr>
-            <w:tcW w:w="8298" w:type="dxa"/>
-            <w:gridSpan w:val="2"/>
-          </w:tcPr>
-          <w:p>
-            <w:pPr>
-              <w:pStyle w:val="Compact"/>
-            </w:pPr>
-            <w:r>
-              <w:t>Execution topology constructed; bindings resolved; step sequences sealed; snapshot produced — topology is immutable from this point</w:t>
-            </w:r>
-          </w:p>
-        </w:tc>
-      </w:tr>
-      <w:tr>
-        <w:tc>
-          <w:tcPr>
-            <w:tcW w:w="2070" w:type="dxa"/>
-          </w:tcPr>
-          <w:p>
-            <w:pPr>
-              <w:pStyle w:val="Compact"/>
-            </w:pPr>
-            <w:r>
-              <w:lastRenderedPageBreak/>
-              <w:t>Snapshot</w:t>
-            </w:r>
-          </w:p>
-        </w:tc>
-        <w:tc>
-          <w:tcPr>
-            <w:tcW w:w="8298" w:type="dxa"/>
-            <w:gridSpan w:val="2"/>
-          </w:tcPr>
-          <w:p>
-            <w:pPr>
-              <w:pStyle w:val="Compact"/>
-            </w:pPr>
-            <w:r>
-              <w:t xml:space="preserve">Closed, sealed artifact set written to </w:t>
+            <w:tcW w:w="828" w:type="dxa"/>
+          </w:tcPr>
+          <w:p>
+            <w:pPr>
+              <w:pStyle w:val="Compact"/>
+            </w:pPr>
+            <w:r>
+              <w:t>S1</w:t>
+            </w:r>
+          </w:p>
+        </w:tc>
+        <w:tc>
+          <w:tcPr>
+            <w:tcW w:w="2970" w:type="dxa"/>
+          </w:tcPr>
+          <w:p>
+            <w:pPr>
+              <w:pStyle w:val="Compact"/>
+            </w:pPr>
+            <w:r>
+              <w:t>EXTRACT</w:t>
+            </w:r>
+          </w:p>
+        </w:tc>
+        <w:tc>
+          <w:tcPr>
+            <w:tcW w:w="5778" w:type="dxa"/>
+          </w:tcPr>
+          <w:p>
+            <w:pPr>
+              <w:pStyle w:val="Compact"/>
+            </w:pPr>
+            <w:r>
+              <w:t>Artifact files located via STRUCTURE_ build config; deserialized into typed PIR structures; no filesystem scanning</w:t>
+            </w:r>
+          </w:p>
+        </w:tc>
+      </w:tr>
+      <w:tr>
+        <w:tc>
+          <w:tcPr>
+            <w:tcW w:w="828" w:type="dxa"/>
+          </w:tcPr>
+          <w:p>
+            <w:pPr>
+              <w:pStyle w:val="Compact"/>
+            </w:pPr>
+            <w:r>
+              <w:t>S2</w:t>
+            </w:r>
+          </w:p>
+        </w:tc>
+        <w:tc>
+          <w:tcPr>
+            <w:tcW w:w="2970" w:type="dxa"/>
+          </w:tcPr>
+          <w:p>
+            <w:pPr>
+              <w:pStyle w:val="Compact"/>
+            </w:pPr>
+            <w:r>
+              <w:t>CANONICALIZE</w:t>
+            </w:r>
+          </w:p>
+        </w:tc>
+        <w:tc>
+          <w:tcPr>
+            <w:tcW w:w="5778" w:type="dxa"/>
+          </w:tcPr>
+          <w:p>
+            <w:pPr>
+              <w:pStyle w:val="Compact"/>
+            </w:pPr>
+            <w:r>
+              <w:t>Artifacts normalized; edge typing resolved; canonical representation established</w:t>
+            </w:r>
+          </w:p>
+        </w:tc>
+      </w:tr>
+      <w:tr>
+        <w:tc>
+          <w:tcPr>
+            <w:tcW w:w="828" w:type="dxa"/>
+          </w:tcPr>
+          <w:p>
+            <w:pPr>
+              <w:pStyle w:val="Compact"/>
+            </w:pPr>
+            <w:r>
+              <w:t>S3</w:t>
+            </w:r>
+          </w:p>
+        </w:tc>
+        <w:tc>
+          <w:tcPr>
+            <w:tcW w:w="2970" w:type="dxa"/>
+          </w:tcPr>
+          <w:p>
+            <w:pPr>
+              <w:pStyle w:val="Compact"/>
+            </w:pPr>
+            <w:r>
+              <w:t>SEMANTIC_ADDRESSING</w:t>
+            </w:r>
+          </w:p>
+        </w:tc>
+        <w:tc>
+          <w:tcPr>
+            <w:tcW w:w="5778" w:type="dxa"/>
+          </w:tcPr>
+          <w:p>
+            <w:pPr>
+              <w:pStyle w:val="Compact"/>
+            </w:pPr>
+            <w:r>
+              <w:t>Semantic addresses allocated for all graph entities; address space closed</w:t>
+            </w:r>
+          </w:p>
+        </w:tc>
+      </w:tr>
+      <w:tr>
+        <w:tc>
+          <w:tcPr>
+            <w:tcW w:w="828" w:type="dxa"/>
+          </w:tcPr>
+          <w:p>
+            <w:pPr>
+              <w:pStyle w:val="Compact"/>
+            </w:pPr>
+            <w:r>
+              <w:t>S4</w:t>
+            </w:r>
+          </w:p>
+        </w:tc>
+        <w:tc>
+          <w:tcPr>
+            <w:tcW w:w="2970" w:type="dxa"/>
+          </w:tcPr>
+          <w:p>
+            <w:pPr>
+              <w:pStyle w:val="Compact"/>
+            </w:pPr>
+            <w:r>
+              <w:t>GOVERN</w:t>
+            </w:r>
+          </w:p>
+        </w:tc>
+        <w:tc>
+          <w:tcPr>
+            <w:tcW w:w="5778" w:type="dxa"/>
+          </w:tcPr>
+          <w:p>
+            <w:pPr>
+              <w:pStyle w:val="Compact"/>
+            </w:pPr>
+            <w:r>
+              <w:t>Invariants evaluated via registered assertion handlers; topology closure, step identity, canonical surface, authority/transport orthogonality, and graph completeness all checked</w:t>
+            </w:r>
+          </w:p>
+        </w:tc>
+      </w:tr>
+      <w:tr>
+        <w:tc>
+          <w:tcPr>
+            <w:tcW w:w="828" w:type="dxa"/>
+          </w:tcPr>
+          <w:p>
+            <w:pPr>
+              <w:pStyle w:val="Compact"/>
+            </w:pPr>
+            <w:r>
+              <w:t>S5</w:t>
+            </w:r>
+          </w:p>
+        </w:tc>
+        <w:tc>
+          <w:tcPr>
+            <w:tcW w:w="2970" w:type="dxa"/>
+          </w:tcPr>
+          <w:p>
+            <w:pPr>
+              <w:pStyle w:val="Compact"/>
+            </w:pPr>
+            <w:r>
+              <w:t>CONSTRUCT</w:t>
+            </w:r>
+          </w:p>
+        </w:tc>
+        <w:tc>
+          <w:tcPr>
+            <w:tcW w:w="5778" w:type="dxa"/>
+          </w:tcPr>
+          <w:p>
+            <w:pPr>
+              <w:pStyle w:val="Compact"/>
+            </w:pPr>
+            <w:r>
+              <w:t>Execution topology constructed; CT/CS IR built; CC projections assembled; bindings resolved; topology sealed</w:t>
+            </w:r>
+          </w:p>
+        </w:tc>
+      </w:tr>
+      <w:tr>
+        <w:tc>
+          <w:tcPr>
+            <w:tcW w:w="828" w:type="dxa"/>
+          </w:tcPr>
+          <w:p>
+            <w:pPr>
+              <w:pStyle w:val="Compact"/>
+            </w:pPr>
+            <w:r>
+              <w:t>S6</w:t>
+            </w:r>
+          </w:p>
+        </w:tc>
+        <w:tc>
+          <w:tcPr>
+            <w:tcW w:w="2970" w:type="dxa"/>
+          </w:tcPr>
+          <w:p>
+            <w:pPr>
+              <w:pStyle w:val="Compact"/>
+            </w:pPr>
+            <w:r>
+              <w:t>PROJECT</w:t>
+            </w:r>
+          </w:p>
+        </w:tc>
+        <w:tc>
+          <w:tcPr>
+            <w:tcW w:w="5778" w:type="dxa"/>
+          </w:tcPr>
+          <w:p>
+            <w:pPr>
+              <w:pStyle w:val="Compact"/>
+            </w:pPr>
+            <w:r>
+              <w:t>Visualization projections generated (graph JSON, PNG rendering)</w:t>
+            </w:r>
+          </w:p>
+        </w:tc>
+      </w:tr>
+      <w:tr>
+        <w:tc>
+          <w:tcPr>
+            <w:tcW w:w="828" w:type="dxa"/>
+          </w:tcPr>
+          <w:p>
+            <w:pPr>
+              <w:pStyle w:val="Compact"/>
+            </w:pPr>
+            <w:r>
+              <w:t>S7</w:t>
+            </w:r>
+          </w:p>
+        </w:tc>
+        <w:tc>
+          <w:tcPr>
+            <w:tcW w:w="2970" w:type="dxa"/>
+          </w:tcPr>
+          <w:p>
+            <w:pPr>
+              <w:pStyle w:val="Compact"/>
+            </w:pPr>
+            <w:r>
+              <w:t>MATERIALIZE</w:t>
+            </w:r>
+          </w:p>
+        </w:tc>
+        <w:tc>
+          <w:tcPr>
+            <w:tcW w:w="5778" w:type="dxa"/>
+          </w:tcPr>
+          <w:p>
+            <w:pPr>
+              <w:pStyle w:val="Compact"/>
+            </w:pPr>
+            <w:r>
+              <w:t xml:space="preserve">Compiled artifacts written to snapshot directories; evidence graph written to </w:t>
             </w:r>
             <w:r>
               <w:rPr>
                 <w:rStyle w:val="VerbatimChar"/>
               </w:rPr>
-              <w:t>protocol_snapshot/</w:t>
+              <w:t>evidence_snapshot/</w:t>
+            </w:r>
+            <w:r>
+              <w:t>; trace events flushed</w:t>
+            </w:r>
+          </w:p>
+        </w:tc>
+      </w:tr>
+      <w:tr>
+        <w:tc>
+          <w:tcPr>
+            <w:tcW w:w="828" w:type="dxa"/>
+          </w:tcPr>
+          <w:p>
+            <w:pPr>
+              <w:pStyle w:val="Compact"/>
+            </w:pPr>
+            <w:r>
+              <w:lastRenderedPageBreak/>
+              <w:t>S8</w:t>
+            </w:r>
+          </w:p>
+        </w:tc>
+        <w:tc>
+          <w:tcPr>
+            <w:tcW w:w="2970" w:type="dxa"/>
+          </w:tcPr>
+          <w:p>
+            <w:pPr>
+              <w:pStyle w:val="Compact"/>
+            </w:pPr>
+            <w:r>
+              <w:t>VERIFY</w:t>
+            </w:r>
+          </w:p>
+        </w:tc>
+        <w:tc>
+          <w:tcPr>
+            <w:tcW w:w="5778" w:type="dxa"/>
+          </w:tcPr>
+          <w:p>
+            <w:pPr>
+              <w:pStyle w:val="Compact"/>
+            </w:pPr>
+            <w:r>
+              <w:t>All materialized artifacts verified on disk; hash integrity checked; evidence graph integrity validated</w:t>
+            </w:r>
+          </w:p>
+        </w:tc>
+      </w:tr>
+      <w:tr>
+        <w:tc>
+          <w:tcPr>
+            <w:tcW w:w="828" w:type="dxa"/>
+          </w:tcPr>
+          <w:p>
+            <w:pPr>
+              <w:pStyle w:val="Compact"/>
+            </w:pPr>
+            <w:r>
+              <w:t>S9</w:t>
+            </w:r>
+          </w:p>
+        </w:tc>
+        <w:tc>
+          <w:tcPr>
+            <w:tcW w:w="2970" w:type="dxa"/>
+          </w:tcPr>
+          <w:p>
+            <w:pPr>
+              <w:pStyle w:val="Compact"/>
+            </w:pPr>
+            <w:r>
+              <w:t>ATTEST</w:t>
+            </w:r>
+          </w:p>
+        </w:tc>
+        <w:tc>
+          <w:tcPr>
+            <w:tcW w:w="5778" w:type="dxa"/>
+          </w:tcPr>
+          <w:p>
+            <w:pPr>
+              <w:pStyle w:val="Compact"/>
+            </w:pPr>
+            <w:r>
+              <w:t>Cryptographic attestation computed and written for each structure and the full snapshot</w:t>
             </w:r>
           </w:p>
         </w:tc>
@@ -6478,7 +6667,7 @@
         <w:rPr>
           <w:rStyle w:val="CommentTok"/>
         </w:rPr>
-        <w:t># Build platform</w:t>
+        <w:t># Phase A — per-structure compilation (run in order)</w:t>
       </w:r>
       <w:r>
         <w:br/>
@@ -6505,7 +6694,7 @@
         <w:rPr>
           <w:rStyle w:val="NormalTok"/>
         </w:rPr>
-        <w:t xml:space="preserve"> pgs_compiler.compiler.cli </w:t>
+        <w:t xml:space="preserve"> pgs_compiler.cli compile </w:t>
       </w:r>
       <w:r>
         <w:rPr>
@@ -6523,13 +6712,91 @@
         <w:br/>
       </w:r>
       <w:r>
+        <w:rPr>
+          <w:rStyle w:val="ExtensionTok"/>
+        </w:rPr>
+        <w:t>python</w:t>
+      </w:r>
+      <w:r>
+        <w:rPr>
+          <w:rStyle w:val="NormalTok"/>
+        </w:rPr>
+        <w:t xml:space="preserve"> </w:t>
+      </w:r>
+      <w:r>
+        <w:rPr>
+          <w:rStyle w:val="AttributeTok"/>
+        </w:rPr>
+        <w:t>-m</w:t>
+      </w:r>
+      <w:r>
+        <w:rPr>
+          <w:rStyle w:val="NormalTok"/>
+        </w:rPr>
+        <w:t xml:space="preserve"> pgs_compiler.cli compile </w:t>
+      </w:r>
+      <w:r>
+        <w:rPr>
+          <w:rStyle w:val="AttributeTok"/>
+        </w:rPr>
+        <w:t>--structure</w:t>
+      </w:r>
+      <w:r>
+        <w:rPr>
+          <w:rStyle w:val="NormalTok"/>
+        </w:rPr>
+        <w:t xml:space="preserve"> STRUCTURE_BUILD_BLOCKCHAIN_CONFIG_V0</w:t>
+      </w:r>
+      <w:r>
         <w:br/>
       </w:r>
       <w:r>
         <w:rPr>
+          <w:rStyle w:val="ExtensionTok"/>
+        </w:rPr>
+        <w:t>python</w:t>
+      </w:r>
+      <w:r>
+        <w:rPr>
+          <w:rStyle w:val="NormalTok"/>
+        </w:rPr>
+        <w:t xml:space="preserve"> </w:t>
+      </w:r>
+      <w:r>
+        <w:rPr>
+          <w:rStyle w:val="AttributeTok"/>
+        </w:rPr>
+        <w:t>-m</w:t>
+      </w:r>
+      <w:r>
+        <w:rPr>
+          <w:rStyle w:val="NormalTok"/>
+        </w:rPr>
+        <w:t xml:space="preserve"> pgs_compiler.cli compile </w:t>
+      </w:r>
+      <w:r>
+        <w:rPr>
+          <w:rStyle w:val="AttributeTok"/>
+        </w:rPr>
+        <w:t>--structure</w:t>
+      </w:r>
+      <w:r>
+        <w:rPr>
+          <w:rStyle w:val="NormalTok"/>
+        </w:rPr>
+        <w:t xml:space="preserve"> STRUCTURE_BUILD_AI_GOVERNANCE_CONFIG_V0</w:t>
+      </w:r>
+      <w:r>
+        <w:br/>
+      </w:r>
+      <w:r>
+        <w:br/>
+      </w:r>
+      <w:r>
+        <w:rPr>
           <w:rStyle w:val="CommentTok"/>
         </w:rPr>
-        <w:t># Build domains</w:t>
+        <w:t># Phase B — cross-structure aggregation (run after all Phase A)</w:t>
       </w:r>
       <w:r>
         <w:br/>
@@ -6556,7 +6823,7 @@
         <w:rPr>
           <w:rStyle w:val="NormalTok"/>
         </w:rPr>
-        <w:t xml:space="preserve"> pgs_compiler.compiler.cli </w:t>
+        <w:t xml:space="preserve"> pgs_compiler.cli compile </w:t>
       </w:r>
       <w:r>
         <w:rPr>
@@ -6568,12 +6835,24 @@
         <w:rPr>
           <w:rStyle w:val="NormalTok"/>
         </w:rPr>
-        <w:t xml:space="preserve"> STRUCTURE_BUILD_BLOCKCHAIN_CONFIG_V0</w:t>
+        <w:t xml:space="preserve"> STRUCTURE_BUILD_VOCABULARY_AGGREGATE_V0</w:t>
       </w:r>
       <w:r>
         <w:br/>
       </w:r>
       <w:r>
+        <w:br/>
+      </w:r>
+      <w:r>
+        <w:rPr>
+          <w:rStyle w:val="CommentTok"/>
+        </w:rPr>
+        <w:t># Full build — compile + sync + conformance + attestation + snapshot validation</w:t>
+      </w:r>
+      <w:r>
+        <w:br/>
+      </w:r>
+      <w:r>
         <w:rPr>
           <w:rStyle w:val="ExtensionTok"/>
         </w:rPr>
@@ -6595,119 +6874,29 @@
         <w:rPr>
           <w:rStyle w:val="NormalTok"/>
         </w:rPr>
-        <w:t xml:space="preserve"> pgs_compiler.compiler.cli </w:t>
+        <w:t xml:space="preserve"> pgs_compiler.cli build </w:t>
       </w:r>
       <w:r>
         <w:rPr>
           <w:rStyle w:val="AttributeTok"/>
         </w:rPr>
-        <w:t>--structure</w:t>
+        <w:t>--workspace</w:t>
       </w:r>
       <w:r>
         <w:rPr>
           <w:rStyle w:val="NormalTok"/>
         </w:rPr>
-        <w:t xml:space="preserve"> STRUCTURE_BUILD_AI_GOVERNANCE_CONFIG_V0</w:t>
-      </w:r>
-      <w:r>
-        <w:br/>
-      </w:r>
-      <w:r>
-        <w:br/>
-      </w:r>
-      <w:r>
-        <w:rPr>
-          <w:rStyle w:val="CommentTok"/>
-        </w:rPr>
-        <w:t># Build federated governance products (Phase Type B — run after all domain builds)</w:t>
-      </w:r>
-      <w:r>
-        <w:br/>
-      </w:r>
-      <w:r>
-        <w:rPr>
-          <w:rStyle w:val="ExtensionTok"/>
-        </w:rPr>
-        <w:t>python</w:t>
-      </w:r>
-      <w:r>
-        <w:rPr>
-          <w:rStyle w:val="NormalTok"/>
-        </w:rPr>
-        <w:t xml:space="preserve"> </w:t>
-      </w:r>
-      <w:r>
-        <w:rPr>
-          <w:rStyle w:val="AttributeTok"/>
-        </w:rPr>
-        <w:t>-m</w:t>
-      </w:r>
-      <w:r>
-        <w:rPr>
-          <w:rStyle w:val="NormalTok"/>
-        </w:rPr>
-        <w:t xml:space="preserve"> pgs_compiler.compiler.cli </w:t>
-      </w:r>
-      <w:r>
-        <w:rPr>
-          <w:rStyle w:val="AttributeTok"/>
-        </w:rPr>
-        <w:t>--structure</w:t>
-      </w:r>
-      <w:r>
-        <w:rPr>
-          <w:rStyle w:val="NormalTok"/>
-        </w:rPr>
-        <w:t xml:space="preserve"> STRUCTURE_BUILD_VOCABULARY_AGGREGATE_V0</w:t>
-      </w:r>
-      <w:r>
-        <w:br/>
-      </w:r>
-      <w:r>
-        <w:br/>
-      </w:r>
-      <w:r>
-        <w:rPr>
-          <w:rStyle w:val="CommentTok"/>
-        </w:rPr>
-        <w:t># Sync snapshot to workspace</w:t>
-      </w:r>
-      <w:r>
-        <w:br/>
-      </w:r>
-      <w:r>
-        <w:rPr>
-          <w:rStyle w:val="ExtensionTok"/>
-        </w:rPr>
-        <w:t>python</w:t>
-      </w:r>
-      <w:r>
-        <w:rPr>
-          <w:rStyle w:val="NormalTok"/>
-        </w:rPr>
-        <w:t xml:space="preserve"> pgs_compiler/scripts/pgs_build.py </w:t>
-      </w:r>
-      <w:r>
-        <w:rPr>
-          <w:rStyle w:val="AttributeTok"/>
-        </w:rPr>
-        <w:t>--workspace</w:t>
-      </w:r>
-      <w:r>
-        <w:rPr>
-          <w:rStyle w:val="NormalTok"/>
-        </w:rPr>
-        <w:t xml:space="preserve"> pgs_workspace</w:t>
+        <w:t xml:space="preserve"> /abs/path/to/pgs_workspace</w:t>
       </w:r>
     </w:p>
     <w:p>
       <w:pPr>
         <w:pStyle w:val="Heading3"/>
       </w:pPr>
-      <w:bookmarkStart w:id="47" w:name="two-compiler-phase-types"/>
+      <w:bookmarkStart w:id="47" w:name="compiler-evidence-graph"/>
       <w:bookmarkEnd w:id="46"/>
       <w:r>
-        <w:t>6.4 Two Compiler Phase Types</w:t>
+        <w:t>6.4 Compiler Evidence Graph</w:t>
       </w:r>
     </w:p>
     <w:p>
@@ -6715,7 +6904,28 @@
         <w:pStyle w:val="FirstParagraph"/>
       </w:pPr>
       <w:r>
-        <w:t>The compiler pipeline has two explicit phase types:</w:t>
+        <w:t xml:space="preserve">The compiler emits </w:t>
+      </w:r>
+      <w:r>
+        <w:rPr>
+          <w:rStyle w:val="VerbatimChar"/>
+        </w:rPr>
+        <w:t>evidence_graph.json</w:t>
+      </w:r>
+      <w:r>
+        <w:t xml:space="preserve"> per structure during S7. This is the compiler’s own governed observability artifact — a semantic causality graph over all S1–S7 trace events, analogous in role to the execution trace for the runtime.</w:t>
+      </w:r>
+    </w:p>
+    <w:p>
+      <w:pPr>
+        <w:pStyle w:val="BodyText"/>
+      </w:pPr>
+      <w:r>
+        <w:rPr>
+          <w:b/>
+          <w:bCs/>
+        </w:rPr>
+        <w:t>What it contains:</w:t>
       </w:r>
     </w:p>
     <w:tbl>
@@ -6726,11 +6936,8 @@
         <w:tblLook w:val="0020" w:firstRow="1" w:lastRow="0" w:firstColumn="0" w:lastColumn="0" w:noHBand="0" w:noVBand="0"/>
       </w:tblPr>
       <w:tblGrid>
-        <w:gridCol w:w="2340"/>
-        <w:gridCol w:w="1950"/>
-        <w:gridCol w:w="570"/>
-        <w:gridCol w:w="1575"/>
-        <w:gridCol w:w="3933"/>
+        <w:gridCol w:w="4095"/>
+        <w:gridCol w:w="5265"/>
       </w:tblGrid>
       <w:tr>
         <w:trPr>
@@ -6739,8 +6946,948 @@
         </w:trPr>
         <w:tc>
           <w:tcPr>
-            <w:tcW w:w="4290" w:type="dxa"/>
-            <w:gridSpan w:val="2"/>
+            <w:tcW w:w="3465" w:type="dxa"/>
+          </w:tcPr>
+          <w:p>
+            <w:pPr>
+              <w:pStyle w:val="Compact"/>
+            </w:pPr>
+            <w:r>
+              <w:t>Field</w:t>
+            </w:r>
+          </w:p>
+        </w:tc>
+        <w:tc>
+          <w:tcPr>
+            <w:tcW w:w="4455" w:type="dxa"/>
+          </w:tcPr>
+          <w:p>
+            <w:pPr>
+              <w:pStyle w:val="Compact"/>
+            </w:pPr>
+            <w:r>
+              <w:t>Content</w:t>
+            </w:r>
+          </w:p>
+        </w:tc>
+      </w:tr>
+      <w:tr>
+        <w:tc>
+          <w:tcPr>
+            <w:tcW w:w="3465" w:type="dxa"/>
+          </w:tcPr>
+          <w:p>
+            <w:pPr>
+              <w:pStyle w:val="Compact"/>
+            </w:pPr>
+            <w:r>
+              <w:rPr>
+                <w:rStyle w:val="VerbatimChar"/>
+              </w:rPr>
+              <w:t>events</w:t>
+            </w:r>
+          </w:p>
+        </w:tc>
+        <w:tc>
+          <w:tcPr>
+            <w:tcW w:w="4455" w:type="dxa"/>
+          </w:tcPr>
+          <w:p>
+            <w:pPr>
+              <w:pStyle w:val="Compact"/>
+            </w:pPr>
+            <w:r>
+              <w:t>All compiler trace events (S1–S7), typed by operation, tagged by family</w:t>
+            </w:r>
+          </w:p>
+        </w:tc>
+      </w:tr>
+      <w:tr>
+        <w:tc>
+          <w:tcPr>
+            <w:tcW w:w="3465" w:type="dxa"/>
+          </w:tcPr>
+          <w:p>
+            <w:pPr>
+              <w:pStyle w:val="Compact"/>
+            </w:pPr>
+            <w:r>
+              <w:rPr>
+                <w:rStyle w:val="VerbatimChar"/>
+              </w:rPr>
+              <w:t>edges</w:t>
+            </w:r>
+          </w:p>
+        </w:tc>
+        <w:tc>
+          <w:tcPr>
+            <w:tcW w:w="4455" w:type="dxa"/>
+          </w:tcPr>
+          <w:p>
+            <w:pPr>
+              <w:pStyle w:val="Compact"/>
+            </w:pPr>
+            <w:r>
+              <w:t>CAUSALITY edges + STAGE_SEQUENCE edges</w:t>
+            </w:r>
+          </w:p>
+        </w:tc>
+      </w:tr>
+      <w:tr>
+        <w:tc>
+          <w:tcPr>
+            <w:tcW w:w="3465" w:type="dxa"/>
+          </w:tcPr>
+          <w:p>
+            <w:pPr>
+              <w:pStyle w:val="Compact"/>
+            </w:pPr>
+            <w:r>
+              <w:rPr>
+                <w:rStyle w:val="VerbatimChar"/>
+              </w:rPr>
+              <w:lastRenderedPageBreak/>
+              <w:t>families</w:t>
+            </w:r>
+          </w:p>
+        </w:tc>
+        <w:tc>
+          <w:tcPr>
+            <w:tcW w:w="4455" w:type="dxa"/>
+          </w:tcPr>
+          <w:p>
+            <w:pPr>
+              <w:pStyle w:val="Compact"/>
+            </w:pPr>
+            <w:r>
+              <w:t>Events bucketed by semantic concern (DISCOVERY, TOPOLOGY, ADDRESSING, GOVERNANCE, CONSTRUCTION, PROJECTION, MATERIALIZATION)</w:t>
+            </w:r>
+          </w:p>
+        </w:tc>
+      </w:tr>
+      <w:tr>
+        <w:tc>
+          <w:tcPr>
+            <w:tcW w:w="3465" w:type="dxa"/>
+          </w:tcPr>
+          <w:p>
+            <w:pPr>
+              <w:pStyle w:val="Compact"/>
+            </w:pPr>
+            <w:r>
+              <w:rPr>
+                <w:rStyle w:val="VerbatimChar"/>
+              </w:rPr>
+              <w:t>evidence_graph_hash</w:t>
+            </w:r>
+          </w:p>
+        </w:tc>
+        <w:tc>
+          <w:tcPr>
+            <w:tcW w:w="4455" w:type="dxa"/>
+          </w:tcPr>
+          <w:p>
+            <w:pPr>
+              <w:pStyle w:val="Compact"/>
+            </w:pPr>
+            <w:r>
+              <w:t>SHA-256 over core content; verified by S8</w:t>
+            </w:r>
+          </w:p>
+        </w:tc>
+      </w:tr>
+      <w:tr>
+        <w:tc>
+          <w:tcPr>
+            <w:tcW w:w="3465" w:type="dxa"/>
+          </w:tcPr>
+          <w:p>
+            <w:pPr>
+              <w:pStyle w:val="Compact"/>
+            </w:pPr>
+            <w:r>
+              <w:rPr>
+                <w:rStyle w:val="VerbatimChar"/>
+              </w:rPr>
+              <w:t>structure_id</w:t>
+            </w:r>
+            <w:r>
+              <w:t xml:space="preserve">, </w:t>
+            </w:r>
+            <w:r>
+              <w:rPr>
+                <w:rStyle w:val="VerbatimChar"/>
+              </w:rPr>
+              <w:t>compiler_version</w:t>
+            </w:r>
+          </w:p>
+        </w:tc>
+        <w:tc>
+          <w:tcPr>
+            <w:tcW w:w="4455" w:type="dxa"/>
+          </w:tcPr>
+          <w:p>
+            <w:pPr>
+              <w:pStyle w:val="Compact"/>
+            </w:pPr>
+            <w:r>
+              <w:t>Envelope metadata — excluded from hash</w:t>
+            </w:r>
+          </w:p>
+        </w:tc>
+      </w:tr>
+    </w:tbl>
+    <w:p>
+      <w:pPr>
+        <w:pStyle w:val="BodyText"/>
+      </w:pPr>
+      <w:r>
+        <w:rPr>
+          <w:b/>
+          <w:bCs/>
+        </w:rPr>
+        <w:t>Evidence Semantics Doctrine — the formal guarantees:</w:t>
+      </w:r>
+    </w:p>
+    <w:tbl>
+      <w:tblPr>
+        <w:tblStyle w:val="Table"/>
+        <w:tblW w:w="5000" w:type="pct"/>
+        <w:tblLayout w:type="fixed"/>
+        <w:tblLook w:val="0020" w:firstRow="1" w:lastRow="0" w:firstColumn="0" w:lastColumn="0" w:noHBand="0" w:noVBand="0"/>
+      </w:tblPr>
+      <w:tblGrid>
+        <w:gridCol w:w="2923"/>
+        <w:gridCol w:w="6437"/>
+      </w:tblGrid>
+      <w:tr>
+        <w:trPr>
+          <w:cnfStyle w:val="100000000000" w:firstRow="1" w:lastRow="0" w:firstColumn="0" w:lastColumn="0" w:oddVBand="0" w:evenVBand="0" w:oddHBand="0" w:evenHBand="0" w:firstRowFirstColumn="0" w:firstRowLastColumn="0" w:lastRowFirstColumn="0" w:lastRowLastColumn="0"/>
+          <w:tblHeader/>
+        </w:trPr>
+        <w:tc>
+          <w:tcPr>
+            <w:tcW w:w="2988" w:type="dxa"/>
+          </w:tcPr>
+          <w:p>
+            <w:pPr>
+              <w:pStyle w:val="Compact"/>
+            </w:pPr>
+            <w:r>
+              <w:t>Guarantee</w:t>
+            </w:r>
+          </w:p>
+        </w:tc>
+        <w:tc>
+          <w:tcPr>
+            <w:tcW w:w="6588" w:type="dxa"/>
+          </w:tcPr>
+          <w:p>
+            <w:pPr>
+              <w:pStyle w:val="Compact"/>
+            </w:pPr>
+            <w:r>
+              <w:t>Statement</w:t>
+            </w:r>
+          </w:p>
+        </w:tc>
+      </w:tr>
+      <w:tr>
+        <w:tc>
+          <w:tcPr>
+            <w:tcW w:w="2988" w:type="dxa"/>
+          </w:tcPr>
+          <w:p>
+            <w:pPr>
+              <w:pStyle w:val="Compact"/>
+            </w:pPr>
+            <w:r>
+              <w:t>Causality definition</w:t>
+            </w:r>
+          </w:p>
+        </w:tc>
+        <w:tc>
+          <w:tcPr>
+            <w:tcW w:w="6588" w:type="dxa"/>
+          </w:tcPr>
+          <w:p>
+            <w:pPr>
+              <w:pStyle w:val="Compact"/>
+            </w:pPr>
+            <w:r>
+              <w:t xml:space="preserve">Two inferred patterns: (1) S1 </w:t>
+            </w:r>
+            <w:r>
+              <w:rPr>
+                <w:rStyle w:val="VerbatimChar"/>
+              </w:rPr>
+              <w:t>discovery_complete</w:t>
+            </w:r>
+            <w:r>
+              <w:t xml:space="preserve"> → all subsequent </w:t>
+            </w:r>
+            <w:r>
+              <w:rPr>
+                <w:rStyle w:val="VerbatimChar"/>
+              </w:rPr>
+              <w:t>node_created</w:t>
+            </w:r>
+            <w:r>
+              <w:t xml:space="preserve"> events in the batch; (2) S5 all </w:t>
+            </w:r>
+            <w:r>
+              <w:rPr>
+                <w:rStyle w:val="VerbatimChar"/>
+              </w:rPr>
+              <w:t>ct_ir_built</w:t>
+            </w:r>
+            <w:r>
+              <w:t xml:space="preserve"> + </w:t>
+            </w:r>
+            <w:r>
+              <w:rPr>
+                <w:rStyle w:val="VerbatimChar"/>
+              </w:rPr>
+              <w:t>cs_ir_built</w:t>
+            </w:r>
+            <w:r>
+              <w:t xml:space="preserve"> + </w:t>
+            </w:r>
+            <w:r>
+              <w:rPr>
+                <w:rStyle w:val="VerbatimChar"/>
+              </w:rPr>
+              <w:t>cc_projection_built</w:t>
+            </w:r>
+            <w:r>
+              <w:t xml:space="preserve"> events → </w:t>
+            </w:r>
+            <w:r>
+              <w:rPr>
+                <w:rStyle w:val="VerbatimChar"/>
+              </w:rPr>
+              <w:t>construction_complete</w:t>
+            </w:r>
+          </w:p>
+        </w:tc>
+      </w:tr>
+      <w:tr>
+        <w:tc>
+          <w:tcPr>
+            <w:tcW w:w="2988" w:type="dxa"/>
+          </w:tcPr>
+          <w:p>
+            <w:pPr>
+              <w:pStyle w:val="Compact"/>
+            </w:pPr>
+            <w:r>
+              <w:t>Stage ordering</w:t>
+            </w:r>
+          </w:p>
+        </w:tc>
+        <w:tc>
+          <w:tcPr>
+            <w:tcW w:w="6588" w:type="dxa"/>
+          </w:tcPr>
+          <w:p>
+            <w:pPr>
+              <w:pStyle w:val="Compact"/>
+            </w:pPr>
+            <w:r>
+              <w:t>Exactly 7 STAGE_SEQUENCE edges (S1→S2→S3→S4→S5→S6→S7); inferred from last event of stage N → first event of stage N+1; deterministic given same source</w:t>
+            </w:r>
+          </w:p>
+        </w:tc>
+      </w:tr>
+      <w:tr>
+        <w:tc>
+          <w:tcPr>
+            <w:tcW w:w="2988" w:type="dxa"/>
+          </w:tcPr>
+          <w:p>
+            <w:pPr>
+              <w:pStyle w:val="Compact"/>
+            </w:pPr>
+            <w:r>
+              <w:t>Event identity</w:t>
+            </w:r>
+          </w:p>
+        </w:tc>
+        <w:tc>
+          <w:tcPr>
+            <w:tcW w:w="6588" w:type="dxa"/>
+          </w:tcPr>
+          <w:p>
+            <w:pPr>
+              <w:pStyle w:val="Compact"/>
+            </w:pPr>
+            <w:r>
+              <w:t>Auto-increment integer, monotonically increasing, immutable per compile run; identical inputs → identical event sequence</w:t>
+            </w:r>
+          </w:p>
+        </w:tc>
+      </w:tr>
+      <w:tr>
+        <w:tc>
+          <w:tcPr>
+            <w:tcW w:w="2988" w:type="dxa"/>
+          </w:tcPr>
+          <w:p>
+            <w:pPr>
+              <w:pStyle w:val="Compact"/>
+            </w:pPr>
+            <w:r>
+              <w:t>Edge kind exhaustiveness</w:t>
+            </w:r>
+          </w:p>
+        </w:tc>
+        <w:tc>
+          <w:tcPr>
+            <w:tcW w:w="6588" w:type="dxa"/>
+          </w:tcPr>
+          <w:p>
+            <w:pPr>
+              <w:pStyle w:val="Compact"/>
+            </w:pPr>
+            <w:r>
+              <w:t xml:space="preserve">Exactly two edge kinds exist: </w:t>
+            </w:r>
+            <w:r>
+              <w:rPr>
+                <w:rStyle w:val="VerbatimChar"/>
+              </w:rPr>
+              <w:t>CAUSALITY</w:t>
+            </w:r>
+            <w:r>
+              <w:t xml:space="preserve"> (parent → child event; event caused/gated target) and </w:t>
+            </w:r>
+            <w:r>
+              <w:rPr>
+                <w:rStyle w:val="VerbatimChar"/>
+              </w:rPr>
+              <w:t>STAGE_SEQUENCE</w:t>
+            </w:r>
+            <w:r>
+              <w:t xml:space="preserve"> (last event of stage N → first event of stage N+1). No other edge kinds are permitted. Consumers may assert this.</w:t>
+            </w:r>
+          </w:p>
+        </w:tc>
+      </w:tr>
+      <w:tr>
+        <w:tc>
+          <w:tcPr>
+            <w:tcW w:w="2988" w:type="dxa"/>
+          </w:tcPr>
+          <w:p>
+            <w:pPr>
+              <w:pStyle w:val="Compact"/>
+            </w:pPr>
+            <w:r>
+              <w:t>Edge stability</w:t>
+            </w:r>
+          </w:p>
+        </w:tc>
+        <w:tc>
+          <w:tcPr>
+            <w:tcW w:w="6588" w:type="dxa"/>
+          </w:tcPr>
+          <w:p>
+            <w:pPr>
+              <w:pStyle w:val="Compact"/>
+            </w:pPr>
+            <w:r>
+              <w:t>Edges inferred from operation ordering within the compiled trace batch; same source artifacts always produce the same edge set</w:t>
+            </w:r>
+          </w:p>
+        </w:tc>
+      </w:tr>
+      <w:tr>
+        <w:tc>
+          <w:tcPr>
+            <w:tcW w:w="2988" w:type="dxa"/>
+          </w:tcPr>
+          <w:p>
+            <w:pPr>
+              <w:pStyle w:val="Compact"/>
+            </w:pPr>
+            <w:r>
+              <w:t>Graph determinism</w:t>
+            </w:r>
+          </w:p>
+        </w:tc>
+        <w:tc>
+          <w:tcPr>
+            <w:tcW w:w="6588" w:type="dxa"/>
+          </w:tcPr>
+          <w:p>
+            <w:pPr>
+              <w:pStyle w:val="Compact"/>
+            </w:pPr>
+            <w:r>
+              <w:t xml:space="preserve">Same source structure artifacts + same compiler version → bitwise-identical </w:t>
+            </w:r>
+            <w:r>
+              <w:rPr>
+                <w:rStyle w:val="VerbatimChar"/>
+              </w:rPr>
+              <w:t>events</w:t>
+            </w:r>
+            <w:r>
+              <w:t xml:space="preserve">, </w:t>
+            </w:r>
+            <w:r>
+              <w:rPr>
+                <w:rStyle w:val="VerbatimChar"/>
+              </w:rPr>
+              <w:t>edges</w:t>
+            </w:r>
+            <w:r>
+              <w:t xml:space="preserve">, </w:t>
+            </w:r>
+            <w:r>
+              <w:rPr>
+                <w:rStyle w:val="VerbatimChar"/>
+              </w:rPr>
+              <w:t>families</w:t>
+            </w:r>
+            <w:r>
+              <w:t xml:space="preserve"> content; only envelope fields (</w:t>
+            </w:r>
+            <w:r>
+              <w:rPr>
+                <w:rStyle w:val="VerbatimChar"/>
+              </w:rPr>
+              <w:t>structure_id</w:t>
+            </w:r>
+            <w:r>
+              <w:t xml:space="preserve">, </w:t>
+            </w:r>
+            <w:r>
+              <w:rPr>
+                <w:rStyle w:val="VerbatimChar"/>
+              </w:rPr>
+              <w:t>compiler_version</w:t>
+            </w:r>
+            <w:r>
+              <w:t xml:space="preserve">, </w:t>
+            </w:r>
+            <w:r>
+              <w:rPr>
+                <w:rStyle w:val="VerbatimChar"/>
+              </w:rPr>
+              <w:t>evidence_graph_hash</w:t>
+            </w:r>
+            <w:r>
+              <w:t>) may differ between runs</w:t>
+            </w:r>
+          </w:p>
+        </w:tc>
+      </w:tr>
+      <w:tr>
+        <w:tc>
+          <w:tcPr>
+            <w:tcW w:w="2988" w:type="dxa"/>
+          </w:tcPr>
+          <w:p>
+            <w:pPr>
+              <w:pStyle w:val="Compact"/>
+            </w:pPr>
+            <w:r>
+              <w:t>Projection completeness</w:t>
+            </w:r>
+          </w:p>
+        </w:tc>
+        <w:tc>
+          <w:tcPr>
+            <w:tcW w:w="6588" w:type="dxa"/>
+          </w:tcPr>
+          <w:p>
+            <w:pPr>
+              <w:pStyle w:val="Compact"/>
+            </w:pPr>
+            <w:r>
+              <w:t xml:space="preserve">All events from all stages S1–S7 are present in </w:t>
+            </w:r>
+            <w:r>
+              <w:rPr>
+                <w:rStyle w:val="VerbatimChar"/>
+              </w:rPr>
+              <w:t>evidence_graph.json</w:t>
+            </w:r>
+            <w:r>
+              <w:t xml:space="preserve">; no stage is selectively omitted; every event emitted during compilation appears in the </w:t>
+            </w:r>
+            <w:r>
+              <w:rPr>
+                <w:rStyle w:val="VerbatimChar"/>
+              </w:rPr>
+              <w:t>events</w:t>
+            </w:r>
+            <w:r>
+              <w:t xml:space="preserve"> array; all families present in the run appear in the </w:t>
+            </w:r>
+            <w:r>
+              <w:rPr>
+                <w:rStyle w:val="VerbatimChar"/>
+              </w:rPr>
+              <w:t>families</w:t>
+            </w:r>
+            <w:r>
+              <w:t xml:space="preserve"> index</w:t>
+            </w:r>
+          </w:p>
+        </w:tc>
+      </w:tr>
+      <w:tr>
+        <w:tc>
+          <w:tcPr>
+            <w:tcW w:w="2988" w:type="dxa"/>
+          </w:tcPr>
+          <w:p>
+            <w:pPr>
+              <w:pStyle w:val="Compact"/>
+            </w:pPr>
+            <w:r>
+              <w:t>Hash contract</w:t>
+            </w:r>
+          </w:p>
+        </w:tc>
+        <w:tc>
+          <w:tcPr>
+            <w:tcW w:w="6588" w:type="dxa"/>
+          </w:tcPr>
+          <w:p>
+            <w:pPr>
+              <w:pStyle w:val="Compact"/>
+            </w:pPr>
+            <w:r>
+              <w:t xml:space="preserve">SHA-256 over </w:t>
+            </w:r>
+            <w:r>
+              <w:rPr>
+                <w:rStyle w:val="VerbatimChar"/>
+              </w:rPr>
+              <w:t>{event_count, edge_count, events, edges, families}</w:t>
+            </w:r>
+            <w:r>
+              <w:t xml:space="preserve"> only; envelope fields (</w:t>
+            </w:r>
+            <w:r>
+              <w:rPr>
+                <w:rStyle w:val="VerbatimChar"/>
+              </w:rPr>
+              <w:t>structure_id</w:t>
+            </w:r>
+            <w:r>
+              <w:t xml:space="preserve">, </w:t>
+            </w:r>
+            <w:r>
+              <w:rPr>
+                <w:rStyle w:val="VerbatimChar"/>
+              </w:rPr>
+              <w:t>compiler_version</w:t>
+            </w:r>
+            <w:r>
+              <w:t xml:space="preserve">, </w:t>
+            </w:r>
+            <w:r>
+              <w:rPr>
+                <w:rStyle w:val="VerbatimChar"/>
+              </w:rPr>
+              <w:t>evidence_graph_hash</w:t>
+            </w:r>
+            <w:r>
+              <w:t>) excluded so transport metadata can evolve while graph semantics remain stable; verified by S8 Check 7</w:t>
+            </w:r>
+          </w:p>
+        </w:tc>
+      </w:tr>
+      <w:tr>
+        <w:tc>
+          <w:tcPr>
+            <w:tcW w:w="2988" w:type="dxa"/>
+          </w:tcPr>
+          <w:p>
+            <w:pPr>
+              <w:pStyle w:val="Compact"/>
+            </w:pPr>
+            <w:r>
+              <w:t>Consumer contract</w:t>
+            </w:r>
+          </w:p>
+        </w:tc>
+        <w:tc>
+          <w:tcPr>
+            <w:tcW w:w="6588" w:type="dxa"/>
+          </w:tcPr>
+          <w:p>
+            <w:pPr>
+              <w:pStyle w:val="Compact"/>
+            </w:pPr>
+            <w:r>
+              <w:rPr>
+                <w:rStyle w:val="VerbatimChar"/>
+              </w:rPr>
+              <w:t>visualization/consumers/</w:t>
+            </w:r>
+            <w:r>
+              <w:t xml:space="preserve"> is the ONLY sanctioned </w:t>
+            </w:r>
+            <w:r>
+              <w:lastRenderedPageBreak/>
+              <w:t xml:space="preserve">interface; consumers must NEVER import from </w:t>
+            </w:r>
+            <w:r>
+              <w:rPr>
+                <w:rStyle w:val="VerbatimChar"/>
+              </w:rPr>
+              <w:t>compiler/graph/*</w:t>
+            </w:r>
+            <w:r>
+              <w:t xml:space="preserve">; JSON schema is the contract; method signatures on </w:t>
+            </w:r>
+            <w:r>
+              <w:rPr>
+                <w:rStyle w:val="VerbatimChar"/>
+              </w:rPr>
+              <w:t>EvidenceQuery</w:t>
+            </w:r>
+            <w:r>
+              <w:t xml:space="preserve"> and </w:t>
+            </w:r>
+            <w:r>
+              <w:rPr>
+                <w:rStyle w:val="VerbatimChar"/>
+              </w:rPr>
+              <w:t>EvidenceProjection</w:t>
+            </w:r>
+            <w:r>
+              <w:t xml:space="preserve"> are frozen</w:t>
+            </w:r>
+          </w:p>
+        </w:tc>
+      </w:tr>
+      <w:tr>
+        <w:tc>
+          <w:tcPr>
+            <w:tcW w:w="2988" w:type="dxa"/>
+          </w:tcPr>
+          <w:p>
+            <w:pPr>
+              <w:pStyle w:val="Compact"/>
+            </w:pPr>
+            <w:r>
+              <w:lastRenderedPageBreak/>
+              <w:t>Replay guarantee</w:t>
+            </w:r>
+          </w:p>
+        </w:tc>
+        <w:tc>
+          <w:tcPr>
+            <w:tcW w:w="6588" w:type="dxa"/>
+          </w:tcPr>
+          <w:p>
+            <w:pPr>
+              <w:pStyle w:val="Compact"/>
+            </w:pPr>
+            <w:r>
+              <w:rPr>
+                <w:rStyle w:val="VerbatimChar"/>
+              </w:rPr>
+              <w:t>evidence_graph.json</w:t>
+            </w:r>
+            <w:r>
+              <w:t xml:space="preserve"> is self-contained; no compiler state, no compiler imports needed to parse or interpret it; all consumer operations work from the serialized file alone</w:t>
+            </w:r>
+          </w:p>
+        </w:tc>
+      </w:tr>
+      <w:tr>
+        <w:tc>
+          <w:tcPr>
+            <w:tcW w:w="2988" w:type="dxa"/>
+          </w:tcPr>
+          <w:p>
+            <w:pPr>
+              <w:pStyle w:val="Compact"/>
+            </w:pPr>
+            <w:r>
+              <w:t>Ordering guarantee</w:t>
+            </w:r>
+          </w:p>
+        </w:tc>
+        <w:tc>
+          <w:tcPr>
+            <w:tcW w:w="6588" w:type="dxa"/>
+          </w:tcPr>
+          <w:p>
+            <w:pPr>
+              <w:pStyle w:val="Compact"/>
+            </w:pPr>
+            <w:r>
+              <w:rPr>
+                <w:rStyle w:val="VerbatimChar"/>
+              </w:rPr>
+              <w:t>events</w:t>
+            </w:r>
+            <w:r>
+              <w:t xml:space="preserve"> array in emission order (S1 first, S7 last, within-stage in emission order); </w:t>
+            </w:r>
+            <w:r>
+              <w:rPr>
+                <w:rStyle w:val="VerbatimChar"/>
+              </w:rPr>
+              <w:t>event_id</w:t>
+            </w:r>
+            <w:r>
+              <w:t xml:space="preserve"> values monotonically increasing</w:t>
+            </w:r>
+          </w:p>
+        </w:tc>
+      </w:tr>
+      <w:tr>
+        <w:tc>
+          <w:tcPr>
+            <w:tcW w:w="2988" w:type="dxa"/>
+          </w:tcPr>
+          <w:p>
+            <w:pPr>
+              <w:pStyle w:val="Compact"/>
+            </w:pPr>
+            <w:r>
+              <w:t>VERIFICATION absence</w:t>
+            </w:r>
+          </w:p>
+        </w:tc>
+        <w:tc>
+          <w:tcPr>
+            <w:tcW w:w="6588" w:type="dxa"/>
+          </w:tcPr>
+          <w:p>
+            <w:pPr>
+              <w:pStyle w:val="Compact"/>
+            </w:pPr>
+            <w:r>
+              <w:t xml:space="preserve">S8’s </w:t>
+            </w:r>
+            <w:r>
+              <w:rPr>
+                <w:rStyle w:val="VerbatimChar"/>
+              </w:rPr>
+              <w:t>verification_complete</w:t>
+            </w:r>
+            <w:r>
+              <w:t xml:space="preserve"> event is always absent from </w:t>
+            </w:r>
+            <w:r>
+              <w:rPr>
+                <w:rStyle w:val="VerbatimChar"/>
+              </w:rPr>
+              <w:t>evidence_graph.json</w:t>
+            </w:r>
+            <w:r>
+              <w:t xml:space="preserve"> by design — S7 writes the file before S8 runs; 0 VERIFICATION-family events is correct, not a defect</w:t>
+            </w:r>
+          </w:p>
+        </w:tc>
+      </w:tr>
+    </w:tbl>
+    <w:p>
+      <w:pPr>
+        <w:pStyle w:val="BodyText"/>
+      </w:pPr>
+      <w:r>
+        <w:rPr>
+          <w:b/>
+          <w:bCs/>
+        </w:rPr>
+        <w:t>Location:</w:t>
+      </w:r>
+      <w:r>
+        <w:t xml:space="preserve"> </w:t>
+      </w:r>
+      <w:r>
+        <w:rPr>
+          <w:rStyle w:val="VerbatimChar"/>
+        </w:rPr>
+        <w:t>evidence_snapshot/&lt;domain&gt;/evidence_graph.json</w:t>
+      </w:r>
+      <w:r>
+        <w:t xml:space="preserve"> — written by S7, verified by S8.</w:t>
+      </w:r>
+    </w:p>
+    <w:p>
+      <w:pPr>
+        <w:pStyle w:val="BodyText"/>
+      </w:pPr>
+      <w:r>
+        <w:rPr>
+          <w:b/>
+          <w:bCs/>
+        </w:rPr>
+        <w:t>Contract freeze:</w:t>
+      </w:r>
+      <w:r>
+        <w:t xml:space="preserve"> The </w:t>
+      </w:r>
+      <w:r>
+        <w:rPr>
+          <w:rStyle w:val="VerbatimChar"/>
+        </w:rPr>
+        <w:t>EvidenceQuery</w:t>
+      </w:r>
+      <w:r>
+        <w:t xml:space="preserve"> public surface is a protocol surface, not a utility library. Additions require explicit versioning. No compiler-internal fields may be exposed. No shortcuts that bypass DTO semantics.</w:t>
+      </w:r>
+    </w:p>
+    <w:p>
+      <w:r>
+        <w:rPr>
+          <w:noProof/>
+        </w:rPr>
+        <w:pict w14:anchorId="0918B77E">
+          <v:rect id="_x0000_i1040" alt="" style="width:468pt;height:.05pt;mso-width-percent:0;mso-height-percent:0;mso-width-percent:0;mso-height-percent:0" o:hralign="center" o:hrstd="t" o:hr="t"/>
+        </w:pict>
+      </w:r>
+    </w:p>
+    <w:p>
+      <w:pPr>
+        <w:pStyle w:val="Heading3"/>
+      </w:pPr>
+      <w:bookmarkStart w:id="48" w:name="two-compiler-phase-types"/>
+      <w:bookmarkEnd w:id="47"/>
+      <w:r>
+        <w:t>6.5 Two Compiler Phase Types</w:t>
+      </w:r>
+    </w:p>
+    <w:p>
+      <w:pPr>
+        <w:pStyle w:val="FirstParagraph"/>
+      </w:pPr>
+      <w:r>
+        <w:t>The compiler pipeline has two explicit phase types:</w:t>
+      </w:r>
+    </w:p>
+    <w:tbl>
+      <w:tblPr>
+        <w:tblStyle w:val="Table"/>
+        <w:tblW w:w="5000" w:type="pct"/>
+        <w:tblLayout w:type="fixed"/>
+        <w:tblLook w:val="0020" w:firstRow="1" w:lastRow="0" w:firstColumn="0" w:lastColumn="0" w:noHBand="0" w:noVBand="0"/>
+      </w:tblPr>
+      <w:tblGrid>
+        <w:gridCol w:w="2131"/>
+        <w:gridCol w:w="3167"/>
+        <w:gridCol w:w="4062"/>
+      </w:tblGrid>
+      <w:tr>
+        <w:trPr>
+          <w:cnfStyle w:val="100000000000" w:firstRow="1" w:lastRow="0" w:firstColumn="0" w:lastColumn="0" w:oddVBand="0" w:evenVBand="0" w:oddHBand="0" w:evenHBand="0" w:firstRowFirstColumn="0" w:firstRowLastColumn="0" w:lastRowFirstColumn="0" w:lastRowLastColumn="0"/>
+          <w:tblHeader/>
+        </w:trPr>
+        <w:tc>
+          <w:tcPr>
+            <w:tcW w:w="2178" w:type="dxa"/>
           </w:tcPr>
           <w:p>
             <w:pPr>
@@ -6753,8 +7900,7 @@
         </w:tc>
         <w:tc>
           <w:tcPr>
-            <w:tcW w:w="2145" w:type="dxa"/>
-            <w:gridSpan w:val="2"/>
+            <w:tcW w:w="3240" w:type="dxa"/>
           </w:tcPr>
           <w:p>
             <w:pPr>
@@ -6767,7 +7913,7 @@
         </w:tc>
         <w:tc>
           <w:tcPr>
-            <w:tcW w:w="3933" w:type="dxa"/>
+            <w:tcW w:w="4158" w:type="dxa"/>
           </w:tcPr>
           <w:p>
             <w:pPr>
@@ -6782,7 +7928,7 @@
       <w:tr>
         <w:tc>
           <w:tcPr>
-            <w:tcW w:w="2340" w:type="dxa"/>
+            <w:tcW w:w="2178" w:type="dxa"/>
           </w:tcPr>
           <w:p>
             <w:pPr>
@@ -6799,8 +7945,7 @@
         </w:tc>
         <w:tc>
           <w:tcPr>
-            <w:tcW w:w="2520" w:type="dxa"/>
-            <w:gridSpan w:val="2"/>
+            <w:tcW w:w="3240" w:type="dxa"/>
           </w:tcPr>
           <w:p>
             <w:pPr>
@@ -6813,8 +7958,7 @@
         </w:tc>
         <w:tc>
           <w:tcPr>
-            <w:tcW w:w="5508" w:type="dxa"/>
-            <w:gridSpan w:val="2"/>
+            <w:tcW w:w="4158" w:type="dxa"/>
           </w:tcPr>
           <w:p>
             <w:pPr>
@@ -6829,7 +7973,7 @@
       <w:tr>
         <w:tc>
           <w:tcPr>
-            <w:tcW w:w="2340" w:type="dxa"/>
+            <w:tcW w:w="2178" w:type="dxa"/>
           </w:tcPr>
           <w:p>
             <w:pPr>
@@ -6846,8 +7990,7 @@
         </w:tc>
         <w:tc>
           <w:tcPr>
-            <w:tcW w:w="2520" w:type="dxa"/>
-            <w:gridSpan w:val="2"/>
+            <w:tcW w:w="3240" w:type="dxa"/>
           </w:tcPr>
           <w:p>
             <w:pPr>
@@ -6860,8 +8003,7 @@
         </w:tc>
         <w:tc>
           <w:tcPr>
-            <w:tcW w:w="5508" w:type="dxa"/>
-            <w:gridSpan w:val="2"/>
+            <w:tcW w:w="4158" w:type="dxa"/>
           </w:tcPr>
           <w:p>
             <w:pPr>
@@ -6949,6 +8091,7 @@
           <w:b/>
           <w:bCs/>
         </w:rPr>
+        <w:lastRenderedPageBreak/>
         <w:t>Current Phase Type B families:</w:t>
       </w:r>
     </w:p>
@@ -6977,7 +8120,6 @@
               <w:pStyle w:val="Compact"/>
             </w:pPr>
             <w:r>
-              <w:lastRenderedPageBreak/>
               <w:t>Aggregate</w:t>
             </w:r>
           </w:p>
@@ -7194,7 +8336,7 @@
         <w:rPr>
           <w:noProof/>
         </w:rPr>
-        <w:pict w14:anchorId="24C70F10">
+        <w:pict w14:anchorId="7B4A306A">
           <v:rect id="_x0000_i1039" alt="" style="width:468pt;height:.05pt;mso-width-percent:0;mso-height-percent:0;mso-width-percent:0;mso-height-percent:0" o:hralign="center" o:hrstd="t" o:hr="t"/>
         </w:pict>
       </w:r>
@@ -7203,9 +8345,9 @@
       <w:pPr>
         <w:pStyle w:val="Heading2"/>
       </w:pPr>
-      <w:bookmarkStart w:id="48" w:name="runtime-model"/>
+      <w:bookmarkStart w:id="49" w:name="runtime-model"/>
       <w:bookmarkEnd w:id="43"/>
-      <w:bookmarkEnd w:id="47"/>
+      <w:bookmarkEnd w:id="48"/>
       <w:r>
         <w:t>7. Runtime Model</w:t>
       </w:r>
@@ -7214,7 +8356,7 @@
       <w:pPr>
         <w:pStyle w:val="Heading3"/>
       </w:pPr>
-      <w:bookmarkStart w:id="49" w:name="runtime-constraints-non-negotiable"/>
+      <w:bookmarkStart w:id="50" w:name="runtime-constraints-non-negotiable"/>
       <w:r>
         <w:t>7.1 Runtime Constraints (Non-Negotiable)</w:t>
       </w:r>
@@ -7292,8 +8434,8 @@
       <w:pPr>
         <w:pStyle w:val="Heading3"/>
       </w:pPr>
-      <w:bookmarkStart w:id="50" w:name="runtime-bindings"/>
-      <w:bookmarkEnd w:id="49"/>
+      <w:bookmarkStart w:id="51" w:name="runtime-bindings"/>
+      <w:bookmarkEnd w:id="50"/>
       <w:r>
         <w:t>7.2 Runtime Bindings</w:t>
       </w:r>
@@ -7344,8 +8486,8 @@
       <w:pPr>
         <w:pStyle w:val="Heading3"/>
       </w:pPr>
-      <w:bookmarkStart w:id="51" w:name="trace-lifecycle"/>
-      <w:bookmarkEnd w:id="50"/>
+      <w:bookmarkStart w:id="52" w:name="trace-lifecycle"/>
+      <w:bookmarkEnd w:id="51"/>
       <w:r>
         <w:t>7.3 Trace Lifecycle</w:t>
       </w:r>
@@ -7424,8 +8566,8 @@
       <w:pPr>
         <w:pStyle w:val="Heading3"/>
       </w:pPr>
-      <w:bookmarkStart w:id="52" w:name="b-cs-runtime-types"/>
-      <w:bookmarkEnd w:id="51"/>
+      <w:bookmarkStart w:id="53" w:name="b-cs-runtime-types"/>
+      <w:bookmarkEnd w:id="52"/>
       <w:r>
         <w:t>7.3b CS Runtime Types</w:t>
       </w:r>
@@ -7446,9 +8588,8 @@
         <w:tblLook w:val="0020" w:firstRow="1" w:lastRow="0" w:firstColumn="0" w:lastColumn="0" w:noHBand="0" w:noVBand="0"/>
       </w:tblPr>
       <w:tblGrid>
-        <w:gridCol w:w="3330"/>
-        <w:gridCol w:w="2286"/>
-        <w:gridCol w:w="4752"/>
+        <w:gridCol w:w="2923"/>
+        <w:gridCol w:w="6437"/>
       </w:tblGrid>
       <w:tr>
         <w:trPr>
@@ -7457,8 +8598,7 @@
         </w:trPr>
         <w:tc>
           <w:tcPr>
-            <w:tcW w:w="5616" w:type="dxa"/>
-            <w:gridSpan w:val="2"/>
+            <w:tcW w:w="2988" w:type="dxa"/>
           </w:tcPr>
           <w:p>
             <w:pPr>
@@ -7471,7 +8611,7 @@
         </w:tc>
         <w:tc>
           <w:tcPr>
-            <w:tcW w:w="4752" w:type="dxa"/>
+            <w:tcW w:w="6588" w:type="dxa"/>
           </w:tcPr>
           <w:p>
             <w:pPr>
@@ -7486,26 +8626,23 @@
       <w:tr>
         <w:tc>
           <w:tcPr>
-            <w:tcW w:w="3330" w:type="dxa"/>
-          </w:tcPr>
-          <w:p>
-            <w:pPr>
-              <w:pStyle w:val="Compact"/>
-            </w:pPr>
-            <w:proofErr w:type="spellStart"/>
+            <w:tcW w:w="2988" w:type="dxa"/>
+          </w:tcPr>
+          <w:p>
+            <w:pPr>
+              <w:pStyle w:val="Compact"/>
+            </w:pPr>
             <w:r>
               <w:rPr>
                 <w:rStyle w:val="VerbatimChar"/>
               </w:rPr>
               <w:t>RegistryRuntime</w:t>
             </w:r>
-            <w:proofErr w:type="spellEnd"/>
-          </w:p>
-        </w:tc>
-        <w:tc>
-          <w:tcPr>
-            <w:tcW w:w="7038" w:type="dxa"/>
-            <w:gridSpan w:val="2"/>
+          </w:p>
+        </w:tc>
+        <w:tc>
+          <w:tcPr>
+            <w:tcW w:w="6588" w:type="dxa"/>
           </w:tcPr>
           <w:p>
             <w:pPr>
@@ -7520,7 +8657,7 @@
       <w:tr>
         <w:tc>
           <w:tcPr>
-            <w:tcW w:w="3330" w:type="dxa"/>
+            <w:tcW w:w="2988" w:type="dxa"/>
           </w:tcPr>
           <w:p>
             <w:pPr>
@@ -7530,14 +8667,14 @@
               <w:rPr>
                 <w:rStyle w:val="VerbatimChar"/>
               </w:rPr>
+              <w:lastRenderedPageBreak/>
               <w:t>MutableJsonRuntime</w:t>
             </w:r>
           </w:p>
         </w:tc>
         <w:tc>
           <w:tcPr>
-            <w:tcW w:w="7038" w:type="dxa"/>
-            <w:gridSpan w:val="2"/>
+            <w:tcW w:w="6588" w:type="dxa"/>
           </w:tcPr>
           <w:p>
             <w:pPr>
@@ -7552,7 +8689,7 @@
       <w:tr>
         <w:tc>
           <w:tcPr>
-            <w:tcW w:w="3330" w:type="dxa"/>
+            <w:tcW w:w="2988" w:type="dxa"/>
           </w:tcPr>
           <w:p>
             <w:pPr>
@@ -7568,8 +8705,7 @@
         </w:tc>
         <w:tc>
           <w:tcPr>
-            <w:tcW w:w="7038" w:type="dxa"/>
-            <w:gridSpan w:val="2"/>
+            <w:tcW w:w="6588" w:type="dxa"/>
           </w:tcPr>
           <w:p>
             <w:pPr>
@@ -7584,7 +8720,7 @@
       <w:tr>
         <w:tc>
           <w:tcPr>
-            <w:tcW w:w="3330" w:type="dxa"/>
+            <w:tcW w:w="2988" w:type="dxa"/>
           </w:tcPr>
           <w:p>
             <w:pPr>
@@ -7600,8 +8736,7 @@
         </w:tc>
         <w:tc>
           <w:tcPr>
-            <w:tcW w:w="7038" w:type="dxa"/>
-            <w:gridSpan w:val="2"/>
+            <w:tcW w:w="6588" w:type="dxa"/>
           </w:tcPr>
           <w:p>
             <w:pPr>
@@ -7616,7 +8751,7 @@
       <w:tr>
         <w:tc>
           <w:tcPr>
-            <w:tcW w:w="3330" w:type="dxa"/>
+            <w:tcW w:w="2988" w:type="dxa"/>
           </w:tcPr>
           <w:p>
             <w:pPr>
@@ -7632,8 +8767,7 @@
         </w:tc>
         <w:tc>
           <w:tcPr>
-            <w:tcW w:w="7038" w:type="dxa"/>
-            <w:gridSpan w:val="2"/>
+            <w:tcW w:w="6588" w:type="dxa"/>
           </w:tcPr>
           <w:p>
             <w:pPr>
@@ -7648,7 +8782,7 @@
       <w:tr>
         <w:tc>
           <w:tcPr>
-            <w:tcW w:w="3330" w:type="dxa"/>
+            <w:tcW w:w="2988" w:type="dxa"/>
           </w:tcPr>
           <w:p>
             <w:pPr>
@@ -7664,8 +8798,7 @@
         </w:tc>
         <w:tc>
           <w:tcPr>
-            <w:tcW w:w="7038" w:type="dxa"/>
-            <w:gridSpan w:val="2"/>
+            <w:tcW w:w="6588" w:type="dxa"/>
           </w:tcPr>
           <w:p>
             <w:pPr>
@@ -7682,10 +8815,9 @@
       <w:pPr>
         <w:pStyle w:val="Heading3"/>
       </w:pPr>
-      <w:bookmarkStart w:id="53" w:name="data-state"/>
-      <w:bookmarkEnd w:id="52"/>
-      <w:r>
-        <w:lastRenderedPageBreak/>
+      <w:bookmarkStart w:id="54" w:name="data-state"/>
+      <w:bookmarkEnd w:id="53"/>
+      <w:r>
         <w:t>7.4 Data State</w:t>
       </w:r>
     </w:p>
@@ -7750,7 +8882,7 @@
         <w:rPr>
           <w:noProof/>
         </w:rPr>
-        <w:pict w14:anchorId="62AC9BCD">
+        <w:pict w14:anchorId="77698792">
           <v:rect id="_x0000_i1038" alt="" style="width:468pt;height:.05pt;mso-width-percent:0;mso-height-percent:0;mso-width-percent:0;mso-height-percent:0" o:hralign="center" o:hrstd="t" o:hr="t"/>
         </w:pict>
       </w:r>
@@ -7759,9 +8891,9 @@
       <w:pPr>
         <w:pStyle w:val="Heading2"/>
       </w:pPr>
-      <w:bookmarkStart w:id="54" w:name="transport-governance"/>
-      <w:bookmarkEnd w:id="48"/>
-      <w:bookmarkEnd w:id="53"/>
+      <w:bookmarkStart w:id="55" w:name="transport-governance"/>
+      <w:bookmarkEnd w:id="49"/>
+      <w:bookmarkEnd w:id="54"/>
       <w:r>
         <w:t>8. Transport Governance</w:t>
       </w:r>
@@ -7770,7 +8902,7 @@
       <w:pPr>
         <w:pStyle w:val="Heading3"/>
       </w:pPr>
-      <w:bookmarkStart w:id="55" w:name="ti-te-doctrine"/>
+      <w:bookmarkStart w:id="56" w:name="ti-te-doctrine"/>
       <w:r>
         <w:t>8.1 TI / TE Doctrine</w:t>
       </w:r>
@@ -7835,8 +8967,8 @@
       <w:pPr>
         <w:pStyle w:val="Heading3"/>
       </w:pPr>
-      <w:bookmarkStart w:id="56" w:name="transport-orthogonality"/>
-      <w:bookmarkEnd w:id="55"/>
+      <w:bookmarkStart w:id="57" w:name="transport-orthogonality"/>
+      <w:bookmarkEnd w:id="56"/>
       <w:r>
         <w:t>8.2 Transport Orthogonality</w:t>
       </w:r>
@@ -7881,8 +9013,8 @@
       <w:pPr>
         <w:pStyle w:val="Heading3"/>
       </w:pPr>
-      <w:bookmarkStart w:id="57" w:name="transport-does-not-route"/>
-      <w:bookmarkEnd w:id="56"/>
+      <w:bookmarkStart w:id="58" w:name="transport-does-not-route"/>
+      <w:bookmarkEnd w:id="57"/>
       <w:r>
         <w:t>8.3 Transport Does Not Route</w:t>
       </w:r>
@@ -7927,8 +9059,8 @@
       <w:pPr>
         <w:pStyle w:val="Heading3"/>
       </w:pPr>
-      <w:bookmarkStart w:id="58" w:name="snapshot-driven-route-loading"/>
-      <w:bookmarkEnd w:id="57"/>
+      <w:bookmarkStart w:id="59" w:name="snapshot-driven-route-loading"/>
+      <w:bookmarkEnd w:id="58"/>
       <w:r>
         <w:t>8.4 Snapshot-Driven Route Loading</w:t>
       </w:r>
@@ -7973,9 +9105,10 @@
       <w:pPr>
         <w:pStyle w:val="Heading3"/>
       </w:pPr>
-      <w:bookmarkStart w:id="59" w:name="transport-federation-doctrine"/>
-      <w:bookmarkEnd w:id="58"/>
-      <w:r>
+      <w:bookmarkStart w:id="60" w:name="transport-federation-doctrine"/>
+      <w:bookmarkEnd w:id="59"/>
+      <w:r>
+        <w:lastRenderedPageBreak/>
         <w:t>8.5 Transport Federation Doctrine</w:t>
       </w:r>
     </w:p>
@@ -8068,10 +9201,9 @@
       <w:pPr>
         <w:pStyle w:val="Heading3"/>
       </w:pPr>
-      <w:bookmarkStart w:id="60" w:name="http-server"/>
-      <w:bookmarkEnd w:id="59"/>
-      <w:r>
-        <w:lastRenderedPageBreak/>
+      <w:bookmarkStart w:id="61" w:name="http-server"/>
+      <w:bookmarkEnd w:id="60"/>
+      <w:r>
         <w:t>8.6 HTTP Server</w:t>
       </w:r>
     </w:p>
@@ -8108,7 +9240,7 @@
         <w:rPr>
           <w:noProof/>
         </w:rPr>
-        <w:pict w14:anchorId="28328ACF">
+        <w:pict w14:anchorId="6BAAF702">
           <v:rect id="_x0000_i1037" alt="" style="width:468pt;height:.05pt;mso-width-percent:0;mso-height-percent:0;mso-width-percent:0;mso-height-percent:0" o:hralign="center" o:hrstd="t" o:hr="t"/>
         </w:pict>
       </w:r>
@@ -8117,9 +9249,9 @@
       <w:pPr>
         <w:pStyle w:val="Heading2"/>
       </w:pPr>
-      <w:bookmarkStart w:id="61" w:name="coding-directives"/>
-      <w:bookmarkEnd w:id="54"/>
-      <w:bookmarkEnd w:id="60"/>
+      <w:bookmarkStart w:id="62" w:name="coding-directives"/>
+      <w:bookmarkEnd w:id="55"/>
+      <w:bookmarkEnd w:id="61"/>
       <w:r>
         <w:t>9. Coding Directives</w:t>
       </w:r>
@@ -8132,8 +9264,8 @@
         <w:tblLook w:val="0020" w:firstRow="1" w:lastRow="0" w:firstColumn="0" w:lastColumn="0" w:noHBand="0" w:noVBand="0"/>
       </w:tblPr>
       <w:tblGrid>
-        <w:gridCol w:w="3659"/>
-        <w:gridCol w:w="6709"/>
+        <w:gridCol w:w="3304"/>
+        <w:gridCol w:w="6056"/>
       </w:tblGrid>
       <w:tr>
         <w:trPr>
@@ -8468,7 +9600,7 @@
         <w:rPr>
           <w:noProof/>
         </w:rPr>
-        <w:pict w14:anchorId="50574651">
+        <w:pict w14:anchorId="264A2F39">
           <v:rect id="_x0000_i1036" alt="" style="width:468pt;height:.05pt;mso-width-percent:0;mso-height-percent:0;mso-width-percent:0;mso-height-percent:0" o:hralign="center" o:hrstd="t" o:hr="t"/>
         </w:pict>
       </w:r>
@@ -8477,9 +9609,10 @@
       <w:pPr>
         <w:pStyle w:val="Heading2"/>
       </w:pPr>
-      <w:bookmarkStart w:id="62" w:name="operational-workflows"/>
-      <w:bookmarkEnd w:id="61"/>
-      <w:r>
+      <w:bookmarkStart w:id="63" w:name="operational-workflows"/>
+      <w:bookmarkEnd w:id="62"/>
+      <w:r>
+        <w:lastRenderedPageBreak/>
         <w:t>10. Operational Workflows</w:t>
       </w:r>
     </w:p>
@@ -8487,7 +9620,7 @@
       <w:pPr>
         <w:pStyle w:val="Heading3"/>
       </w:pPr>
-      <w:bookmarkStart w:id="63" w:name="bootstrap-first-time"/>
+      <w:bookmarkStart w:id="64" w:name="bootstrap-first-time"/>
       <w:r>
         <w:t>10.1 Bootstrap (First Time)</w:t>
       </w:r>
@@ -8563,7 +9696,7 @@
         <w:rPr>
           <w:rStyle w:val="ExtensionTok"/>
         </w:rPr>
-        <w:t>omnibachi</w:t>
+        <w:t>pgs_runtime</w:t>
       </w:r>
       <w:r>
         <w:rPr>
@@ -8582,8 +9715,8 @@
       <w:pPr>
         <w:pStyle w:val="Heading3"/>
       </w:pPr>
-      <w:bookmarkStart w:id="64" w:name="run-demo-end-to-end"/>
-      <w:bookmarkEnd w:id="63"/>
+      <w:bookmarkStart w:id="65" w:name="run-demo-end-to-end"/>
+      <w:bookmarkEnd w:id="64"/>
       <w:r>
         <w:t>10.2 Run Demo End-to-End</w:t>
       </w:r>
@@ -8642,8 +9775,8 @@
       <w:pPr>
         <w:pStyle w:val="Heading3"/>
       </w:pPr>
-      <w:bookmarkStart w:id="65" w:name="run-workflow-cli"/>
-      <w:bookmarkEnd w:id="64"/>
+      <w:bookmarkStart w:id="66" w:name="run-workflow-cli"/>
+      <w:bookmarkEnd w:id="65"/>
       <w:r>
         <w:t>10.3 Run Workflow (CLI)</w:t>
       </w:r>
@@ -8656,7 +9789,7 @@
         <w:rPr>
           <w:rStyle w:val="ExtensionTok"/>
         </w:rPr>
-        <w:t>omnibachi</w:t>
+        <w:t>pgs_runtime</w:t>
       </w:r>
       <w:r>
         <w:rPr>
@@ -8842,7 +9975,7 @@
         <w:rPr>
           <w:rStyle w:val="NormalTok"/>
         </w:rPr>
-        <w:t xml:space="preserve"> pgs_workspace</w:t>
+        <w:t xml:space="preserve"> /absolute/path/to/pgs_workspace</w:t>
       </w:r>
     </w:p>
     <w:p>
@@ -8865,8 +9998,8 @@
         <w:tblLook w:val="0020" w:firstRow="1" w:lastRow="0" w:firstColumn="0" w:lastColumn="0" w:noHBand="0" w:noVBand="0"/>
       </w:tblPr>
       <w:tblGrid>
-        <w:gridCol w:w="3274"/>
-        <w:gridCol w:w="7094"/>
+        <w:gridCol w:w="2956"/>
+        <w:gridCol w:w="6404"/>
       </w:tblGrid>
       <w:tr>
         <w:trPr>
@@ -8882,7 +10015,6 @@
               <w:pStyle w:val="Compact"/>
             </w:pPr>
             <w:r>
-              <w:lastRenderedPageBreak/>
               <w:t>Flag</w:t>
             </w:r>
           </w:p>
@@ -9250,8 +10382,8 @@
       <w:pPr>
         <w:pStyle w:val="Heading3"/>
       </w:pPr>
-      <w:bookmarkStart w:id="66" w:name="examine-a-trace"/>
-      <w:bookmarkEnd w:id="65"/>
+      <w:bookmarkStart w:id="67" w:name="examine-a-trace"/>
+      <w:bookmarkEnd w:id="66"/>
       <w:r>
         <w:t>10.4 Examine a Trace</w:t>
       </w:r>
@@ -9264,7 +10396,7 @@
         <w:rPr>
           <w:rStyle w:val="ExtensionTok"/>
         </w:rPr>
-        <w:t>omnibachi</w:t>
+        <w:t>pgs_runtime</w:t>
       </w:r>
       <w:r>
         <w:rPr>
@@ -9320,100 +10452,13 @@
         </w:rPr>
         <w:t>.jsonl</w:t>
       </w:r>
-      <w:r>
-        <w:br/>
-      </w:r>
-      <w:r>
-        <w:br/>
-      </w:r>
-      <w:r>
-        <w:rPr>
-          <w:rStyle w:val="CommentTok"/>
-        </w:rPr>
-        <w:t># Or using module directly:</w:t>
-      </w:r>
-      <w:r>
-        <w:br/>
-      </w:r>
-      <w:r>
-        <w:rPr>
-          <w:rStyle w:val="ExtensionTok"/>
-        </w:rPr>
-        <w:t>python</w:t>
-      </w:r>
-      <w:r>
-        <w:rPr>
-          <w:rStyle w:val="NormalTok"/>
-        </w:rPr>
-        <w:t xml:space="preserve"> </w:t>
-      </w:r>
-      <w:r>
-        <w:rPr>
-          <w:rStyle w:val="AttributeTok"/>
-        </w:rPr>
-        <w:t>-m</w:t>
-      </w:r>
-      <w:r>
-        <w:rPr>
-          <w:rStyle w:val="NormalTok"/>
-        </w:rPr>
-        <w:t xml:space="preserve"> omnibachi.cli examine pgs_workspace/traces/</w:t>
-      </w:r>
-      <w:r>
-        <w:rPr>
-          <w:rStyle w:val="OperatorTok"/>
-        </w:rPr>
-        <w:t>&lt;</w:t>
-      </w:r>
-      <w:r>
-        <w:rPr>
-          <w:rStyle w:val="NormalTok"/>
-        </w:rPr>
-        <w:t>TRACE_ID</w:t>
-      </w:r>
-      <w:r>
-        <w:rPr>
-          <w:rStyle w:val="OperatorTok"/>
-        </w:rPr>
-        <w:t>&gt;</w:t>
-      </w:r>
-      <w:r>
-        <w:rPr>
-          <w:rStyle w:val="NormalTok"/>
-        </w:rPr>
-        <w:t>/</w:t>
-      </w:r>
-      <w:r>
-        <w:rPr>
-          <w:rStyle w:val="OperatorTok"/>
-        </w:rPr>
-        <w:t>&lt;</w:t>
-      </w:r>
-      <w:r>
-        <w:rPr>
-          <w:rStyle w:val="NormalTok"/>
-        </w:rPr>
-        <w:t>TRACE_ID</w:t>
-      </w:r>
-      <w:r>
-        <w:rPr>
-          <w:rStyle w:val="OperatorTok"/>
-        </w:rPr>
-        <w:t>&gt;</w:t>
-      </w:r>
-      <w:r>
-        <w:rPr>
-          <w:rStyle w:val="NormalTok"/>
-        </w:rPr>
-        <w:t>.jsonl</w:t>
-      </w:r>
     </w:p>
     <w:p>
       <w:pPr>
         <w:pStyle w:val="Heading3"/>
       </w:pPr>
-      <w:bookmarkStart w:id="67" w:name="available-workflow-inventory"/>
-      <w:bookmarkEnd w:id="66"/>
+      <w:bookmarkStart w:id="68" w:name="available-workflow-inventory"/>
+      <w:bookmarkEnd w:id="67"/>
       <w:r>
         <w:t>10.5 Available Workflow Inventory</w:t>
       </w:r>
@@ -9440,9 +10485,9 @@
         <w:tblLook w:val="0020" w:firstRow="1" w:lastRow="0" w:firstColumn="0" w:lastColumn="0" w:noHBand="0" w:noVBand="0"/>
       </w:tblPr>
       <w:tblGrid>
-        <w:gridCol w:w="2676"/>
-        <w:gridCol w:w="4682"/>
-        <w:gridCol w:w="3010"/>
+        <w:gridCol w:w="2415"/>
+        <w:gridCol w:w="4227"/>
+        <w:gridCol w:w="2718"/>
       </w:tblGrid>
       <w:tr>
         <w:trPr>
@@ -9458,6 +10503,7 @@
               <w:pStyle w:val="Compact"/>
             </w:pPr>
             <w:r>
+              <w:lastRenderedPageBreak/>
               <w:t>Domain</w:t>
             </w:r>
           </w:p>
@@ -9920,7 +10966,7 @@
         <w:rPr>
           <w:rStyle w:val="ExtensionTok"/>
         </w:rPr>
-        <w:t>omnibachi</w:t>
+        <w:t>pgs_runtime</w:t>
       </w:r>
       <w:r>
         <w:rPr>
@@ -10112,7 +11158,22 @@
         <w:rPr>
           <w:rStyle w:val="NormalTok"/>
         </w:rPr>
-        <w:t xml:space="preserve"> pgs_workspace/data </w:t>
+        <w:t xml:space="preserve"> /absolute/path/to/pgs_workspace/data </w:t>
+      </w:r>
+      <w:r>
+        <w:rPr>
+          <w:rStyle w:val="DataTypeTok"/>
+        </w:rPr>
+        <w:t>\</w:t>
+      </w:r>
+      <w:r>
+        <w:br/>
+      </w:r>
+      <w:r>
+        <w:rPr>
+          <w:rStyle w:val="NormalTok"/>
+        </w:rPr>
+        <w:t xml:space="preserve">  </w:t>
       </w:r>
       <w:r>
         <w:rPr>
@@ -10124,24 +11185,315 @@
         <w:rPr>
           <w:rStyle w:val="NormalTok"/>
         </w:rPr>
-        <w:t xml:space="preserve"> pgs_workspace</w:t>
+        <w:t xml:space="preserve"> /absolute/path/to/pgs_workspace</w:t>
       </w:r>
     </w:p>
     <w:p>
       <w:pPr>
         <w:pStyle w:val="Heading3"/>
       </w:pPr>
-      <w:bookmarkStart w:id="68" w:name="unit-tests"/>
-      <w:bookmarkEnd w:id="67"/>
-      <w:r>
+      <w:bookmarkStart w:id="69" w:name="unit-tests"/>
+      <w:bookmarkEnd w:id="68"/>
+      <w:r>
+        <w:t>10.6 Unit Tests</w:t>
+      </w:r>
+    </w:p>
+    <w:p>
+      <w:pPr>
+        <w:pStyle w:val="SourceCode"/>
+      </w:pPr>
+      <w:r>
+        <w:rPr>
+          <w:rStyle w:val="ExtensionTok"/>
+        </w:rPr>
+        <w:t>python</w:t>
+      </w:r>
+      <w:r>
+        <w:rPr>
+          <w:rStyle w:val="NormalTok"/>
+        </w:rPr>
+        <w:t xml:space="preserve"> pgs_runtime/testbed/run_runtime_tests.py </w:t>
+      </w:r>
+      <w:r>
+        <w:rPr>
+          <w:rStyle w:val="AttributeTok"/>
+        </w:rPr>
+        <w:t>-v</w:t>
+      </w:r>
+    </w:p>
+    <w:p>
+      <w:pPr>
+        <w:pStyle w:val="Heading3"/>
+      </w:pPr>
+      <w:bookmarkStart w:id="70" w:name="list-available-artifacts"/>
+      <w:bookmarkEnd w:id="69"/>
+      <w:r>
+        <w:t>10.7 List Available Artifacts</w:t>
+      </w:r>
+    </w:p>
+    <w:p>
+      <w:pPr>
+        <w:pStyle w:val="SourceCode"/>
+      </w:pPr>
+      <w:r>
+        <w:rPr>
+          <w:rStyle w:val="FunctionTok"/>
+        </w:rPr>
+        <w:t>ls</w:t>
+      </w:r>
+      <w:r>
+        <w:rPr>
+          <w:rStyle w:val="NormalTok"/>
+        </w:rPr>
+        <w:t xml:space="preserve"> protocol_snapshot/artifacts/workflows/</w:t>
+      </w:r>
+      <w:r>
+        <w:br/>
+      </w:r>
+      <w:r>
+        <w:rPr>
+          <w:rStyle w:val="FunctionTok"/>
+        </w:rPr>
+        <w:t>ls</w:t>
+      </w:r>
+      <w:r>
+        <w:rPr>
+          <w:rStyle w:val="NormalTok"/>
+        </w:rPr>
+        <w:t xml:space="preserve"> protocol_snapshot/artifacts/capability_contracts/</w:t>
+      </w:r>
+      <w:r>
+        <w:br/>
+      </w:r>
+      <w:r>
+        <w:rPr>
+          <w:rStyle w:val="FunctionTok"/>
+        </w:rPr>
+        <w:t>ls</w:t>
+      </w:r>
+      <w:r>
+        <w:rPr>
+          <w:rStyle w:val="NormalTok"/>
+        </w:rPr>
+        <w:t xml:space="preserve"> protocol_snapshot/artifacts/capability_transforms/</w:t>
+      </w:r>
+      <w:r>
+        <w:br/>
+      </w:r>
+      <w:r>
+        <w:rPr>
+          <w:rStyle w:val="FunctionTok"/>
+        </w:rPr>
+        <w:t>ls</w:t>
+      </w:r>
+      <w:r>
+        <w:rPr>
+          <w:rStyle w:val="NormalTok"/>
+        </w:rPr>
+        <w:t xml:space="preserve"> protocol_snapshot/artifacts/capability_side_effects/</w:t>
+      </w:r>
+      <w:r>
+        <w:br/>
+      </w:r>
+      <w:r>
+        <w:rPr>
+          <w:rStyle w:val="FunctionTok"/>
+        </w:rPr>
+        <w:t>ls</w:t>
+      </w:r>
+      <w:r>
+        <w:rPr>
+          <w:rStyle w:val="NormalTok"/>
+        </w:rPr>
+        <w:t xml:space="preserve"> protocol_snapshot/artifacts/runtime_bindings/</w:t>
+      </w:r>
+    </w:p>
+    <w:p>
+      <w:pPr>
+        <w:pStyle w:val="Heading3"/>
+      </w:pPr>
+      <w:bookmarkStart w:id="71" w:name="clean-state-rebuild"/>
+      <w:bookmarkEnd w:id="70"/>
+      <w:r>
+        <w:t>10.8 Clean State Rebuild</w:t>
+      </w:r>
+    </w:p>
+    <w:p>
+      <w:pPr>
+        <w:pStyle w:val="SourceCode"/>
+      </w:pPr>
+      <w:r>
+        <w:rPr>
+          <w:rStyle w:val="CommentTok"/>
+        </w:rPr>
+        <w:t># Clean compiler outputs</w:t>
+      </w:r>
+      <w:r>
+        <w:br/>
+      </w:r>
+      <w:r>
+        <w:rPr>
+          <w:rStyle w:val="ExtensionTok"/>
+        </w:rPr>
+        <w:t>pgs_compiler/scripts/clean_pycache.sh</w:t>
+      </w:r>
+      <w:r>
+        <w:br/>
+      </w:r>
+      <w:r>
+        <w:rPr>
+          <w:rStyle w:val="ExtensionTok"/>
+        </w:rPr>
+        <w:t>pgs_compiler/scripts/clean_outputs_dir.sh</w:t>
+      </w:r>
+      <w:r>
+        <w:br/>
+      </w:r>
+      <w:r>
+        <w:rPr>
+          <w:rStyle w:val="ExtensionTok"/>
+        </w:rPr>
+        <w:t>pgs_compiler/scripts/clean_compiled_artifacts.sh</w:t>
+      </w:r>
+      <w:r>
+        <w:br/>
+      </w:r>
+      <w:r>
+        <w:br/>
+      </w:r>
+      <w:r>
+        <w:rPr>
+          <w:rStyle w:val="CommentTok"/>
+        </w:rPr>
+        <w:t># Recompile and sync</w:t>
+      </w:r>
+      <w:r>
+        <w:br/>
+      </w:r>
+      <w:r>
+        <w:rPr>
+          <w:rStyle w:val="ExtensionTok"/>
+        </w:rPr>
+        <w:t>python</w:t>
+      </w:r>
+      <w:r>
+        <w:rPr>
+          <w:rStyle w:val="NormalTok"/>
+        </w:rPr>
+        <w:t xml:space="preserve"> </w:t>
+      </w:r>
+      <w:r>
+        <w:rPr>
+          <w:rStyle w:val="AttributeTok"/>
+        </w:rPr>
+        <w:t>-m</w:t>
+      </w:r>
+      <w:r>
+        <w:rPr>
+          <w:rStyle w:val="NormalTok"/>
+        </w:rPr>
+        <w:t xml:space="preserve"> pgs_compiler.cli compile </w:t>
+      </w:r>
+      <w:r>
+        <w:rPr>
+          <w:rStyle w:val="AttributeTok"/>
+        </w:rPr>
+        <w:t>--structure</w:t>
+      </w:r>
+      <w:r>
+        <w:rPr>
+          <w:rStyle w:val="NormalTok"/>
+        </w:rPr>
+        <w:t xml:space="preserve"> STRUCTURE_BUILD_PLATFORM_CONFIG_V0</w:t>
+      </w:r>
+      <w:r>
+        <w:br/>
+      </w:r>
+      <w:r>
+        <w:rPr>
+          <w:rStyle w:val="ExtensionTok"/>
+        </w:rPr>
+        <w:t>python</w:t>
+      </w:r>
+      <w:r>
+        <w:rPr>
+          <w:rStyle w:val="NormalTok"/>
+        </w:rPr>
+        <w:t xml:space="preserve"> </w:t>
+      </w:r>
+      <w:r>
+        <w:rPr>
+          <w:rStyle w:val="AttributeTok"/>
+        </w:rPr>
+        <w:t>-m</w:t>
+      </w:r>
+      <w:r>
+        <w:rPr>
+          <w:rStyle w:val="NormalTok"/>
+        </w:rPr>
+        <w:t xml:space="preserve"> pgs_compiler.cli compile </w:t>
+      </w:r>
+      <w:r>
+        <w:rPr>
+          <w:rStyle w:val="AttributeTok"/>
+        </w:rPr>
+        <w:t>--structure</w:t>
+      </w:r>
+      <w:r>
+        <w:rPr>
+          <w:rStyle w:val="NormalTok"/>
+        </w:rPr>
+        <w:t xml:space="preserve"> STRUCTURE_BUILD_BLOCKCHAIN_CONFIG_V0</w:t>
+      </w:r>
+      <w:r>
+        <w:br/>
+      </w:r>
+      <w:r>
+        <w:rPr>
+          <w:rStyle w:val="ExtensionTok"/>
+        </w:rPr>
+        <w:t>python</w:t>
+      </w:r>
+      <w:r>
+        <w:rPr>
+          <w:rStyle w:val="NormalTok"/>
+        </w:rPr>
+        <w:t xml:space="preserve"> </w:t>
+      </w:r>
+      <w:r>
+        <w:rPr>
+          <w:rStyle w:val="AttributeTok"/>
+        </w:rPr>
+        <w:t>-m</w:t>
+      </w:r>
+      <w:r>
+        <w:rPr>
+          <w:rStyle w:val="NormalTok"/>
+        </w:rPr>
+        <w:t xml:space="preserve"> pgs_compiler.cli compile </w:t>
+      </w:r>
+      <w:r>
+        <w:rPr>
+          <w:rStyle w:val="AttributeTok"/>
+        </w:rPr>
+        <w:t>--structure</w:t>
+      </w:r>
+      <w:r>
+        <w:rPr>
+          <w:rStyle w:val="NormalTok"/>
+        </w:rPr>
+        <w:t xml:space="preserve"> STRUCTURE_BUILD_AI_GOVERNANCE_</w:t>
+      </w:r>
+      <w:r>
+        <w:rPr>
+          <w:rStyle w:val="NormalTok"/>
+        </w:rPr>
         <w:lastRenderedPageBreak/>
-        <w:t>10.6 Unit Tests</w:t>
-      </w:r>
-    </w:p>
-    <w:p>
-      <w:pPr>
-        <w:pStyle w:val="SourceCode"/>
-      </w:pPr>
+        <w:t>CONFIG_V0</w:t>
+      </w:r>
+      <w:r>
+        <w:br/>
+      </w:r>
       <w:r>
         <w:rPr>
           <w:rStyle w:val="ExtensionTok"/>
@@ -10152,304 +11504,31 @@
         <w:rPr>
           <w:rStyle w:val="NormalTok"/>
         </w:rPr>
-        <w:t xml:space="preserve"> pgs_runtime/testbed/run_runtime_tests.py </w:t>
+        <w:t xml:space="preserve"> </w:t>
       </w:r>
       <w:r>
         <w:rPr>
           <w:rStyle w:val="AttributeTok"/>
         </w:rPr>
-        <w:t>-v</w:t>
-      </w:r>
-    </w:p>
-    <w:p>
-      <w:pPr>
-        <w:pStyle w:val="Heading3"/>
-      </w:pPr>
-      <w:bookmarkStart w:id="69" w:name="list-available-artifacts"/>
-      <w:bookmarkEnd w:id="68"/>
-      <w:r>
-        <w:t>10.7 List Available Artifacts</w:t>
-      </w:r>
-    </w:p>
-    <w:p>
-      <w:pPr>
-        <w:pStyle w:val="SourceCode"/>
-      </w:pPr>
-      <w:r>
-        <w:rPr>
-          <w:rStyle w:val="FunctionTok"/>
-        </w:rPr>
-        <w:t>ls</w:t>
+        <w:t>-m</w:t>
       </w:r>
       <w:r>
         <w:rPr>
           <w:rStyle w:val="NormalTok"/>
         </w:rPr>
-        <w:t xml:space="preserve"> protocol_snapshot/artifacts/workflows/</w:t>
-      </w:r>
-      <w:r>
-        <w:br/>
-      </w:r>
-      <w:r>
-        <w:rPr>
-          <w:rStyle w:val="FunctionTok"/>
-        </w:rPr>
-        <w:t>ls</w:t>
+        <w:t xml:space="preserve"> pgs_compiler.cli build </w:t>
+      </w:r>
+      <w:r>
+        <w:rPr>
+          <w:rStyle w:val="AttributeTok"/>
+        </w:rPr>
+        <w:t>--workspace</w:t>
       </w:r>
       <w:r>
         <w:rPr>
           <w:rStyle w:val="NormalTok"/>
         </w:rPr>
-        <w:t xml:space="preserve"> protocol_snapshot/artifacts/capability_contracts/</w:t>
-      </w:r>
-      <w:r>
-        <w:br/>
-      </w:r>
-      <w:r>
-        <w:rPr>
-          <w:rStyle w:val="FunctionTok"/>
-        </w:rPr>
-        <w:t>ls</w:t>
-      </w:r>
-      <w:r>
-        <w:rPr>
-          <w:rStyle w:val="NormalTok"/>
-        </w:rPr>
-        <w:t xml:space="preserve"> protocol_snapshot/artifacts/capability_transforms/</w:t>
-      </w:r>
-      <w:r>
-        <w:br/>
-      </w:r>
-      <w:r>
-        <w:rPr>
-          <w:rStyle w:val="FunctionTok"/>
-        </w:rPr>
-        <w:t>ls</w:t>
-      </w:r>
-      <w:r>
-        <w:rPr>
-          <w:rStyle w:val="NormalTok"/>
-        </w:rPr>
-        <w:t xml:space="preserve"> protocol_snapshot/artifacts/capability_side_effects/</w:t>
-      </w:r>
-      <w:r>
-        <w:br/>
-      </w:r>
-      <w:r>
-        <w:rPr>
-          <w:rStyle w:val="FunctionTok"/>
-        </w:rPr>
-        <w:t>ls</w:t>
-      </w:r>
-      <w:r>
-        <w:rPr>
-          <w:rStyle w:val="NormalTok"/>
-        </w:rPr>
-        <w:t xml:space="preserve"> protocol_snapshot/artifacts/runtime_bindings/</w:t>
-      </w:r>
-    </w:p>
-    <w:p>
-      <w:pPr>
-        <w:pStyle w:val="Heading3"/>
-      </w:pPr>
-      <w:bookmarkStart w:id="70" w:name="clean-state-rebuild"/>
-      <w:bookmarkEnd w:id="69"/>
-      <w:r>
-        <w:t>10.8 Clean State Rebuild</w:t>
-      </w:r>
-    </w:p>
-    <w:p>
-      <w:pPr>
-        <w:pStyle w:val="SourceCode"/>
-      </w:pPr>
-      <w:r>
-        <w:rPr>
-          <w:rStyle w:val="CommentTok"/>
-        </w:rPr>
-        <w:t># Clean compiler outputs</w:t>
-      </w:r>
-      <w:r>
-        <w:br/>
-      </w:r>
-      <w:r>
-        <w:rPr>
-          <w:rStyle w:val="ExtensionTok"/>
-        </w:rPr>
-        <w:t>pgs_compiler/scripts/clean_pycache.sh</w:t>
-      </w:r>
-      <w:r>
-        <w:br/>
-      </w:r>
-      <w:r>
-        <w:rPr>
-          <w:rStyle w:val="ExtensionTok"/>
-        </w:rPr>
-        <w:t>pgs_compiler/scripts/clean_outputs_dir.sh</w:t>
-      </w:r>
-      <w:r>
-        <w:br/>
-      </w:r>
-      <w:r>
-        <w:rPr>
-          <w:rStyle w:val="ExtensionTok"/>
-        </w:rPr>
-        <w:t>pgs_compiler/scripts/clean_compiled_artifacts.sh</w:t>
-      </w:r>
-      <w:r>
-        <w:br/>
-      </w:r>
-      <w:r>
-        <w:br/>
-      </w:r>
-      <w:r>
-        <w:rPr>
-          <w:rStyle w:val="CommentTok"/>
-        </w:rPr>
-        <w:t># Recompile and sync</w:t>
-      </w:r>
-      <w:r>
-        <w:br/>
-      </w:r>
-      <w:r>
-        <w:rPr>
-          <w:rStyle w:val="ExtensionTok"/>
-        </w:rPr>
-        <w:t>python</w:t>
-      </w:r>
-      <w:r>
-        <w:rPr>
-          <w:rStyle w:val="NormalTok"/>
-        </w:rPr>
-        <w:t xml:space="preserve"> </w:t>
-      </w:r>
-      <w:r>
-        <w:rPr>
-          <w:rStyle w:val="AttributeTok"/>
-        </w:rPr>
-        <w:t>-m</w:t>
-      </w:r>
-      <w:r>
-        <w:rPr>
-          <w:rStyle w:val="NormalTok"/>
-        </w:rPr>
-        <w:t xml:space="preserve"> pgs_compiler.compiler.cli </w:t>
-      </w:r>
-      <w:r>
-        <w:rPr>
-          <w:rStyle w:val="AttributeTok"/>
-        </w:rPr>
-        <w:t>--structure</w:t>
-      </w:r>
-      <w:r>
-        <w:rPr>
-          <w:rStyle w:val="NormalTok"/>
-        </w:rPr>
-        <w:t xml:space="preserve"> STRUCTURE_BUILD_PLATFORM_CONFIG_V0</w:t>
-      </w:r>
-      <w:r>
-        <w:br/>
-      </w:r>
-      <w:r>
-        <w:rPr>
-          <w:rStyle w:val="ExtensionTok"/>
-        </w:rPr>
-        <w:t>python</w:t>
-      </w:r>
-      <w:r>
-        <w:rPr>
-          <w:rStyle w:val="NormalTok"/>
-        </w:rPr>
-        <w:t xml:space="preserve"> </w:t>
-      </w:r>
-      <w:r>
-        <w:rPr>
-          <w:rStyle w:val="AttributeTok"/>
-        </w:rPr>
-        <w:t>-m</w:t>
-      </w:r>
-      <w:r>
-        <w:rPr>
-          <w:rStyle w:val="NormalTok"/>
-        </w:rPr>
-        <w:t xml:space="preserve"> pgs_compiler.compiler.cli </w:t>
-      </w:r>
-      <w:r>
-        <w:rPr>
-          <w:rStyle w:val="AttributeTok"/>
-        </w:rPr>
-        <w:t>--structure</w:t>
-      </w:r>
-      <w:r>
-        <w:rPr>
-          <w:rStyle w:val="NormalTok"/>
-        </w:rPr>
-        <w:t xml:space="preserve"> STRUCTURE_BUILD_BLOCKCHAIN_CONFIG_V0</w:t>
-      </w:r>
-      <w:r>
-        <w:br/>
-      </w:r>
-      <w:r>
-        <w:rPr>
-          <w:rStyle w:val="ExtensionTok"/>
-        </w:rPr>
-        <w:t>python</w:t>
-      </w:r>
-      <w:r>
-        <w:rPr>
-          <w:rStyle w:val="NormalTok"/>
-        </w:rPr>
-        <w:t xml:space="preserve"> </w:t>
-      </w:r>
-      <w:r>
-        <w:rPr>
-          <w:rStyle w:val="AttributeTok"/>
-        </w:rPr>
-        <w:t>-m</w:t>
-      </w:r>
-      <w:r>
-        <w:rPr>
-          <w:rStyle w:val="NormalTok"/>
-        </w:rPr>
-        <w:t xml:space="preserve"> pgs_compiler.compiler.cli </w:t>
-      </w:r>
-      <w:r>
-        <w:rPr>
-          <w:rStyle w:val="AttributeTok"/>
-        </w:rPr>
-        <w:t>--structure</w:t>
-      </w:r>
-      <w:r>
-        <w:rPr>
-          <w:rStyle w:val="NormalTok"/>
-        </w:rPr>
-        <w:t xml:space="preserve"> STRUCTURE_BUILD_AI_GOVERNANCE_CONFIG_V0</w:t>
-      </w:r>
-      <w:r>
-        <w:br/>
-      </w:r>
-      <w:r>
-        <w:rPr>
-          <w:rStyle w:val="ExtensionTok"/>
-        </w:rPr>
-        <w:t>python</w:t>
-      </w:r>
-      <w:r>
-        <w:rPr>
-          <w:rStyle w:val="NormalTok"/>
-        </w:rPr>
-        <w:t xml:space="preserve"> pgs_compiler/scripts/pgs_build.py </w:t>
-      </w:r>
-      <w:r>
-        <w:rPr>
-          <w:rStyle w:val="AttributeTok"/>
-        </w:rPr>
-        <w:t>--workspace</w:t>
-      </w:r>
-      <w:r>
-        <w:rPr>
-          <w:rStyle w:val="NormalTok"/>
-        </w:rPr>
-        <w:t xml:space="preserve"> pgs_workspace</w:t>
+        <w:t xml:space="preserve"> /abs/path/to/pgs_workspace</w:t>
       </w:r>
     </w:p>
     <w:p>
@@ -10457,7 +11536,7 @@
         <w:rPr>
           <w:noProof/>
         </w:rPr>
-        <w:pict w14:anchorId="0E4EACB1">
+        <w:pict w14:anchorId="115E028D">
           <v:rect id="_x0000_i1035" alt="" style="width:468pt;height:.05pt;mso-width-percent:0;mso-height-percent:0;mso-width-percent:0;mso-height-percent:0" o:hralign="center" o:hrstd="t" o:hr="t"/>
         </w:pict>
       </w:r>
@@ -10466,9 +11545,9 @@
       <w:pPr>
         <w:pStyle w:val="Heading2"/>
       </w:pPr>
-      <w:bookmarkStart w:id="71" w:name="debugging-guide"/>
-      <w:bookmarkEnd w:id="62"/>
-      <w:bookmarkEnd w:id="70"/>
+      <w:bookmarkStart w:id="72" w:name="debugging-guide"/>
+      <w:bookmarkEnd w:id="63"/>
+      <w:bookmarkEnd w:id="71"/>
       <w:r>
         <w:t>11. Debugging Guide</w:t>
       </w:r>
@@ -10477,7 +11556,7 @@
       <w:pPr>
         <w:pStyle w:val="Heading3"/>
       </w:pPr>
-      <w:bookmarkStart w:id="72" w:name="common-failure-signatures"/>
+      <w:bookmarkStart w:id="73" w:name="common-failure-signatures"/>
       <w:r>
         <w:t>11.1 Common Failure Signatures</w:t>
       </w:r>
@@ -10490,10 +11569,9 @@
         <w:tblLook w:val="0020" w:firstRow="1" w:lastRow="0" w:firstColumn="0" w:lastColumn="0" w:noHBand="0" w:noVBand="0"/>
       </w:tblPr>
       <w:tblGrid>
-        <w:gridCol w:w="3589"/>
-        <w:gridCol w:w="2981"/>
-        <w:gridCol w:w="1804"/>
-        <w:gridCol w:w="1994"/>
+        <w:gridCol w:w="3239"/>
+        <w:gridCol w:w="3200"/>
+        <w:gridCol w:w="2921"/>
       </w:tblGrid>
       <w:tr>
         <w:trPr>
@@ -10502,7 +11580,7 @@
         </w:trPr>
         <w:tc>
           <w:tcPr>
-            <w:tcW w:w="3589" w:type="dxa"/>
+            <w:tcW w:w="3314" w:type="dxa"/>
           </w:tcPr>
           <w:p>
             <w:pPr>
@@ -10515,8 +11593,7 @@
         </w:tc>
         <w:tc>
           <w:tcPr>
-            <w:tcW w:w="4785" w:type="dxa"/>
-            <w:gridSpan w:val="2"/>
+            <w:tcW w:w="3274" w:type="dxa"/>
           </w:tcPr>
           <w:p>
             <w:pPr>
@@ -10529,7 +11606,7 @@
         </w:tc>
         <w:tc>
           <w:tcPr>
-            <w:tcW w:w="1994" w:type="dxa"/>
+            <w:tcW w:w="2988" w:type="dxa"/>
           </w:tcPr>
           <w:p>
             <w:pPr>
@@ -10544,7 +11621,7 @@
       <w:tr>
         <w:tc>
           <w:tcPr>
-            <w:tcW w:w="3589" w:type="dxa"/>
+            <w:tcW w:w="3314" w:type="dxa"/>
           </w:tcPr>
           <w:p>
             <w:pPr>
@@ -10560,7 +11637,7 @@
         </w:tc>
         <w:tc>
           <w:tcPr>
-            <w:tcW w:w="2981" w:type="dxa"/>
+            <w:tcW w:w="3274" w:type="dxa"/>
           </w:tcPr>
           <w:p>
             <w:pPr>
@@ -10573,8 +11650,7 @@
         </w:tc>
         <w:tc>
           <w:tcPr>
-            <w:tcW w:w="3798" w:type="dxa"/>
-            <w:gridSpan w:val="2"/>
+            <w:tcW w:w="2988" w:type="dxa"/>
           </w:tcPr>
           <w:p>
             <w:pPr>
@@ -10589,7 +11665,7 @@
       <w:tr>
         <w:tc>
           <w:tcPr>
-            <w:tcW w:w="3589" w:type="dxa"/>
+            <w:tcW w:w="3314" w:type="dxa"/>
           </w:tcPr>
           <w:p>
             <w:pPr>
@@ -10605,7 +11681,7 @@
         </w:tc>
         <w:tc>
           <w:tcPr>
-            <w:tcW w:w="2981" w:type="dxa"/>
+            <w:tcW w:w="3274" w:type="dxa"/>
           </w:tcPr>
           <w:p>
             <w:pPr>
@@ -10618,8 +11694,7 @@
         </w:tc>
         <w:tc>
           <w:tcPr>
-            <w:tcW w:w="3798" w:type="dxa"/>
-            <w:gridSpan w:val="2"/>
+            <w:tcW w:w="2988" w:type="dxa"/>
           </w:tcPr>
           <w:p>
             <w:pPr>
@@ -10634,7 +11709,7 @@
       <w:tr>
         <w:tc>
           <w:tcPr>
-            <w:tcW w:w="3589" w:type="dxa"/>
+            <w:tcW w:w="3314" w:type="dxa"/>
           </w:tcPr>
           <w:p>
             <w:pPr>
@@ -10650,7 +11725,7 @@
         </w:tc>
         <w:tc>
           <w:tcPr>
-            <w:tcW w:w="2981" w:type="dxa"/>
+            <w:tcW w:w="3274" w:type="dxa"/>
           </w:tcPr>
           <w:p>
             <w:pPr>
@@ -10663,8 +11738,7 @@
         </w:tc>
         <w:tc>
           <w:tcPr>
-            <w:tcW w:w="3798" w:type="dxa"/>
-            <w:gridSpan w:val="2"/>
+            <w:tcW w:w="2988" w:type="dxa"/>
           </w:tcPr>
           <w:p>
             <w:pPr>
@@ -10688,7 +11762,7 @@
       <w:tr>
         <w:tc>
           <w:tcPr>
-            <w:tcW w:w="3589" w:type="dxa"/>
+            <w:tcW w:w="3314" w:type="dxa"/>
           </w:tcPr>
           <w:p>
             <w:pPr>
@@ -10707,7 +11781,7 @@
         </w:tc>
         <w:tc>
           <w:tcPr>
-            <w:tcW w:w="2981" w:type="dxa"/>
+            <w:tcW w:w="3274" w:type="dxa"/>
           </w:tcPr>
           <w:p>
             <w:pPr>
@@ -10720,8 +11794,7 @@
         </w:tc>
         <w:tc>
           <w:tcPr>
-            <w:tcW w:w="3798" w:type="dxa"/>
-            <w:gridSpan w:val="2"/>
+            <w:tcW w:w="2988" w:type="dxa"/>
           </w:tcPr>
           <w:p>
             <w:pPr>
@@ -10736,7 +11809,7 @@
       <w:tr>
         <w:tc>
           <w:tcPr>
-            <w:tcW w:w="3589" w:type="dxa"/>
+            <w:tcW w:w="3314" w:type="dxa"/>
           </w:tcPr>
           <w:p>
             <w:pPr>
@@ -10758,7 +11831,7 @@
         </w:tc>
         <w:tc>
           <w:tcPr>
-            <w:tcW w:w="2981" w:type="dxa"/>
+            <w:tcW w:w="3274" w:type="dxa"/>
           </w:tcPr>
           <w:p>
             <w:pPr>
@@ -10771,8 +11844,7 @@
         </w:tc>
         <w:tc>
           <w:tcPr>
-            <w:tcW w:w="3798" w:type="dxa"/>
-            <w:gridSpan w:val="2"/>
+            <w:tcW w:w="2988" w:type="dxa"/>
           </w:tcPr>
           <w:p>
             <w:pPr>
@@ -10787,7 +11859,7 @@
       <w:tr>
         <w:tc>
           <w:tcPr>
-            <w:tcW w:w="3589" w:type="dxa"/>
+            <w:tcW w:w="3314" w:type="dxa"/>
           </w:tcPr>
           <w:p>
             <w:pPr>
@@ -10803,7 +11875,7 @@
         </w:tc>
         <w:tc>
           <w:tcPr>
-            <w:tcW w:w="2981" w:type="dxa"/>
+            <w:tcW w:w="3274" w:type="dxa"/>
           </w:tcPr>
           <w:p>
             <w:pPr>
@@ -10816,8 +11888,7 @@
         </w:tc>
         <w:tc>
           <w:tcPr>
-            <w:tcW w:w="3798" w:type="dxa"/>
-            <w:gridSpan w:val="2"/>
+            <w:tcW w:w="2988" w:type="dxa"/>
           </w:tcPr>
           <w:p>
             <w:pPr>
@@ -10832,7 +11903,7 @@
       <w:tr>
         <w:tc>
           <w:tcPr>
-            <w:tcW w:w="3589" w:type="dxa"/>
+            <w:tcW w:w="3314" w:type="dxa"/>
           </w:tcPr>
           <w:p>
             <w:pPr>
@@ -10845,7 +11916,7 @@
         </w:tc>
         <w:tc>
           <w:tcPr>
-            <w:tcW w:w="2981" w:type="dxa"/>
+            <w:tcW w:w="3274" w:type="dxa"/>
           </w:tcPr>
           <w:p>
             <w:pPr>
@@ -10858,8 +11929,7 @@
         </w:tc>
         <w:tc>
           <w:tcPr>
-            <w:tcW w:w="3798" w:type="dxa"/>
-            <w:gridSpan w:val="2"/>
+            <w:tcW w:w="2988" w:type="dxa"/>
           </w:tcPr>
           <w:p>
             <w:pPr>
@@ -10874,7 +11944,7 @@
       <w:tr>
         <w:tc>
           <w:tcPr>
-            <w:tcW w:w="3589" w:type="dxa"/>
+            <w:tcW w:w="3314" w:type="dxa"/>
           </w:tcPr>
           <w:p>
             <w:pPr>
@@ -10887,7 +11957,7 @@
         </w:tc>
         <w:tc>
           <w:tcPr>
-            <w:tcW w:w="2981" w:type="dxa"/>
+            <w:tcW w:w="3274" w:type="dxa"/>
           </w:tcPr>
           <w:p>
             <w:pPr>
@@ -10900,8 +11970,7 @@
         </w:tc>
         <w:tc>
           <w:tcPr>
-            <w:tcW w:w="3798" w:type="dxa"/>
-            <w:gridSpan w:val="2"/>
+            <w:tcW w:w="2988" w:type="dxa"/>
           </w:tcPr>
           <w:p>
             <w:pPr>
@@ -10918,10 +11987,9 @@
       <w:pPr>
         <w:pStyle w:val="Heading3"/>
       </w:pPr>
-      <w:bookmarkStart w:id="73" w:name="compile-vs-runtime-failures"/>
-      <w:bookmarkEnd w:id="72"/>
-      <w:r>
-        <w:lastRenderedPageBreak/>
+      <w:bookmarkStart w:id="74" w:name="compile-vs-runtime-failures"/>
+      <w:bookmarkEnd w:id="73"/>
+      <w:r>
         <w:t>11.2 Compile vs Runtime Failures</w:t>
       </w:r>
     </w:p>
@@ -10933,10 +12001,9 @@
         <w:tblLook w:val="0020" w:firstRow="1" w:lastRow="0" w:firstColumn="0" w:lastColumn="0" w:noHBand="0" w:noVBand="0"/>
       </w:tblPr>
       <w:tblGrid>
-        <w:gridCol w:w="2145"/>
-        <w:gridCol w:w="2535"/>
-        <w:gridCol w:w="2471"/>
-        <w:gridCol w:w="3217"/>
+        <w:gridCol w:w="3009"/>
+        <w:gridCol w:w="2113"/>
+        <w:gridCol w:w="4238"/>
       </w:tblGrid>
       <w:tr>
         <w:trPr>
@@ -10945,7 +12012,7 @@
         </w:trPr>
         <w:tc>
           <w:tcPr>
-            <w:tcW w:w="2145" w:type="dxa"/>
+            <w:tcW w:w="3078" w:type="dxa"/>
           </w:tcPr>
           <w:p>
             <w:pPr>
@@ -10958,8 +12025,7 @@
         </w:tc>
         <w:tc>
           <w:tcPr>
-            <w:tcW w:w="5006" w:type="dxa"/>
-            <w:gridSpan w:val="2"/>
+            <w:tcW w:w="2160" w:type="dxa"/>
           </w:tcPr>
           <w:p>
             <w:pPr>
@@ -10972,7 +12038,7 @@
         </w:tc>
         <w:tc>
           <w:tcPr>
-            <w:tcW w:w="3217" w:type="dxa"/>
+            <w:tcW w:w="4338" w:type="dxa"/>
           </w:tcPr>
           <w:p>
             <w:pPr>
@@ -10987,7 +12053,7 @@
       <w:tr>
         <w:tc>
           <w:tcPr>
-            <w:tcW w:w="2145" w:type="dxa"/>
+            <w:tcW w:w="3078" w:type="dxa"/>
           </w:tcPr>
           <w:p>
             <w:pPr>
@@ -11000,8 +12066,7 @@
         </w:tc>
         <w:tc>
           <w:tcPr>
-            <w:tcW w:w="5006" w:type="dxa"/>
-            <w:gridSpan w:val="2"/>
+            <w:tcW w:w="2160" w:type="dxa"/>
           </w:tcPr>
           <w:p>
             <w:pPr>
@@ -11014,7 +12079,7 @@
         </w:tc>
         <w:tc>
           <w:tcPr>
-            <w:tcW w:w="3217" w:type="dxa"/>
+            <w:tcW w:w="4338" w:type="dxa"/>
           </w:tcPr>
           <w:p>
             <w:pPr>
@@ -11029,7 +12094,7 @@
       <w:tr>
         <w:tc>
           <w:tcPr>
-            <w:tcW w:w="2145" w:type="dxa"/>
+            <w:tcW w:w="3078" w:type="dxa"/>
           </w:tcPr>
           <w:p>
             <w:pPr>
@@ -11042,7 +12107,7 @@
         </w:tc>
         <w:tc>
           <w:tcPr>
-            <w:tcW w:w="2535" w:type="dxa"/>
+            <w:tcW w:w="2160" w:type="dxa"/>
           </w:tcPr>
           <w:p>
             <w:pPr>
@@ -11055,8 +12120,7 @@
         </w:tc>
         <w:tc>
           <w:tcPr>
-            <w:tcW w:w="5688" w:type="dxa"/>
-            <w:gridSpan w:val="2"/>
+            <w:tcW w:w="4338" w:type="dxa"/>
           </w:tcPr>
           <w:p>
             <w:pPr>
@@ -11071,7 +12135,7 @@
       <w:tr>
         <w:tc>
           <w:tcPr>
-            <w:tcW w:w="2145" w:type="dxa"/>
+            <w:tcW w:w="3078" w:type="dxa"/>
           </w:tcPr>
           <w:p>
             <w:pPr>
@@ -11084,7 +12148,7 @@
         </w:tc>
         <w:tc>
           <w:tcPr>
-            <w:tcW w:w="2535" w:type="dxa"/>
+            <w:tcW w:w="2160" w:type="dxa"/>
           </w:tcPr>
           <w:p>
             <w:pPr>
@@ -11097,8 +12161,7 @@
         </w:tc>
         <w:tc>
           <w:tcPr>
-            <w:tcW w:w="5688" w:type="dxa"/>
-            <w:gridSpan w:val="2"/>
+            <w:tcW w:w="4338" w:type="dxa"/>
           </w:tcPr>
           <w:p>
             <w:pPr>
@@ -11113,7 +12176,7 @@
       <w:tr>
         <w:tc>
           <w:tcPr>
-            <w:tcW w:w="2145" w:type="dxa"/>
+            <w:tcW w:w="3078" w:type="dxa"/>
           </w:tcPr>
           <w:p>
             <w:pPr>
@@ -11126,7 +12189,7 @@
         </w:tc>
         <w:tc>
           <w:tcPr>
-            <w:tcW w:w="2535" w:type="dxa"/>
+            <w:tcW w:w="2160" w:type="dxa"/>
           </w:tcPr>
           <w:p>
             <w:pPr>
@@ -11139,36 +12202,40 @@
         </w:tc>
         <w:tc>
           <w:tcPr>
-            <w:tcW w:w="5688" w:type="dxa"/>
-            <w:gridSpan w:val="2"/>
-          </w:tcPr>
-          <w:p>
-            <w:pPr>
-              <w:pStyle w:val="Compact"/>
-            </w:pPr>
-            <w:r>
-              <w:t>Input does not satisfy admission conditions</w:t>
-            </w:r>
-          </w:p>
-        </w:tc>
-      </w:tr>
-      <w:tr>
-        <w:tc>
-          <w:tcPr>
-            <w:tcW w:w="2145" w:type="dxa"/>
-          </w:tcPr>
-          <w:p>
-            <w:pPr>
-              <w:pStyle w:val="Compact"/>
-            </w:pPr>
-            <w:r>
+            <w:tcW w:w="4338" w:type="dxa"/>
+          </w:tcPr>
+          <w:p>
+            <w:pPr>
+              <w:pStyle w:val="Compact"/>
+            </w:pPr>
+            <w:r>
+              <w:t xml:space="preserve">Input does not satisfy admission </w:t>
+            </w:r>
+            <w:r>
+              <w:lastRenderedPageBreak/>
+              <w:t>conditions</w:t>
+            </w:r>
+          </w:p>
+        </w:tc>
+      </w:tr>
+      <w:tr>
+        <w:tc>
+          <w:tcPr>
+            <w:tcW w:w="3078" w:type="dxa"/>
+          </w:tcPr>
+          <w:p>
+            <w:pPr>
+              <w:pStyle w:val="Compact"/>
+            </w:pPr>
+            <w:r>
+              <w:lastRenderedPageBreak/>
               <w:t>CC outcome mismatch</w:t>
             </w:r>
           </w:p>
         </w:tc>
         <w:tc>
           <w:tcPr>
-            <w:tcW w:w="2535" w:type="dxa"/>
+            <w:tcW w:w="2160" w:type="dxa"/>
           </w:tcPr>
           <w:p>
             <w:pPr>
@@ -11181,8 +12248,7 @@
         </w:tc>
         <w:tc>
           <w:tcPr>
-            <w:tcW w:w="5688" w:type="dxa"/>
-            <w:gridSpan w:val="2"/>
+            <w:tcW w:w="4338" w:type="dxa"/>
           </w:tcPr>
           <w:p>
             <w:pPr>
@@ -11199,8 +12265,8 @@
       <w:pPr>
         <w:pStyle w:val="Heading3"/>
       </w:pPr>
-      <w:bookmarkStart w:id="74" w:name="trace-debugging"/>
-      <w:bookmarkEnd w:id="73"/>
+      <w:bookmarkStart w:id="75" w:name="trace-debugging"/>
+      <w:bookmarkEnd w:id="74"/>
       <w:r>
         <w:t>11.3 Trace Debugging</w:t>
       </w:r>
@@ -11222,7 +12288,7 @@
         <w:rPr>
           <w:rStyle w:val="ExtensionTok"/>
         </w:rPr>
-        <w:t>omnibachi</w:t>
+        <w:t>pgs_runtime</w:t>
       </w:r>
       <w:r>
         <w:rPr>
@@ -11313,8 +12379,8 @@
       <w:pPr>
         <w:pStyle w:val="Heading3"/>
       </w:pPr>
-      <w:bookmarkStart w:id="75" w:name="snapshot-mismatch"/>
-      <w:bookmarkEnd w:id="74"/>
+      <w:bookmarkStart w:id="76" w:name="snapshot-mismatch"/>
+      <w:bookmarkEnd w:id="75"/>
       <w:r>
         <w:t>11.4 Snapshot Mismatch</w:t>
       </w:r>
@@ -11357,7 +12423,7 @@
         <w:rPr>
           <w:noProof/>
         </w:rPr>
-        <w:pict w14:anchorId="689153F8">
+        <w:pict w14:anchorId="1FC52E41">
           <v:rect id="_x0000_i1034" alt="" style="width:468pt;height:.05pt;mso-width-percent:0;mso-height-percent:0;mso-width-percent:0;mso-height-percent:0" o:hralign="center" o:hrstd="t" o:hr="t"/>
         </w:pict>
       </w:r>
@@ -11366,9 +12432,9 @@
       <w:pPr>
         <w:pStyle w:val="Heading2"/>
       </w:pPr>
-      <w:bookmarkStart w:id="76" w:name="architectural-invariants"/>
-      <w:bookmarkEnd w:id="71"/>
-      <w:bookmarkEnd w:id="75"/>
+      <w:bookmarkStart w:id="77" w:name="architectural-invariants"/>
+      <w:bookmarkEnd w:id="72"/>
+      <w:bookmarkEnd w:id="76"/>
       <w:r>
         <w:t>12. Architectural Invariants</w:t>
       </w:r>
@@ -11389,9 +12455,8 @@
         <w:tblLook w:val="0020" w:firstRow="1" w:lastRow="0" w:firstColumn="0" w:lastColumn="0" w:noHBand="0" w:noVBand="0"/>
       </w:tblPr>
       <w:tblGrid>
-        <w:gridCol w:w="3600"/>
-        <w:gridCol w:w="1584"/>
-        <w:gridCol w:w="5184"/>
+        <w:gridCol w:w="3450"/>
+        <w:gridCol w:w="5910"/>
       </w:tblGrid>
       <w:tr>
         <w:trPr>
@@ -11400,8 +12465,7 @@
         </w:trPr>
         <w:tc>
           <w:tcPr>
-            <w:tcW w:w="5184" w:type="dxa"/>
-            <w:gridSpan w:val="2"/>
+            <w:tcW w:w="3528" w:type="dxa"/>
           </w:tcPr>
           <w:p>
             <w:pPr>
@@ -11414,7 +12478,7 @@
         </w:tc>
         <w:tc>
           <w:tcPr>
-            <w:tcW w:w="5184" w:type="dxa"/>
+            <w:tcW w:w="6048" w:type="dxa"/>
           </w:tcPr>
           <w:p>
             <w:pPr>
@@ -11429,7 +12493,7 @@
       <w:tr>
         <w:tc>
           <w:tcPr>
-            <w:tcW w:w="3600" w:type="dxa"/>
+            <w:tcW w:w="3528" w:type="dxa"/>
           </w:tcPr>
           <w:p>
             <w:pPr>
@@ -11442,8 +12506,7 @@
         </w:tc>
         <w:tc>
           <w:tcPr>
-            <w:tcW w:w="6768" w:type="dxa"/>
-            <w:gridSpan w:val="2"/>
+            <w:tcW w:w="6048" w:type="dxa"/>
           </w:tcPr>
           <w:p>
             <w:pPr>
@@ -11452,19 +12515,11 @@
             <w:r>
               <w:t xml:space="preserve">All artifact filenames and references must use </w:t>
             </w:r>
-            <w:proofErr w:type="gramStart"/>
             <w:r>
               <w:rPr>
                 <w:rStyle w:val="VerbatimChar"/>
               </w:rPr>
-              <w:t>domain::</w:t>
-            </w:r>
-            <w:proofErr w:type="gramEnd"/>
-            <w:r>
-              <w:rPr>
-                <w:rStyle w:val="VerbatimChar"/>
-              </w:rPr>
-              <w:t>ARTIFACT_CODE</w:t>
+              <w:t>domain::ARTIFACT_CODE</w:t>
             </w:r>
             <w:r>
               <w:t xml:space="preserve"> — no short names</w:t>
@@ -11475,7 +12530,7 @@
       <w:tr>
         <w:tc>
           <w:tcPr>
-            <w:tcW w:w="3600" w:type="dxa"/>
+            <w:tcW w:w="3528" w:type="dxa"/>
           </w:tcPr>
           <w:p>
             <w:pPr>
@@ -11488,8 +12543,7 @@
         </w:tc>
         <w:tc>
           <w:tcPr>
-            <w:tcW w:w="6768" w:type="dxa"/>
-            <w:gridSpan w:val="2"/>
+            <w:tcW w:w="6048" w:type="dxa"/>
           </w:tcPr>
           <w:p>
             <w:pPr>
@@ -11510,7 +12564,7 @@
       <w:tr>
         <w:tc>
           <w:tcPr>
-            <w:tcW w:w="3600" w:type="dxa"/>
+            <w:tcW w:w="3528" w:type="dxa"/>
           </w:tcPr>
           <w:p>
             <w:pPr>
@@ -11523,8 +12577,7 @@
         </w:tc>
         <w:tc>
           <w:tcPr>
-            <w:tcW w:w="6768" w:type="dxa"/>
-            <w:gridSpan w:val="2"/>
+            <w:tcW w:w="6048" w:type="dxa"/>
           </w:tcPr>
           <w:p>
             <w:pPr>
@@ -11539,7 +12592,7 @@
       <w:tr>
         <w:tc>
           <w:tcPr>
-            <w:tcW w:w="3600" w:type="dxa"/>
+            <w:tcW w:w="3528" w:type="dxa"/>
           </w:tcPr>
           <w:p>
             <w:pPr>
@@ -11552,8 +12605,7 @@
         </w:tc>
         <w:tc>
           <w:tcPr>
-            <w:tcW w:w="6768" w:type="dxa"/>
-            <w:gridSpan w:val="2"/>
+            <w:tcW w:w="6048" w:type="dxa"/>
           </w:tcPr>
           <w:p>
             <w:pPr>
@@ -11568,7 +12620,7 @@
       <w:tr>
         <w:tc>
           <w:tcPr>
-            <w:tcW w:w="3600" w:type="dxa"/>
+            <w:tcW w:w="3528" w:type="dxa"/>
           </w:tcPr>
           <w:p>
             <w:pPr>
@@ -11581,8 +12633,7 @@
         </w:tc>
         <w:tc>
           <w:tcPr>
-            <w:tcW w:w="6768" w:type="dxa"/>
-            <w:gridSpan w:val="2"/>
+            <w:tcW w:w="6048" w:type="dxa"/>
           </w:tcPr>
           <w:p>
             <w:pPr>
@@ -11597,7 +12648,7 @@
       <w:tr>
         <w:tc>
           <w:tcPr>
-            <w:tcW w:w="3600" w:type="dxa"/>
+            <w:tcW w:w="3528" w:type="dxa"/>
           </w:tcPr>
           <w:p>
             <w:pPr>
@@ -11610,8 +12661,7 @@
         </w:tc>
         <w:tc>
           <w:tcPr>
-            <w:tcW w:w="6768" w:type="dxa"/>
-            <w:gridSpan w:val="2"/>
+            <w:tcW w:w="6048" w:type="dxa"/>
           </w:tcPr>
           <w:p>
             <w:pPr>
@@ -11626,7 +12676,7 @@
       <w:tr>
         <w:tc>
           <w:tcPr>
-            <w:tcW w:w="3600" w:type="dxa"/>
+            <w:tcW w:w="3528" w:type="dxa"/>
           </w:tcPr>
           <w:p>
             <w:pPr>
@@ -11639,8 +12689,7 @@
         </w:tc>
         <w:tc>
           <w:tcPr>
-            <w:tcW w:w="6768" w:type="dxa"/>
-            <w:gridSpan w:val="2"/>
+            <w:tcW w:w="6048" w:type="dxa"/>
           </w:tcPr>
           <w:p>
             <w:pPr>
@@ -11655,22 +12704,20 @@
       <w:tr>
         <w:tc>
           <w:tcPr>
-            <w:tcW w:w="3600" w:type="dxa"/>
-          </w:tcPr>
-          <w:p>
-            <w:pPr>
-              <w:pStyle w:val="Compact"/>
-            </w:pPr>
-            <w:r>
-              <w:lastRenderedPageBreak/>
+            <w:tcW w:w="3528" w:type="dxa"/>
+          </w:tcPr>
+          <w:p>
+            <w:pPr>
+              <w:pStyle w:val="Compact"/>
+            </w:pPr>
+            <w:r>
               <w:t>No Fallback</w:t>
             </w:r>
           </w:p>
         </w:tc>
         <w:tc>
           <w:tcPr>
-            <w:tcW w:w="6768" w:type="dxa"/>
-            <w:gridSpan w:val="2"/>
+            <w:tcW w:w="6048" w:type="dxa"/>
           </w:tcPr>
           <w:p>
             <w:pPr>
@@ -11685,7 +12732,7 @@
       <w:tr>
         <w:tc>
           <w:tcPr>
-            <w:tcW w:w="3600" w:type="dxa"/>
+            <w:tcW w:w="3528" w:type="dxa"/>
           </w:tcPr>
           <w:p>
             <w:pPr>
@@ -11698,8 +12745,7 @@
         </w:tc>
         <w:tc>
           <w:tcPr>
-            <w:tcW w:w="6768" w:type="dxa"/>
-            <w:gridSpan w:val="2"/>
+            <w:tcW w:w="6048" w:type="dxa"/>
           </w:tcPr>
           <w:p>
             <w:pPr>
@@ -11723,7 +12769,7 @@
       <w:tr>
         <w:tc>
           <w:tcPr>
-            <w:tcW w:w="3600" w:type="dxa"/>
+            <w:tcW w:w="3528" w:type="dxa"/>
           </w:tcPr>
           <w:p>
             <w:pPr>
@@ -11736,8 +12782,7 @@
         </w:tc>
         <w:tc>
           <w:tcPr>
-            <w:tcW w:w="6768" w:type="dxa"/>
-            <w:gridSpan w:val="2"/>
+            <w:tcW w:w="6048" w:type="dxa"/>
           </w:tcPr>
           <w:p>
             <w:pPr>
@@ -11758,21 +12803,21 @@
       <w:tr>
         <w:tc>
           <w:tcPr>
-            <w:tcW w:w="3600" w:type="dxa"/>
-          </w:tcPr>
-          <w:p>
-            <w:pPr>
-              <w:pStyle w:val="Compact"/>
-            </w:pPr>
-            <w:r>
+            <w:tcW w:w="3528" w:type="dxa"/>
+          </w:tcPr>
+          <w:p>
+            <w:pPr>
+              <w:pStyle w:val="Compact"/>
+            </w:pPr>
+            <w:r>
+              <w:lastRenderedPageBreak/>
               <w:t>Static Imports Only</w:t>
             </w:r>
           </w:p>
         </w:tc>
         <w:tc>
           <w:tcPr>
-            <w:tcW w:w="6768" w:type="dxa"/>
-            <w:gridSpan w:val="2"/>
+            <w:tcW w:w="6048" w:type="dxa"/>
           </w:tcPr>
           <w:p>
             <w:pPr>
@@ -11787,7 +12832,7 @@
       <w:tr>
         <w:tc>
           <w:tcPr>
-            <w:tcW w:w="3600" w:type="dxa"/>
+            <w:tcW w:w="3528" w:type="dxa"/>
           </w:tcPr>
           <w:p>
             <w:pPr>
@@ -11800,8 +12845,7 @@
         </w:tc>
         <w:tc>
           <w:tcPr>
-            <w:tcW w:w="6768" w:type="dxa"/>
-            <w:gridSpan w:val="2"/>
+            <w:tcW w:w="6048" w:type="dxa"/>
           </w:tcPr>
           <w:p>
             <w:pPr>
@@ -11816,7 +12860,7 @@
       <w:tr>
         <w:tc>
           <w:tcPr>
-            <w:tcW w:w="3600" w:type="dxa"/>
+            <w:tcW w:w="3528" w:type="dxa"/>
           </w:tcPr>
           <w:p>
             <w:pPr>
@@ -11829,8 +12873,7 @@
         </w:tc>
         <w:tc>
           <w:tcPr>
-            <w:tcW w:w="6768" w:type="dxa"/>
-            <w:gridSpan w:val="2"/>
+            <w:tcW w:w="6048" w:type="dxa"/>
           </w:tcPr>
           <w:p>
             <w:pPr>
@@ -11845,7 +12888,7 @@
       <w:tr>
         <w:tc>
           <w:tcPr>
-            <w:tcW w:w="3600" w:type="dxa"/>
+            <w:tcW w:w="3528" w:type="dxa"/>
           </w:tcPr>
           <w:p>
             <w:pPr>
@@ -11858,8 +12901,7 @@
         </w:tc>
         <w:tc>
           <w:tcPr>
-            <w:tcW w:w="6768" w:type="dxa"/>
-            <w:gridSpan w:val="2"/>
+            <w:tcW w:w="6048" w:type="dxa"/>
           </w:tcPr>
           <w:p>
             <w:pPr>
@@ -11874,7 +12916,7 @@
       <w:tr>
         <w:tc>
           <w:tcPr>
-            <w:tcW w:w="3600" w:type="dxa"/>
+            <w:tcW w:w="3528" w:type="dxa"/>
           </w:tcPr>
           <w:p>
             <w:pPr>
@@ -11887,8 +12929,7 @@
         </w:tc>
         <w:tc>
           <w:tcPr>
-            <w:tcW w:w="6768" w:type="dxa"/>
-            <w:gridSpan w:val="2"/>
+            <w:tcW w:w="6048" w:type="dxa"/>
           </w:tcPr>
           <w:p>
             <w:pPr>
@@ -11903,7 +12944,7 @@
       <w:tr>
         <w:tc>
           <w:tcPr>
-            <w:tcW w:w="3600" w:type="dxa"/>
+            <w:tcW w:w="3528" w:type="dxa"/>
           </w:tcPr>
           <w:p>
             <w:pPr>
@@ -11916,8 +12957,7 @@
         </w:tc>
         <w:tc>
           <w:tcPr>
-            <w:tcW w:w="6768" w:type="dxa"/>
-            <w:gridSpan w:val="2"/>
+            <w:tcW w:w="6048" w:type="dxa"/>
           </w:tcPr>
           <w:p>
             <w:pPr>
@@ -11932,7 +12972,7 @@
       <w:tr>
         <w:tc>
           <w:tcPr>
-            <w:tcW w:w="3600" w:type="dxa"/>
+            <w:tcW w:w="3528" w:type="dxa"/>
           </w:tcPr>
           <w:p>
             <w:pPr>
@@ -11945,8 +12985,7 @@
         </w:tc>
         <w:tc>
           <w:tcPr>
-            <w:tcW w:w="6768" w:type="dxa"/>
-            <w:gridSpan w:val="2"/>
+            <w:tcW w:w="6048" w:type="dxa"/>
           </w:tcPr>
           <w:p>
             <w:pPr>
@@ -11961,7 +13000,7 @@
       <w:tr>
         <w:tc>
           <w:tcPr>
-            <w:tcW w:w="3600" w:type="dxa"/>
+            <w:tcW w:w="3528" w:type="dxa"/>
           </w:tcPr>
           <w:p>
             <w:pPr>
@@ -11974,8 +13013,7 @@
         </w:tc>
         <w:tc>
           <w:tcPr>
-            <w:tcW w:w="6768" w:type="dxa"/>
-            <w:gridSpan w:val="2"/>
+            <w:tcW w:w="6048" w:type="dxa"/>
           </w:tcPr>
           <w:p>
             <w:pPr>
@@ -11990,7 +13028,7 @@
       <w:tr>
         <w:tc>
           <w:tcPr>
-            <w:tcW w:w="3600" w:type="dxa"/>
+            <w:tcW w:w="3528" w:type="dxa"/>
           </w:tcPr>
           <w:p>
             <w:pPr>
@@ -12003,8 +13041,7 @@
         </w:tc>
         <w:tc>
           <w:tcPr>
-            <w:tcW w:w="6768" w:type="dxa"/>
-            <w:gridSpan w:val="2"/>
+            <w:tcW w:w="6048" w:type="dxa"/>
           </w:tcPr>
           <w:p>
             <w:pPr>
@@ -12034,13 +13071,142 @@
           </w:p>
         </w:tc>
       </w:tr>
+      <w:tr>
+        <w:tc>
+          <w:tcPr>
+            <w:tcW w:w="3528" w:type="dxa"/>
+          </w:tcPr>
+          <w:p>
+            <w:pPr>
+              <w:pStyle w:val="Compact"/>
+            </w:pPr>
+            <w:r>
+              <w:t>Evidence Consumer Isolation</w:t>
+            </w:r>
+          </w:p>
+        </w:tc>
+        <w:tc>
+          <w:tcPr>
+            <w:tcW w:w="6048" w:type="dxa"/>
+          </w:tcPr>
+          <w:p>
+            <w:pPr>
+              <w:pStyle w:val="Compact"/>
+            </w:pPr>
+            <w:r>
+              <w:rPr>
+                <w:rStyle w:val="VerbatimChar"/>
+              </w:rPr>
+              <w:t>visualization/consumers/</w:t>
+            </w:r>
+            <w:r>
+              <w:t xml:space="preserve"> must never import from </w:t>
+            </w:r>
+            <w:r>
+              <w:rPr>
+                <w:rStyle w:val="VerbatimChar"/>
+              </w:rPr>
+              <w:t>compiler/graph/*</w:t>
+            </w:r>
+            <w:r>
+              <w:t xml:space="preserve"> or any compiler internal; </w:t>
+            </w:r>
+            <w:r>
+              <w:rPr>
+                <w:rStyle w:val="VerbatimChar"/>
+              </w:rPr>
+              <w:t>evidence_graph.json</w:t>
+            </w:r>
+            <w:r>
+              <w:t xml:space="preserve"> JSON schema is the only contract; violation collapses compiler replaceability</w:t>
+            </w:r>
+          </w:p>
+        </w:tc>
+      </w:tr>
+      <w:tr>
+        <w:tc>
+          <w:tcPr>
+            <w:tcW w:w="3528" w:type="dxa"/>
+          </w:tcPr>
+          <w:p>
+            <w:pPr>
+              <w:pStyle w:val="Compact"/>
+            </w:pPr>
+            <w:r>
+              <w:t>Evidence Hash Contract</w:t>
+            </w:r>
+          </w:p>
+        </w:tc>
+        <w:tc>
+          <w:tcPr>
+            <w:tcW w:w="6048" w:type="dxa"/>
+          </w:tcPr>
+          <w:p>
+            <w:pPr>
+              <w:pStyle w:val="Compact"/>
+            </w:pPr>
+            <w:r>
+              <w:rPr>
+                <w:rStyle w:val="VerbatimChar"/>
+              </w:rPr>
+              <w:t>evidence_graph_hash</w:t>
+            </w:r>
+            <w:r>
+              <w:t xml:space="preserve"> covers only </w:t>
+            </w:r>
+            <w:r>
+              <w:rPr>
+                <w:rStyle w:val="VerbatimChar"/>
+              </w:rPr>
+              <w:t>{event_count, edge_count, events, edges, families}</w:t>
+            </w:r>
+            <w:r>
+              <w:t>; envelope fields are excluded; S8 verifies by recomputing over these exact keys</w:t>
+            </w:r>
+          </w:p>
+        </w:tc>
+      </w:tr>
+      <w:tr>
+        <w:tc>
+          <w:tcPr>
+            <w:tcW w:w="3528" w:type="dxa"/>
+          </w:tcPr>
+          <w:p>
+            <w:pPr>
+              <w:pStyle w:val="Compact"/>
+            </w:pPr>
+            <w:r>
+              <w:t>VERIFICATION Family Absent</w:t>
+            </w:r>
+          </w:p>
+        </w:tc>
+        <w:tc>
+          <w:tcPr>
+            <w:tcW w:w="6048" w:type="dxa"/>
+          </w:tcPr>
+          <w:p>
+            <w:pPr>
+              <w:pStyle w:val="Compact"/>
+            </w:pPr>
+            <w:r>
+              <w:rPr>
+                <w:rStyle w:val="VerbatimChar"/>
+              </w:rPr>
+              <w:t>evidence_graph.json</w:t>
+            </w:r>
+            <w:r>
+              <w:t xml:space="preserve"> covers S1–S7 by design; S8 runs after the file is written; 0 VERIFICATION-family events is architecturally correct — this is not a gap, it is a boundary</w:t>
+            </w:r>
+          </w:p>
+        </w:tc>
+      </w:tr>
     </w:tbl>
     <w:p>
       <w:r>
         <w:rPr>
           <w:noProof/>
         </w:rPr>
-        <w:pict w14:anchorId="32BA0A05">
+        <w:pict w14:anchorId="08AB98DE">
           <v:rect id="_x0000_i1033" alt="" style="width:468pt;height:.05pt;mso-width-percent:0;mso-height-percent:0;mso-width-percent:0;mso-height-percent:0" o:hralign="center" o:hrstd="t" o:hr="t"/>
         </w:pict>
       </w:r>
@@ -12049,8 +13215,8 @@
       <w:pPr>
         <w:pStyle w:val="Heading2"/>
       </w:pPr>
-      <w:bookmarkStart w:id="77" w:name="refactor-patterns"/>
-      <w:bookmarkEnd w:id="76"/>
+      <w:bookmarkStart w:id="78" w:name="refactor-patterns"/>
+      <w:bookmarkEnd w:id="77"/>
       <w:r>
         <w:t>13. Refactor Patterns</w:t>
       </w:r>
@@ -12059,7 +13225,7 @@
       <w:pPr>
         <w:pStyle w:val="Heading3"/>
       </w:pPr>
-      <w:bookmarkStart w:id="78" w:name="add-a-new-artifact-family"/>
+      <w:bookmarkStart w:id="79" w:name="add-a-new-artifact-family"/>
       <w:r>
         <w:t>Add a New Artifact Family</w:t>
       </w:r>
@@ -12127,6 +13293,7 @@
         </w:numPr>
       </w:pPr>
       <w:r>
+        <w:lastRenderedPageBreak/>
         <w:t>Add STRUCTURE_ config entry to include new family</w:t>
       </w:r>
     </w:p>
@@ -12146,8 +13313,8 @@
       <w:pPr>
         <w:pStyle w:val="Heading3"/>
       </w:pPr>
-      <w:bookmarkStart w:id="79" w:name="add-a-new-ct-capability-transform"/>
-      <w:bookmarkEnd w:id="78"/>
+      <w:bookmarkStart w:id="80" w:name="add-a-new-ct-capability-transform"/>
+      <w:bookmarkEnd w:id="79"/>
       <w:r>
         <w:t>Add a New CT (Capability Transform)</w:t>
       </w:r>
@@ -12252,10 +13419,9 @@
       <w:pPr>
         <w:pStyle w:val="Heading3"/>
       </w:pPr>
-      <w:bookmarkStart w:id="80" w:name="add-a-new-cs-capability-side-effect"/>
-      <w:bookmarkEnd w:id="79"/>
-      <w:r>
-        <w:lastRenderedPageBreak/>
+      <w:bookmarkStart w:id="81" w:name="add-a-new-cs-capability-side-effect"/>
+      <w:bookmarkEnd w:id="80"/>
+      <w:r>
         <w:t>Add a New CS (Capability Side Effect)</w:t>
       </w:r>
     </w:p>
@@ -12359,8 +13525,8 @@
       <w:pPr>
         <w:pStyle w:val="Heading3"/>
       </w:pPr>
-      <w:bookmarkStart w:id="81" w:name="add-a-new-domain"/>
-      <w:bookmarkEnd w:id="80"/>
+      <w:bookmarkStart w:id="82" w:name="add-a-new-domain"/>
+      <w:bookmarkEnd w:id="81"/>
       <w:r>
         <w:t>Add a New Domain</w:t>
       </w:r>
@@ -12601,8 +13767,8 @@
       <w:pPr>
         <w:pStyle w:val="Heading3"/>
       </w:pPr>
-      <w:bookmarkStart w:id="82" w:name="add-a-ti-route-http-endpoint"/>
-      <w:bookmarkEnd w:id="81"/>
+      <w:bookmarkStart w:id="83" w:name="add-a-ti-route-http-endpoint"/>
+      <w:bookmarkEnd w:id="82"/>
       <w:r>
         <w:t>Add a TI Route (HTTP Endpoint)</w:t>
       </w:r>
@@ -12677,8 +13843,8 @@
       <w:pPr>
         <w:pStyle w:val="Heading3"/>
       </w:pPr>
-      <w:bookmarkStart w:id="83" w:name="extend-structure-governance"/>
-      <w:bookmarkEnd w:id="82"/>
+      <w:bookmarkStart w:id="84" w:name="extend-structure-governance"/>
+      <w:bookmarkEnd w:id="83"/>
       <w:r>
         <w:t>Extend STRUCTURE Governance</w:t>
       </w:r>
@@ -12731,6 +13897,7 @@
         </w:numPr>
       </w:pPr>
       <w:r>
+        <w:lastRenderedPageBreak/>
         <w:t>Recompile — no runtime changes required</w:t>
       </w:r>
     </w:p>
@@ -12739,7 +13906,7 @@
         <w:rPr>
           <w:noProof/>
         </w:rPr>
-        <w:pict w14:anchorId="21029956">
+        <w:pict w14:anchorId="6814FFBB">
           <v:rect id="_x0000_i1032" alt="" style="width:468pt;height:.05pt;mso-width-percent:0;mso-height-percent:0;mso-width-percent:0;mso-height-percent:0" o:hralign="center" o:hrstd="t" o:hr="t"/>
         </w:pict>
       </w:r>
@@ -12748,9 +13915,9 @@
       <w:pPr>
         <w:pStyle w:val="Heading2"/>
       </w:pPr>
-      <w:bookmarkStart w:id="84" w:name="anti-patterns"/>
-      <w:bookmarkEnd w:id="77"/>
-      <w:bookmarkEnd w:id="83"/>
+      <w:bookmarkStart w:id="85" w:name="anti-patterns"/>
+      <w:bookmarkEnd w:id="78"/>
+      <w:bookmarkEnd w:id="84"/>
       <w:r>
         <w:t>14. Anti-Patterns</w:t>
       </w:r>
@@ -12763,9 +13930,9 @@
         <w:tblLook w:val="0020" w:firstRow="1" w:lastRow="0" w:firstColumn="0" w:lastColumn="0" w:noHBand="0" w:noVBand="0"/>
       </w:tblPr>
       <w:tblGrid>
-        <w:gridCol w:w="2542"/>
-        <w:gridCol w:w="3913"/>
-        <w:gridCol w:w="3913"/>
+        <w:gridCol w:w="2296"/>
+        <w:gridCol w:w="3532"/>
+        <w:gridCol w:w="3532"/>
       </w:tblGrid>
       <w:tr>
         <w:trPr>
@@ -12986,7 +14153,6 @@
               <w:pStyle w:val="Compact"/>
             </w:pPr>
             <w:r>
-              <w:lastRenderedPageBreak/>
               <w:t>Relative path traversal (</w:t>
             </w:r>
             <w:r>
@@ -13418,6 +14584,7 @@
               <w:pStyle w:val="Compact"/>
             </w:pPr>
             <w:r>
+              <w:lastRenderedPageBreak/>
               <w:t>Short-name artifact references</w:t>
             </w:r>
           </w:p>
@@ -13549,7 +14716,7 @@
         <w:rPr>
           <w:noProof/>
         </w:rPr>
-        <w:pict w14:anchorId="567B0EF8">
+        <w:pict w14:anchorId="6E943736">
           <v:rect id="_x0000_i1031" alt="" style="width:468pt;height:.05pt;mso-width-percent:0;mso-height-percent:0;mso-width-percent:0;mso-height-percent:0" o:hralign="center" o:hrstd="t" o:hr="t"/>
         </w:pict>
       </w:r>
@@ -13558,8 +14725,8 @@
       <w:pPr>
         <w:pStyle w:val="Heading2"/>
       </w:pPr>
-      <w:bookmarkStart w:id="85" w:name="architecture-evolution-notes"/>
-      <w:bookmarkEnd w:id="84"/>
+      <w:bookmarkStart w:id="86" w:name="architecture-evolution-notes"/>
+      <w:bookmarkEnd w:id="85"/>
       <w:r>
         <w:t>15. Architecture Evolution Notes</w:t>
       </w:r>
@@ -13580,11 +14747,9 @@
         <w:tblLook w:val="0020" w:firstRow="1" w:lastRow="0" w:firstColumn="0" w:lastColumn="0" w:noHBand="0" w:noVBand="0"/>
       </w:tblPr>
       <w:tblGrid>
-        <w:gridCol w:w="2970"/>
-        <w:gridCol w:w="963"/>
-        <w:gridCol w:w="2637"/>
-        <w:gridCol w:w="2011"/>
-        <w:gridCol w:w="1787"/>
+        <w:gridCol w:w="2658"/>
+        <w:gridCol w:w="3430"/>
+        <w:gridCol w:w="3272"/>
       </w:tblGrid>
       <w:tr>
         <w:trPr>
@@ -13593,8 +14758,7 @@
         </w:trPr>
         <w:tc>
           <w:tcPr>
-            <w:tcW w:w="3933" w:type="dxa"/>
-            <w:gridSpan w:val="2"/>
+            <w:tcW w:w="2718" w:type="dxa"/>
           </w:tcPr>
           <w:p>
             <w:pPr>
@@ -13607,8 +14771,7 @@
         </w:tc>
         <w:tc>
           <w:tcPr>
-            <w:tcW w:w="4648" w:type="dxa"/>
-            <w:gridSpan w:val="2"/>
+            <w:tcW w:w="3510" w:type="dxa"/>
           </w:tcPr>
           <w:p>
             <w:pPr>
@@ -13621,7 +14784,7 @@
         </w:tc>
         <w:tc>
           <w:tcPr>
-            <w:tcW w:w="1787" w:type="dxa"/>
+            <w:tcW w:w="3348" w:type="dxa"/>
           </w:tcPr>
           <w:p>
             <w:pPr>
@@ -13636,7 +14799,7 @@
       <w:tr>
         <w:tc>
           <w:tcPr>
-            <w:tcW w:w="2970" w:type="dxa"/>
+            <w:tcW w:w="2718" w:type="dxa"/>
           </w:tcPr>
           <w:p>
             <w:pPr>
@@ -13649,8 +14812,7 @@
         </w:tc>
         <w:tc>
           <w:tcPr>
-            <w:tcW w:w="3600" w:type="dxa"/>
-            <w:gridSpan w:val="2"/>
+            <w:tcW w:w="3510" w:type="dxa"/>
           </w:tcPr>
           <w:p>
             <w:pPr>
@@ -13672,8 +14834,7 @@
         </w:tc>
         <w:tc>
           <w:tcPr>
-            <w:tcW w:w="3798" w:type="dxa"/>
-            <w:gridSpan w:val="2"/>
+            <w:tcW w:w="3348" w:type="dxa"/>
           </w:tcPr>
           <w:p>
             <w:pPr>
@@ -13688,22 +14849,20 @@
       <w:tr>
         <w:tc>
           <w:tcPr>
-            <w:tcW w:w="2970" w:type="dxa"/>
-          </w:tcPr>
-          <w:p>
-            <w:pPr>
-              <w:pStyle w:val="Compact"/>
-            </w:pPr>
-            <w:r>
-              <w:lastRenderedPageBreak/>
+            <w:tcW w:w="2718" w:type="dxa"/>
+          </w:tcPr>
+          <w:p>
+            <w:pPr>
+              <w:pStyle w:val="Compact"/>
+            </w:pPr>
+            <w:r>
               <w:t>Runtime decoupling</w:t>
             </w:r>
           </w:p>
         </w:tc>
         <w:tc>
           <w:tcPr>
-            <w:tcW w:w="3600" w:type="dxa"/>
-            <w:gridSpan w:val="2"/>
+            <w:tcW w:w="3510" w:type="dxa"/>
           </w:tcPr>
           <w:p>
             <w:pPr>
@@ -13716,8 +14875,7 @@
         </w:tc>
         <w:tc>
           <w:tcPr>
-            <w:tcW w:w="3798" w:type="dxa"/>
-            <w:gridSpan w:val="2"/>
+            <w:tcW w:w="3348" w:type="dxa"/>
           </w:tcPr>
           <w:p>
             <w:pPr>
@@ -13732,7 +14890,7 @@
       <w:tr>
         <w:tc>
           <w:tcPr>
-            <w:tcW w:w="2970" w:type="dxa"/>
+            <w:tcW w:w="2718" w:type="dxa"/>
           </w:tcPr>
           <w:p>
             <w:pPr>
@@ -13745,8 +14903,7 @@
         </w:tc>
         <w:tc>
           <w:tcPr>
-            <w:tcW w:w="3600" w:type="dxa"/>
-            <w:gridSpan w:val="2"/>
+            <w:tcW w:w="3510" w:type="dxa"/>
           </w:tcPr>
           <w:p>
             <w:pPr>
@@ -13759,8 +14916,7 @@
         </w:tc>
         <w:tc>
           <w:tcPr>
-            <w:tcW w:w="3798" w:type="dxa"/>
-            <w:gridSpan w:val="2"/>
+            <w:tcW w:w="3348" w:type="dxa"/>
           </w:tcPr>
           <w:p>
             <w:pPr>
@@ -13775,7 +14931,7 @@
       <w:tr>
         <w:tc>
           <w:tcPr>
-            <w:tcW w:w="2970" w:type="dxa"/>
+            <w:tcW w:w="2718" w:type="dxa"/>
           </w:tcPr>
           <w:p>
             <w:pPr>
@@ -13788,8 +14944,7 @@
         </w:tc>
         <w:tc>
           <w:tcPr>
-            <w:tcW w:w="3600" w:type="dxa"/>
-            <w:gridSpan w:val="2"/>
+            <w:tcW w:w="3510" w:type="dxa"/>
           </w:tcPr>
           <w:p>
             <w:pPr>
@@ -13802,8 +14957,7 @@
         </w:tc>
         <w:tc>
           <w:tcPr>
-            <w:tcW w:w="3798" w:type="dxa"/>
-            <w:gridSpan w:val="2"/>
+            <w:tcW w:w="3348" w:type="dxa"/>
           </w:tcPr>
           <w:p>
             <w:pPr>
@@ -13818,7 +14972,7 @@
       <w:tr>
         <w:tc>
           <w:tcPr>
-            <w:tcW w:w="2970" w:type="dxa"/>
+            <w:tcW w:w="2718" w:type="dxa"/>
           </w:tcPr>
           <w:p>
             <w:pPr>
@@ -13831,8 +14985,7 @@
         </w:tc>
         <w:tc>
           <w:tcPr>
-            <w:tcW w:w="3600" w:type="dxa"/>
-            <w:gridSpan w:val="2"/>
+            <w:tcW w:w="3510" w:type="dxa"/>
           </w:tcPr>
           <w:p>
             <w:pPr>
@@ -13851,8 +15004,7 @@
         </w:tc>
         <w:tc>
           <w:tcPr>
-            <w:tcW w:w="3798" w:type="dxa"/>
-            <w:gridSpan w:val="2"/>
+            <w:tcW w:w="3348" w:type="dxa"/>
           </w:tcPr>
           <w:p>
             <w:pPr>
@@ -13867,7 +15019,7 @@
       <w:tr>
         <w:tc>
           <w:tcPr>
-            <w:tcW w:w="2970" w:type="dxa"/>
+            <w:tcW w:w="2718" w:type="dxa"/>
           </w:tcPr>
           <w:p>
             <w:pPr>
@@ -13880,8 +15032,7 @@
         </w:tc>
         <w:tc>
           <w:tcPr>
-            <w:tcW w:w="3600" w:type="dxa"/>
-            <w:gridSpan w:val="2"/>
+            <w:tcW w:w="3510" w:type="dxa"/>
           </w:tcPr>
           <w:p>
             <w:pPr>
@@ -13894,8 +15045,7 @@
         </w:tc>
         <w:tc>
           <w:tcPr>
-            <w:tcW w:w="3798" w:type="dxa"/>
-            <w:gridSpan w:val="2"/>
+            <w:tcW w:w="3348" w:type="dxa"/>
           </w:tcPr>
           <w:p>
             <w:pPr>
@@ -13910,7 +15060,7 @@
       <w:tr>
         <w:tc>
           <w:tcPr>
-            <w:tcW w:w="2970" w:type="dxa"/>
+            <w:tcW w:w="2718" w:type="dxa"/>
           </w:tcPr>
           <w:p>
             <w:pPr>
@@ -13923,8 +15073,7 @@
         </w:tc>
         <w:tc>
           <w:tcPr>
-            <w:tcW w:w="3600" w:type="dxa"/>
-            <w:gridSpan w:val="2"/>
+            <w:tcW w:w="3510" w:type="dxa"/>
           </w:tcPr>
           <w:p>
             <w:pPr>
@@ -13937,8 +15086,7 @@
         </w:tc>
         <w:tc>
           <w:tcPr>
-            <w:tcW w:w="3798" w:type="dxa"/>
-            <w:gridSpan w:val="2"/>
+            <w:tcW w:w="3348" w:type="dxa"/>
           </w:tcPr>
           <w:p>
             <w:pPr>
@@ -13953,21 +15101,21 @@
       <w:tr>
         <w:tc>
           <w:tcPr>
-            <w:tcW w:w="2970" w:type="dxa"/>
-          </w:tcPr>
-          <w:p>
-            <w:pPr>
-              <w:pStyle w:val="Compact"/>
-            </w:pPr>
-            <w:r>
+            <w:tcW w:w="2718" w:type="dxa"/>
+          </w:tcPr>
+          <w:p>
+            <w:pPr>
+              <w:pStyle w:val="Compact"/>
+            </w:pPr>
+            <w:r>
+              <w:lastRenderedPageBreak/>
               <w:t>Protocol-governed execution → federated governance compilation</w:t>
             </w:r>
           </w:p>
         </w:tc>
         <w:tc>
           <w:tcPr>
-            <w:tcW w:w="3600" w:type="dxa"/>
-            <w:gridSpan w:val="2"/>
+            <w:tcW w:w="3510" w:type="dxa"/>
           </w:tcPr>
           <w:p>
             <w:pPr>
@@ -13980,8 +15128,7 @@
         </w:tc>
         <w:tc>
           <w:tcPr>
-            <w:tcW w:w="3798" w:type="dxa"/>
-            <w:gridSpan w:val="2"/>
+            <w:tcW w:w="3348" w:type="dxa"/>
           </w:tcPr>
           <w:p>
             <w:pPr>
@@ -13996,7 +15143,7 @@
       <w:tr>
         <w:tc>
           <w:tcPr>
-            <w:tcW w:w="2970" w:type="dxa"/>
+            <w:tcW w:w="2718" w:type="dxa"/>
           </w:tcPr>
           <w:p>
             <w:pPr>
@@ -14009,8 +15156,7 @@
         </w:tc>
         <w:tc>
           <w:tcPr>
-            <w:tcW w:w="3600" w:type="dxa"/>
-            <w:gridSpan w:val="2"/>
+            <w:tcW w:w="3510" w:type="dxa"/>
           </w:tcPr>
           <w:p>
             <w:pPr>
@@ -14023,8 +15169,7 @@
         </w:tc>
         <w:tc>
           <w:tcPr>
-            <w:tcW w:w="3798" w:type="dxa"/>
-            <w:gridSpan w:val="2"/>
+            <w:tcW w:w="3348" w:type="dxa"/>
           </w:tcPr>
           <w:p>
             <w:pPr>
@@ -14039,7 +15184,7 @@
       <w:tr>
         <w:tc>
           <w:tcPr>
-            <w:tcW w:w="2970" w:type="dxa"/>
+            <w:tcW w:w="2718" w:type="dxa"/>
           </w:tcPr>
           <w:p>
             <w:pPr>
@@ -14052,8 +15197,7 @@
         </w:tc>
         <w:tc>
           <w:tcPr>
-            <w:tcW w:w="3600" w:type="dxa"/>
-            <w:gridSpan w:val="2"/>
+            <w:tcW w:w="3510" w:type="dxa"/>
           </w:tcPr>
           <w:p>
             <w:pPr>
@@ -14066,8 +15210,7 @@
         </w:tc>
         <w:tc>
           <w:tcPr>
-            <w:tcW w:w="3798" w:type="dxa"/>
-            <w:gridSpan w:val="2"/>
+            <w:tcW w:w="3348" w:type="dxa"/>
           </w:tcPr>
           <w:p>
             <w:pPr>
@@ -14082,7 +15225,7 @@
       <w:tr>
         <w:tc>
           <w:tcPr>
-            <w:tcW w:w="2970" w:type="dxa"/>
+            <w:tcW w:w="2718" w:type="dxa"/>
           </w:tcPr>
           <w:p>
             <w:pPr>
@@ -14095,8 +15238,7 @@
         </w:tc>
         <w:tc>
           <w:tcPr>
-            <w:tcW w:w="3600" w:type="dxa"/>
-            <w:gridSpan w:val="2"/>
+            <w:tcW w:w="3510" w:type="dxa"/>
           </w:tcPr>
           <w:p>
             <w:pPr>
@@ -14127,33 +15269,94 @@
               <w:rPr>
                 <w:rStyle w:val="VerbatimChar"/>
               </w:rPr>
-              <w:t>CONSTITUTION_FEDERATION_BOU</w:t>
+              <w:t>CONSTITUTION_FEDERATION_BOUNDARY_V0</w:t>
+            </w:r>
+            <w:r>
+              <w:t xml:space="preserve"> is the authoritative doctrine artifact; </w:t>
+            </w:r>
+            <w:r>
+              <w:rPr>
+                <w:rStyle w:val="VerbatimChar"/>
+              </w:rPr>
+              <w:t>load_bootstrap_artifact()</w:t>
+            </w:r>
+            <w:r>
+              <w:t xml:space="preserve"> requires full FQDN — no fallback</w:t>
+            </w:r>
+          </w:p>
+        </w:tc>
+        <w:tc>
+          <w:tcPr>
+            <w:tcW w:w="3348" w:type="dxa"/>
+          </w:tcPr>
+          <w:p>
+            <w:pPr>
+              <w:pStyle w:val="Compact"/>
+            </w:pPr>
+            <w:r>
+              <w:t xml:space="preserve">Federation boundaries are first-class semantic constructs. Governance sovereignty is physically visible in the registry. </w:t>
+            </w:r>
+            <w:r>
+              <w:rPr>
+                <w:rStyle w:val="VerbatimChar"/>
+              </w:rPr>
+              <w:t>fb.*::</w:t>
+            </w:r>
+            <w:r>
+              <w:t xml:space="preserve"> is the only valid namespace for governance artifacts.</w:t>
+            </w:r>
+          </w:p>
+        </w:tc>
+      </w:tr>
+      <w:tr>
+        <w:tc>
+          <w:tcPr>
+            <w:tcW w:w="2718" w:type="dxa"/>
+          </w:tcPr>
+          <w:p>
+            <w:pPr>
+              <w:pStyle w:val="Compact"/>
+            </w:pPr>
+            <w:r>
+              <w:t>Compiler evidence graph (EG-1→EG-4)</w:t>
+            </w:r>
+          </w:p>
+        </w:tc>
+        <w:tc>
+          <w:tcPr>
+            <w:tcW w:w="3510" w:type="dxa"/>
+          </w:tcPr>
+          <w:p>
+            <w:pPr>
+              <w:pStyle w:val="Compact"/>
+            </w:pPr>
+            <w:r>
+              <w:t xml:space="preserve">Compiler gained a governed observability artifact: </w:t>
+            </w:r>
+            <w:r>
+              <w:rPr>
+                <w:rStyle w:val="VerbatimChar"/>
+              </w:rPr>
+              <w:t>evidence_graph.json</w:t>
+            </w:r>
+            <w:r>
+              <w:t xml:space="preserve"> per structure; events as typed graph nodes (8 families, 19 operations); CAUSALITY + STAGE_SEQUENCE typed edges; SHA-256 hash integrity; verified by S8 Check 7; </w:t>
             </w:r>
             <w:r>
               <w:rPr>
                 <w:rStyle w:val="VerbatimChar"/>
               </w:rPr>
               <w:lastRenderedPageBreak/>
-              <w:t>NDARY_V0</w:t>
-            </w:r>
-            <w:r>
-              <w:t xml:space="preserve"> is the authoritative doctrine artifact; </w:t>
-            </w:r>
-            <w:r>
-              <w:rPr>
-                <w:rStyle w:val="VerbatimChar"/>
-              </w:rPr>
-              <w:t>load_bootstrap_artifact()</w:t>
-            </w:r>
-            <w:r>
-              <w:t xml:space="preserve"> requires full FQDN — no fallback</w:t>
-            </w:r>
-          </w:p>
-        </w:tc>
-        <w:tc>
-          <w:tcPr>
-            <w:tcW w:w="3798" w:type="dxa"/>
-            <w:gridSpan w:val="2"/>
+              <w:t>visualization/consumers/</w:t>
+            </w:r>
+            <w:r>
+              <w:t xml:space="preserve"> consumer contract isolates all downstream consumers from compiler internals</w:t>
+            </w:r>
+          </w:p>
+        </w:tc>
+        <w:tc>
+          <w:tcPr>
+            <w:tcW w:w="3348" w:type="dxa"/>
           </w:tcPr>
           <w:p>
             <w:pPr>
@@ -14161,16 +15364,48 @@
             </w:pPr>
             <w:r>
               <w:lastRenderedPageBreak/>
-              <w:t xml:space="preserve">Federation boundaries are first-class semantic constructs. Governance sovereignty is physically visible in the registry. </w:t>
-            </w:r>
-            <w:r>
-              <w:rPr>
-                <w:rStyle w:val="VerbatimChar"/>
-              </w:rPr>
-              <w:t>fb.*::</w:t>
-            </w:r>
-            <w:r>
-              <w:t xml:space="preserve"> is the only valid namespace for governance artifacts.</w:t>
+              <w:t>Compiler is now self-observable. The evidence graph enables visualization, AI tooling, replay, and debugging from a stable, compiler-agnostic JSON schema — without importing compiler internals.</w:t>
+            </w:r>
+          </w:p>
+        </w:tc>
+      </w:tr>
+      <w:tr>
+        <w:tc>
+          <w:tcPr>
+            <w:tcW w:w="2718" w:type="dxa"/>
+          </w:tcPr>
+          <w:p>
+            <w:pPr>
+              <w:pStyle w:val="Compact"/>
+            </w:pPr>
+            <w:r>
+              <w:t>Governed Evidence System convergence</w:t>
+            </w:r>
+          </w:p>
+        </w:tc>
+        <w:tc>
+          <w:tcPr>
+            <w:tcW w:w="3510" w:type="dxa"/>
+          </w:tcPr>
+          <w:p>
+            <w:pPr>
+              <w:pStyle w:val="Compact"/>
+            </w:pPr>
+            <w:r>
+              <w:t>PGS architecture converges on three compounding properties: Protocol Compiler + Governed Evidence System + Deterministic Execution Fabric. Each property was independently designed; the convergence is emergent. Most systems solve one.</w:t>
+            </w:r>
+          </w:p>
+        </w:tc>
+        <w:tc>
+          <w:tcPr>
+            <w:tcW w:w="3348" w:type="dxa"/>
+          </w:tcPr>
+          <w:p>
+            <w:pPr>
+              <w:pStyle w:val="Compact"/>
+            </w:pPr>
+            <w:r>
+              <w:t>This combination is an unusual architectural category. The cost-of-change decreasing with system growth is now repeatedly demonstrated architectural behavior, not an aspirational claim.</w:t>
             </w:r>
           </w:p>
         </w:tc>
@@ -14181,7 +15416,7 @@
         <w:rPr>
           <w:noProof/>
         </w:rPr>
-        <w:pict w14:anchorId="6CF91965">
+        <w:pict w14:anchorId="6C4FFEE2">
           <v:rect id="_x0000_i1030" alt="" style="width:468pt;height:.05pt;mso-width-percent:0;mso-height-percent:0;mso-width-percent:0;mso-height-percent:0" o:hralign="center" o:hrstd="t" o:hr="t"/>
         </w:pict>
       </w:r>
@@ -14190,8 +15425,8 @@
       <w:pPr>
         <w:pStyle w:val="Heading2"/>
       </w:pPr>
-      <w:bookmarkStart w:id="86" w:name="federated-governance-domains"/>
-      <w:bookmarkEnd w:id="85"/>
+      <w:bookmarkStart w:id="87" w:name="federated-governance-domains"/>
+      <w:bookmarkEnd w:id="86"/>
       <w:r>
         <w:t>16. Federated Governance Domains</w:t>
       </w:r>
@@ -14243,7 +15478,7 @@
       <w:pPr>
         <w:pStyle w:val="Heading3"/>
       </w:pPr>
-      <w:bookmarkStart w:id="87" w:name="definition"/>
+      <w:bookmarkStart w:id="88" w:name="definition"/>
       <w:r>
         <w:t>16.1 Definition</w:t>
       </w:r>
@@ -14270,8 +15505,8 @@
       <w:pPr>
         <w:pStyle w:val="Heading3"/>
       </w:pPr>
-      <w:bookmarkStart w:id="88" w:name="canonical-domain-families"/>
-      <w:bookmarkEnd w:id="87"/>
+      <w:bookmarkStart w:id="89" w:name="canonical-domain-families"/>
+      <w:bookmarkEnd w:id="88"/>
       <w:r>
         <w:t>16.2 Canonical Domain Families</w:t>
       </w:r>
@@ -14284,10 +15519,10 @@
         <w:tblLook w:val="0020" w:firstRow="1" w:lastRow="0" w:firstColumn="0" w:lastColumn="0" w:noHBand="0" w:noVBand="0"/>
       </w:tblPr>
       <w:tblGrid>
-        <w:gridCol w:w="2868"/>
-        <w:gridCol w:w="1985"/>
-        <w:gridCol w:w="1985"/>
-        <w:gridCol w:w="3530"/>
+        <w:gridCol w:w="2589"/>
+        <w:gridCol w:w="1792"/>
+        <w:gridCol w:w="1792"/>
+        <w:gridCol w:w="3187"/>
       </w:tblGrid>
       <w:tr>
         <w:trPr>
@@ -14525,6 +15760,7 @@
               <w:pStyle w:val="Compact"/>
             </w:pPr>
             <w:r>
+              <w:lastRenderedPageBreak/>
               <w:t>Federated Correctness Domain</w:t>
             </w:r>
           </w:p>
@@ -14636,8 +15872,8 @@
       <w:pPr>
         <w:pStyle w:val="Heading3"/>
       </w:pPr>
-      <w:bookmarkStart w:id="89" w:name="invariants-for-all-federated-domains"/>
-      <w:bookmarkEnd w:id="88"/>
+      <w:bookmarkStart w:id="90" w:name="invariants-for-all-federated-domains"/>
+      <w:bookmarkEnd w:id="89"/>
       <w:r>
         <w:t>16.3 Invariants for All Federated Domains</w:t>
       </w:r>
@@ -14662,7 +15898,6 @@
         <w:pStyle w:val="BodyText"/>
       </w:pPr>
       <w:r>
-        <w:lastRenderedPageBreak/>
         <w:t>This is the primary protection against hidden orchestration, runtime graph mutation, and governance/execution collapse. Every domain family is subject to it without exception.</w:t>
       </w:r>
     </w:p>
@@ -14696,8 +15931,8 @@
       <w:pPr>
         <w:pStyle w:val="Heading3"/>
       </w:pPr>
-      <w:bookmarkStart w:id="90" w:name="X2ca439190e40289c6e062b734c09dec810b0db8"/>
-      <w:bookmarkEnd w:id="89"/>
+      <w:bookmarkStart w:id="91" w:name="X2ca439190e40289c6e062b734c09dec810b0db8"/>
+      <w:bookmarkEnd w:id="90"/>
       <w:r>
         <w:t>16.4 Boundary Orthogonality (Applies to All Domains)</w:t>
       </w:r>
@@ -14722,8 +15957,8 @@
       <w:pPr>
         <w:pStyle w:val="Heading3"/>
       </w:pPr>
-      <w:bookmarkStart w:id="91" w:name="architectural-significance"/>
-      <w:bookmarkEnd w:id="90"/>
+      <w:bookmarkStart w:id="92" w:name="architectural-significance"/>
+      <w:bookmarkEnd w:id="91"/>
       <w:r>
         <w:t>16.5 Architectural Significance</w:t>
       </w:r>
@@ -14736,9 +15971,8 @@
         <w:tblLook w:val="0020" w:firstRow="1" w:lastRow="0" w:firstColumn="0" w:lastColumn="0" w:noHBand="0" w:noVBand="0"/>
       </w:tblPr>
       <w:tblGrid>
-        <w:gridCol w:w="3960"/>
-        <w:gridCol w:w="1570"/>
-        <w:gridCol w:w="4838"/>
+        <w:gridCol w:w="4153"/>
+        <w:gridCol w:w="5207"/>
       </w:tblGrid>
       <w:tr>
         <w:trPr>
@@ -14747,8 +15981,7 @@
         </w:trPr>
         <w:tc>
           <w:tcPr>
-            <w:tcW w:w="5530" w:type="dxa"/>
-            <w:gridSpan w:val="2"/>
+            <w:tcW w:w="4248" w:type="dxa"/>
           </w:tcPr>
           <w:p>
             <w:pPr>
@@ -14761,7 +15994,7 @@
         </w:tc>
         <w:tc>
           <w:tcPr>
-            <w:tcW w:w="4838" w:type="dxa"/>
+            <w:tcW w:w="5328" w:type="dxa"/>
           </w:tcPr>
           <w:p>
             <w:pPr>
@@ -14776,7 +16009,7 @@
       <w:tr>
         <w:tc>
           <w:tcPr>
-            <w:tcW w:w="3960" w:type="dxa"/>
+            <w:tcW w:w="4248" w:type="dxa"/>
           </w:tcPr>
           <w:p>
             <w:pPr>
@@ -14789,8 +16022,7 @@
         </w:tc>
         <w:tc>
           <w:tcPr>
-            <w:tcW w:w="6408" w:type="dxa"/>
-            <w:gridSpan w:val="2"/>
+            <w:tcW w:w="5328" w:type="dxa"/>
           </w:tcPr>
           <w:p>
             <w:pPr>
@@ -14805,7 +16037,7 @@
       <w:tr>
         <w:tc>
           <w:tcPr>
-            <w:tcW w:w="3960" w:type="dxa"/>
+            <w:tcW w:w="4248" w:type="dxa"/>
           </w:tcPr>
           <w:p>
             <w:pPr>
@@ -14818,8 +16050,7 @@
         </w:tc>
         <w:tc>
           <w:tcPr>
-            <w:tcW w:w="6408" w:type="dxa"/>
-            <w:gridSpan w:val="2"/>
+            <w:tcW w:w="5328" w:type="dxa"/>
           </w:tcPr>
           <w:p>
             <w:pPr>
@@ -14834,7 +16065,7 @@
       <w:tr>
         <w:tc>
           <w:tcPr>
-            <w:tcW w:w="3960" w:type="dxa"/>
+            <w:tcW w:w="4248" w:type="dxa"/>
           </w:tcPr>
           <w:p>
             <w:pPr>
@@ -14847,8 +16078,7 @@
         </w:tc>
         <w:tc>
           <w:tcPr>
-            <w:tcW w:w="6408" w:type="dxa"/>
-            <w:gridSpan w:val="2"/>
+            <w:tcW w:w="5328" w:type="dxa"/>
           </w:tcPr>
           <w:p>
             <w:pPr>
@@ -14863,7 +16093,7 @@
       <w:tr>
         <w:tc>
           <w:tcPr>
-            <w:tcW w:w="3960" w:type="dxa"/>
+            <w:tcW w:w="4248" w:type="dxa"/>
           </w:tcPr>
           <w:p>
             <w:pPr>
@@ -14876,8 +16106,7 @@
         </w:tc>
         <w:tc>
           <w:tcPr>
-            <w:tcW w:w="6408" w:type="dxa"/>
-            <w:gridSpan w:val="2"/>
+            <w:tcW w:w="5328" w:type="dxa"/>
           </w:tcPr>
           <w:p>
             <w:pPr>
@@ -14892,7 +16121,7 @@
       <w:tr>
         <w:tc>
           <w:tcPr>
-            <w:tcW w:w="3960" w:type="dxa"/>
+            <w:tcW w:w="4248" w:type="dxa"/>
           </w:tcPr>
           <w:p>
             <w:pPr>
@@ -14905,8 +16134,7 @@
         </w:tc>
         <w:tc>
           <w:tcPr>
-            <w:tcW w:w="6408" w:type="dxa"/>
-            <w:gridSpan w:val="2"/>
+            <w:tcW w:w="5328" w:type="dxa"/>
           </w:tcPr>
           <w:p>
             <w:pPr>
@@ -14924,6 +16152,7 @@
         <w:pStyle w:val="BodyText"/>
       </w:pPr>
       <w:r>
+        <w:lastRenderedPageBreak/>
         <w:t>Governance surfaces compound without runtime coupling. Execution remains semantically blind. Governance grows richer. These are orthogonal trajectories — that is the architectural strength.</w:t>
       </w:r>
     </w:p>
@@ -14932,7 +16161,7 @@
         <w:rPr>
           <w:noProof/>
         </w:rPr>
-        <w:pict w14:anchorId="3E252E12">
+        <w:pict w14:anchorId="63BBFB99">
           <v:rect id="_x0000_i1029" alt="" style="width:468pt;height:.05pt;mso-width-percent:0;mso-height-percent:0;mso-width-percent:0;mso-height-percent:0" o:hralign="center" o:hrstd="t" o:hr="t"/>
         </w:pict>
       </w:r>
@@ -14941,9 +16170,9 @@
       <w:pPr>
         <w:pStyle w:val="Heading2"/>
       </w:pPr>
-      <w:bookmarkStart w:id="92" w:name="quick-reference-appendix"/>
-      <w:bookmarkEnd w:id="86"/>
-      <w:bookmarkEnd w:id="91"/>
+      <w:bookmarkStart w:id="93" w:name="quick-reference-appendix"/>
+      <w:bookmarkEnd w:id="87"/>
+      <w:bookmarkEnd w:id="92"/>
       <w:r>
         <w:t>17. Quick Reference Appendix</w:t>
       </w:r>
@@ -14952,7 +16181,7 @@
       <w:pPr>
         <w:pStyle w:val="Heading3"/>
       </w:pPr>
-      <w:bookmarkStart w:id="93" w:name="core-commands"/>
+      <w:bookmarkStart w:id="94" w:name="core-commands"/>
       <w:r>
         <w:t>17.1 Core Commands</w:t>
       </w:r>
@@ -15049,7 +16278,7 @@
         <w:rPr>
           <w:rStyle w:val="ExtensionTok"/>
         </w:rPr>
-        <w:t>omnibachi</w:t>
+        <w:t>pgs_runtime</w:t>
       </w:r>
       <w:r>
         <w:rPr>
@@ -15166,7 +16395,22 @@
         <w:rPr>
           <w:rStyle w:val="NormalTok"/>
         </w:rPr>
-        <w:t xml:space="preserve"> pgs_workspace/data </w:t>
+        <w:t xml:space="preserve"> /abs/path/to/pgs_workspace/data </w:t>
+      </w:r>
+      <w:r>
+        <w:rPr>
+          <w:rStyle w:val="DataTypeTok"/>
+        </w:rPr>
+        <w:t>\</w:t>
+      </w:r>
+      <w:r>
+        <w:br/>
+      </w:r>
+      <w:r>
+        <w:rPr>
+          <w:rStyle w:val="NormalTok"/>
+        </w:rPr>
+        <w:t xml:space="preserve">  </w:t>
       </w:r>
       <w:r>
         <w:rPr>
@@ -15178,7 +16422,7 @@
         <w:rPr>
           <w:rStyle w:val="NormalTok"/>
         </w:rPr>
-        <w:t xml:space="preserve"> pgs_workspace</w:t>
+        <w:t xml:space="preserve"> /abs/path/to/pgs_workspace</w:t>
       </w:r>
       <w:r>
         <w:br/>
@@ -15199,7 +16443,7 @@
         <w:rPr>
           <w:rStyle w:val="ExtensionTok"/>
         </w:rPr>
-        <w:t>omnibachi</w:t>
+        <w:t>pgs_runtime</w:t>
       </w:r>
       <w:r>
         <w:rPr>
@@ -15313,7 +16557,7 @@
         <w:rPr>
           <w:rStyle w:val="NormalTok"/>
         </w:rPr>
-        <w:t xml:space="preserve"> pgs_compiler.compiler.cli </w:t>
+        <w:t xml:space="preserve"> pgs_compiler.cli compile </w:t>
       </w:r>
       <w:r>
         <w:rPr>
@@ -15352,7 +16596,7 @@
         <w:rPr>
           <w:rStyle w:val="NormalTok"/>
         </w:rPr>
-        <w:t xml:space="preserve"> pgs_compiler.compiler.cli </w:t>
+        <w:t xml:space="preserve"> pgs_compiler.cli compile </w:t>
       </w:r>
       <w:r>
         <w:rPr>
@@ -15373,218 +16617,230 @@
         <w:rPr>
           <w:rStyle w:val="ExtensionTok"/>
         </w:rPr>
+        <w:t>python</w:t>
+      </w:r>
+      <w:r>
+        <w:rPr>
+          <w:rStyle w:val="NormalTok"/>
+        </w:rPr>
+        <w:t xml:space="preserve"> </w:t>
+      </w:r>
+      <w:r>
+        <w:rPr>
+          <w:rStyle w:val="AttributeTok"/>
+        </w:rPr>
+        <w:t>-m</w:t>
+      </w:r>
+      <w:r>
+        <w:rPr>
+          <w:rStyle w:val="NormalTok"/>
+        </w:rPr>
+        <w:t xml:space="preserve"> pgs_compiler.cli compile </w:t>
+      </w:r>
+      <w:r>
+        <w:rPr>
+          <w:rStyle w:val="AttributeTok"/>
+        </w:rPr>
+        <w:t>--structure</w:t>
+      </w:r>
+      <w:r>
+        <w:rPr>
+          <w:rStyle w:val="NormalTok"/>
+        </w:rPr>
+        <w:t xml:space="preserve"> STRUCTURE_BUILD_AI_GOVERNANCE_CONFIG_V0</w:t>
+      </w:r>
+      <w:r>
+        <w:br/>
+      </w:r>
+      <w:r>
+        <w:rPr>
+          <w:rStyle w:val="ExtensionTok"/>
+        </w:rPr>
+        <w:t>python</w:t>
+      </w:r>
+      <w:r>
+        <w:rPr>
+          <w:rStyle w:val="NormalTok"/>
+        </w:rPr>
+        <w:t xml:space="preserve"> </w:t>
+      </w:r>
+      <w:r>
+        <w:rPr>
+          <w:rStyle w:val="AttributeTok"/>
+        </w:rPr>
+        <w:t>-m</w:t>
+      </w:r>
+      <w:r>
+        <w:rPr>
+          <w:rStyle w:val="NormalTok"/>
+        </w:rPr>
+        <w:t xml:space="preserve"> pgs_compiler.cli build </w:t>
+      </w:r>
+      <w:r>
+        <w:rPr>
+          <w:rStyle w:val="AttributeTok"/>
+        </w:rPr>
+        <w:t>--workspace</w:t>
+      </w:r>
+      <w:r>
+        <w:rPr>
+          <w:rStyle w:val="NormalTok"/>
+        </w:rPr>
+        <w:t xml:space="preserve"> /abs/path/to/pgs_workspace</w:t>
+      </w:r>
+      <w:r>
+        <w:br/>
+      </w:r>
+      <w:r>
+        <w:br/>
+      </w:r>
+      <w:r>
+        <w:rPr>
+          <w:rStyle w:val="CommentTok"/>
+        </w:rPr>
+        <w:t># Unit tests</w:t>
+      </w:r>
+      <w:r>
+        <w:br/>
+      </w:r>
+      <w:r>
+        <w:rPr>
+          <w:rStyle w:val="ExtensionTok"/>
+        </w:rPr>
+        <w:t>python</w:t>
+      </w:r>
+      <w:r>
+        <w:rPr>
+          <w:rStyle w:val="NormalTok"/>
+        </w:rPr>
+        <w:t xml:space="preserve"> pgs_runtime/testbed/run_runtime_tests.py </w:t>
+      </w:r>
+      <w:r>
+        <w:rPr>
+          <w:rStyle w:val="AttributeTok"/>
+        </w:rPr>
+        <w:t>-v</w:t>
+      </w:r>
+      <w:r>
+        <w:br/>
+      </w:r>
+      <w:r>
+        <w:br/>
+      </w:r>
+      <w:r>
+        <w:rPr>
+          <w:rStyle w:val="CommentTok"/>
+        </w:rPr>
+        <w:t># Demo</w:t>
+      </w:r>
+      <w:r>
+        <w:br/>
+      </w:r>
+      <w:r>
+        <w:rPr>
+          <w:rStyle w:val="BuiltInTok"/>
+        </w:rPr>
+        <w:t>cd</w:t>
+      </w:r>
+      <w:r>
+        <w:rPr>
+          <w:rStyle w:val="NormalTok"/>
+        </w:rPr>
+        <w:t xml:space="preserve"> scripts </w:t>
+      </w:r>
+      <w:r>
+        <w:rPr>
+          <w:rStyle w:val="KeywordTok"/>
+        </w:rPr>
+        <w:t>&amp;&amp;</w:t>
+      </w:r>
+      <w:r>
+        <w:rPr>
+          <w:rStyle w:val="NormalTok"/>
+        </w:rPr>
+        <w:t xml:space="preserve"> </w:t>
+      </w:r>
+      <w:r>
+        <w:rPr>
+          <w:rStyle w:val="ExtensionTok"/>
+        </w:rPr>
+        <w:t>./demo_sample_workflow.sh</w:t>
+      </w:r>
+    </w:p>
+    <w:p>
+      <w:pPr>
+        <w:pStyle w:val="Heading3"/>
+      </w:pPr>
+      <w:bookmarkStart w:id="95" w:name="artifact-prefix-map"/>
+      <w:bookmarkEnd w:id="94"/>
+      <w:r>
+        <w:t>17.2 Artifact Prefix Map</w:t>
+      </w:r>
+    </w:p>
+    <w:p>
+      <w:pPr>
+        <w:pStyle w:val="SourceCode"/>
+      </w:pPr>
+      <w:r>
+        <w:rPr>
+          <w:rStyle w:val="VerbatimChar"/>
+        </w:rPr>
+        <w:t>WF_  Workflow           CC_  Capability Contract</w:t>
+      </w:r>
+      <w:r>
+        <w:br/>
+      </w:r>
+      <w:r>
+        <w:rPr>
+          <w:rStyle w:val="VerbatimChar"/>
+        </w:rPr>
+        <w:t>CT_  Transform          CS_  Side Effect</w:t>
+      </w:r>
+      <w:r>
+        <w:br/>
+      </w:r>
+      <w:r>
+        <w:rPr>
+          <w:rStyle w:val="VerbatimChar"/>
+        </w:rPr>
+        <w:t>IN_  Intent             RB_  Runtime Binding</w:t>
+      </w:r>
+      <w:r>
+        <w:br/>
+      </w:r>
+      <w:r>
+        <w:rPr>
+          <w:rStyle w:val="VerbatimChar"/>
+        </w:rPr>
+        <w:t>EV_  Event              AC_  Actor Context</w:t>
+      </w:r>
+      <w:r>
+        <w:br/>
+      </w:r>
+      <w:r>
+        <w:rPr>
+          <w:rStyle w:val="VerbatimChar"/>
+        </w:rPr>
+        <w:t>AS_  Assertion          STRUCTURE_  Build Config</w:t>
+      </w:r>
+      <w:r>
+        <w:br/>
+      </w:r>
+      <w:r>
+        <w:rPr>
+          <w:rStyle w:val="VerbatimChar"/>
+        </w:rPr>
+        <w:t>TI_  Transport Ingress  TE_  Transport Egress</w:t>
+      </w:r>
+    </w:p>
+    <w:p>
+      <w:pPr>
+        <w:pStyle w:val="Heading3"/>
+      </w:pPr>
+      <w:bookmarkStart w:id="96" w:name="fqdn-format"/>
+      <w:bookmarkEnd w:id="95"/>
+      <w:r>
         <w:lastRenderedPageBreak/>
-        <w:t>python</w:t>
-      </w:r>
-      <w:r>
-        <w:rPr>
-          <w:rStyle w:val="NormalTok"/>
-        </w:rPr>
-        <w:t xml:space="preserve"> </w:t>
-      </w:r>
-      <w:r>
-        <w:rPr>
-          <w:rStyle w:val="AttributeTok"/>
-        </w:rPr>
-        <w:t>-m</w:t>
-      </w:r>
-      <w:r>
-        <w:rPr>
-          <w:rStyle w:val="NormalTok"/>
-        </w:rPr>
-        <w:t xml:space="preserve"> pgs_compiler.compiler.cli </w:t>
-      </w:r>
-      <w:r>
-        <w:rPr>
-          <w:rStyle w:val="AttributeTok"/>
-        </w:rPr>
-        <w:t>--structure</w:t>
-      </w:r>
-      <w:r>
-        <w:rPr>
-          <w:rStyle w:val="NormalTok"/>
-        </w:rPr>
-        <w:t xml:space="preserve"> STRUCTURE_BUILD_AI_GOVERNANCE_CONFIG_V0</w:t>
-      </w:r>
-      <w:r>
-        <w:br/>
-      </w:r>
-      <w:r>
-        <w:rPr>
-          <w:rStyle w:val="ExtensionTok"/>
-        </w:rPr>
-        <w:t>python</w:t>
-      </w:r>
-      <w:r>
-        <w:rPr>
-          <w:rStyle w:val="NormalTok"/>
-        </w:rPr>
-        <w:t xml:space="preserve"> pgs_compiler/scripts/pgs_build.py </w:t>
-      </w:r>
-      <w:r>
-        <w:rPr>
-          <w:rStyle w:val="AttributeTok"/>
-        </w:rPr>
-        <w:t>--workspace</w:t>
-      </w:r>
-      <w:r>
-        <w:rPr>
-          <w:rStyle w:val="NormalTok"/>
-        </w:rPr>
-        <w:t xml:space="preserve"> pgs_workspace</w:t>
-      </w:r>
-      <w:r>
-        <w:br/>
-      </w:r>
-      <w:r>
-        <w:br/>
-      </w:r>
-      <w:r>
-        <w:rPr>
-          <w:rStyle w:val="CommentTok"/>
-        </w:rPr>
-        <w:t># Unit tests</w:t>
-      </w:r>
-      <w:r>
-        <w:br/>
-      </w:r>
-      <w:r>
-        <w:rPr>
-          <w:rStyle w:val="ExtensionTok"/>
-        </w:rPr>
-        <w:t>python</w:t>
-      </w:r>
-      <w:r>
-        <w:rPr>
-          <w:rStyle w:val="NormalTok"/>
-        </w:rPr>
-        <w:t xml:space="preserve"> pgs_runtime/testbed/run_tests.py </w:t>
-      </w:r>
-      <w:r>
-        <w:rPr>
-          <w:rStyle w:val="AttributeTok"/>
-        </w:rPr>
-        <w:t>-v</w:t>
-      </w:r>
-      <w:r>
-        <w:br/>
-      </w:r>
-      <w:r>
-        <w:br/>
-      </w:r>
-      <w:r>
-        <w:rPr>
-          <w:rStyle w:val="CommentTok"/>
-        </w:rPr>
-        <w:t># Demo</w:t>
-      </w:r>
-      <w:r>
-        <w:br/>
-      </w:r>
-      <w:r>
-        <w:rPr>
-          <w:rStyle w:val="BuiltInTok"/>
-        </w:rPr>
-        <w:t>cd</w:t>
-      </w:r>
-      <w:r>
-        <w:rPr>
-          <w:rStyle w:val="NormalTok"/>
-        </w:rPr>
-        <w:t xml:space="preserve"> scripts </w:t>
-      </w:r>
-      <w:r>
-        <w:rPr>
-          <w:rStyle w:val="KeywordTok"/>
-        </w:rPr>
-        <w:t>&amp;&amp;</w:t>
-      </w:r>
-      <w:r>
-        <w:rPr>
-          <w:rStyle w:val="NormalTok"/>
-        </w:rPr>
-        <w:t xml:space="preserve"> </w:t>
-      </w:r>
-      <w:r>
-        <w:rPr>
-          <w:rStyle w:val="ExtensionTok"/>
-        </w:rPr>
-        <w:t>./demo_sample_workflow.sh</w:t>
-      </w:r>
-    </w:p>
-    <w:p>
-      <w:pPr>
-        <w:pStyle w:val="Heading3"/>
-      </w:pPr>
-      <w:bookmarkStart w:id="94" w:name="artifact-prefix-map"/>
-      <w:bookmarkEnd w:id="93"/>
-      <w:r>
-        <w:t>17.2 Artifact Prefix Map</w:t>
-      </w:r>
-    </w:p>
-    <w:p>
-      <w:pPr>
-        <w:pStyle w:val="SourceCode"/>
-      </w:pPr>
-      <w:r>
-        <w:rPr>
-          <w:rStyle w:val="VerbatimChar"/>
-        </w:rPr>
-        <w:t>WF_  Workflow           CC_  Capability Contract</w:t>
-      </w:r>
-      <w:r>
-        <w:br/>
-      </w:r>
-      <w:r>
-        <w:rPr>
-          <w:rStyle w:val="VerbatimChar"/>
-        </w:rPr>
-        <w:t>CT_  Transform          CS_  Side Effect</w:t>
-      </w:r>
-      <w:r>
-        <w:br/>
-      </w:r>
-      <w:r>
-        <w:rPr>
-          <w:rStyle w:val="VerbatimChar"/>
-        </w:rPr>
-        <w:t>IN_  Intent             RB_  Runtime Binding</w:t>
-      </w:r>
-      <w:r>
-        <w:br/>
-      </w:r>
-      <w:r>
-        <w:rPr>
-          <w:rStyle w:val="VerbatimChar"/>
-        </w:rPr>
-        <w:t>EV_  Event              AC_  Actor Context</w:t>
-      </w:r>
-      <w:r>
-        <w:br/>
-      </w:r>
-      <w:r>
-        <w:rPr>
-          <w:rStyle w:val="VerbatimChar"/>
-        </w:rPr>
-        <w:t>AS_  Assertion          STRUCTURE_  Build Config</w:t>
-      </w:r>
-      <w:r>
-        <w:br/>
-      </w:r>
-      <w:r>
-        <w:rPr>
-          <w:rStyle w:val="VerbatimChar"/>
-        </w:rPr>
-        <w:t>TI_  Transport Ingress  TE_  Transport Egress</w:t>
-      </w:r>
-    </w:p>
-    <w:p>
-      <w:pPr>
-        <w:pStyle w:val="Heading3"/>
-      </w:pPr>
-      <w:bookmarkStart w:id="95" w:name="fqdn-format"/>
-      <w:bookmarkEnd w:id="94"/>
-      <w:r>
         <w:t>17.3 FQDN Format</w:t>
       </w:r>
     </w:p>
@@ -15805,8 +17061,8 @@
       <w:pPr>
         <w:pStyle w:val="Heading3"/>
       </w:pPr>
-      <w:bookmarkStart w:id="96" w:name="snapshot-structure"/>
-      <w:bookmarkEnd w:id="95"/>
+      <w:bookmarkStart w:id="97" w:name="snapshot-structure"/>
+      <w:bookmarkEnd w:id="96"/>
       <w:r>
         <w:t>17.4 Snapshot Structure</w:t>
       </w:r>
@@ -15900,7 +17156,6 @@
         <w:rPr>
           <w:rStyle w:val="VerbatimChar"/>
         </w:rPr>
-        <w:lastRenderedPageBreak/>
         <w:t xml:space="preserve">    actors/                     ← AC_ JSON</w:t>
       </w:r>
       <w:r>
@@ -15939,6 +17194,36 @@
         </w:rPr>
         <w:t xml:space="preserve">    &lt;WF_NAME&gt;.projection.png    ← visual graph</w:t>
       </w:r>
+      <w:r>
+        <w:br/>
+      </w:r>
+      <w:r>
+        <w:br/>
+      </w:r>
+      <w:r>
+        <w:rPr>
+          <w:rStyle w:val="VerbatimChar"/>
+        </w:rPr>
+        <w:t>evidence_snapshot/              ← compiler observability (written by S7, verified by S8)</w:t>
+      </w:r>
+      <w:r>
+        <w:br/>
+      </w:r>
+      <w:r>
+        <w:rPr>
+          <w:rStyle w:val="VerbatimChar"/>
+        </w:rPr>
+        <w:t xml:space="preserve">  &lt;domain&gt;/</w:t>
+      </w:r>
+      <w:r>
+        <w:br/>
+      </w:r>
+      <w:r>
+        <w:rPr>
+          <w:rStyle w:val="VerbatimChar"/>
+        </w:rPr>
+        <w:t xml:space="preserve">    evidence_graph.json         ← semantic causality graph; events + edges + families + hash</w:t>
+      </w:r>
     </w:p>
     <w:p>
       <w:pPr>
@@ -15946,191 +17231,224 @@
       </w:pPr>
       <w:r>
         <w:rPr>
+          <w:rStyle w:val="VerbatimChar"/>
           <w:b/>
           <w:bCs/>
         </w:rPr>
-        <w:t>Filename convention:</w:t>
-      </w:r>
-      <w:r>
-        <w:t xml:space="preserve"> FQDN uses </w:t>
-      </w:r>
-      <w:r>
-        <w:rPr>
-          <w:rStyle w:val="VerbatimChar"/>
-        </w:rPr>
-        <w:t>::</w:t>
-      </w:r>
-      <w:r>
-        <w:t xml:space="preserve"> in code but </w:t>
-      </w:r>
-      <w:r>
-        <w:rPr>
-          <w:rStyle w:val="VerbatimChar"/>
-        </w:rPr>
-        <w:t>__</w:t>
-      </w:r>
-      <w:r>
-        <w:t xml:space="preserve"> (double-underscore) as the filesystem separator in artifact filenames.</w:t>
-      </w:r>
-    </w:p>
-    <w:p>
-      <w:pPr>
-        <w:pStyle w:val="SourceCode"/>
-      </w:pPr>
-      <w:r>
-        <w:rPr>
-          <w:rStyle w:val="VerbatimChar"/>
-        </w:rPr>
-        <w:t>blockchain__WF_REGISTER_ACTOR_UNVERIFIED_V0.json</w:t>
-      </w:r>
-    </w:p>
-    <w:p>
-      <w:pPr>
-        <w:pStyle w:val="Heading3"/>
-      </w:pPr>
-      <w:bookmarkStart w:id="97" w:name="trace-structure"/>
-      <w:bookmarkEnd w:id="96"/>
-      <w:r>
-        <w:t>17.5 Trace Structure</w:t>
-      </w:r>
-    </w:p>
-    <w:p>
-      <w:pPr>
-        <w:pStyle w:val="SourceCode"/>
-      </w:pPr>
-      <w:r>
-        <w:rPr>
-          <w:rStyle w:val="VerbatimChar"/>
-        </w:rPr>
-        <w:t>traces/&lt;TRACE_ID&gt;/</w:t>
-      </w:r>
-      <w:r>
-        <w:br/>
-      </w:r>
-      <w:r>
-        <w:rPr>
-          <w:rStyle w:val="VerbatimChar"/>
-        </w:rPr>
-        <w:t xml:space="preserve">  &lt;TRACE_ID&gt;.jsonl    ← append-only structured event log (examine input)</w:t>
-      </w:r>
-      <w:r>
-        <w:br/>
-      </w:r>
-      <w:r>
-        <w:rPr>
-          <w:rStyle w:val="VerbatimChar"/>
-        </w:rPr>
-        <w:t xml:space="preserve">  &lt;TRACE_ID&gt;.md       ← human-readable summary</w:t>
-      </w:r>
-      <w:r>
-        <w:br/>
-      </w:r>
-      <w:r>
-        <w:rPr>
-          <w:rStyle w:val="VerbatimChar"/>
-        </w:rPr>
-        <w:t xml:space="preserve">  &lt;TRACE_ID&gt;.png      ← execution path visualization</w:t>
-      </w:r>
-    </w:p>
-    <w:p>
-      <w:pPr>
-        <w:pStyle w:val="Heading3"/>
-      </w:pPr>
-      <w:bookmarkStart w:id="98" w:name="repo-map-one-line"/>
-      <w:bookmarkEnd w:id="97"/>
-      <w:r>
-        <w:t>17.6 Repo Map (One-Line)</w:t>
-      </w:r>
-    </w:p>
-    <w:p>
-      <w:pPr>
-        <w:pStyle w:val="SourceCode"/>
-      </w:pPr>
-      <w:r>
-        <w:rPr>
-          <w:rStyle w:val="VerbatimChar"/>
-        </w:rPr>
-        <w:t>pgs_governance  → govern/invariants  pgs_compiler    → compile/build</w:t>
-      </w:r>
-      <w:r>
-        <w:br/>
-      </w:r>
-      <w:r>
-        <w:rPr>
-          <w:rStyle w:val="VerbatimChar"/>
-        </w:rPr>
-        <w:t>pgs_transport   → ingress/egress     pgs_runtime     → execute</w:t>
-      </w:r>
-      <w:r>
-        <w:br/>
-      </w:r>
-      <w:r>
-        <w:rPr>
-          <w:rStyle w:val="VerbatimChar"/>
-        </w:rPr>
-        <w:t>pgs_capabilities→ CT/CS library     pgs_blockchain  → blockchain domain</w:t>
-      </w:r>
-      <w:r>
-        <w:br/>
-      </w:r>
-      <w:r>
-        <w:rPr>
-          <w:rStyle w:val="VerbatimChar"/>
-        </w:rPr>
-        <w:t>pgs_ai_governance → AI domain       pgs_workspace   → entry point + snapshot</w:t>
-      </w:r>
-    </w:p>
-    <w:p>
-      <w:pPr>
-        <w:pStyle w:val="Heading3"/>
-      </w:pPr>
-      <w:bookmarkStart w:id="99" w:name="execution-outcome-vocabulary"/>
-      <w:bookmarkEnd w:id="98"/>
-      <w:r>
-        <w:t>17.7 Execution Outcome Vocabulary</w:t>
-      </w:r>
-    </w:p>
-    <w:p>
-      <w:pPr>
-        <w:pStyle w:val="FirstParagraph"/>
-      </w:pPr>
+        <w:lastRenderedPageBreak/>
+        <w:t>evidence_snapshot/</w:t>
+      </w:r>
       <w:r>
         <w:rPr>
           <w:b/>
           <w:bCs/>
         </w:rPr>
-        <w:t>Intent outcomes (IN_ gate):</w:t>
-      </w:r>
-    </w:p>
-    <w:p>
-      <w:pPr>
-        <w:pStyle w:val="SourceCode"/>
-      </w:pPr>
+        <w:t xml:space="preserve"> is READ-ONLY post-build</w:t>
+      </w:r>
+      <w:r>
+        <w:t xml:space="preserve"> — same sovereignty rule as </w:t>
+      </w:r>
       <w:r>
         <w:rPr>
           <w:rStyle w:val="VerbatimChar"/>
         </w:rPr>
-        <w:t>ACK              Admission accepted — graph traversal proceeds</w:t>
-      </w:r>
-      <w:r>
-        <w:br/>
-      </w:r>
-      <w:r>
-        <w:rPr>
-          <w:rStyle w:val="VerbatimChar"/>
-        </w:rPr>
-        <w:t>NACK             Admission rejected — execution halted before graph entry</w:t>
-      </w:r>
-    </w:p>
-    <w:p>
-      <w:pPr>
-        <w:pStyle w:val="FirstParagraph"/>
+        <w:t>protocol_snapshot/</w:t>
+      </w:r>
+      <w:r>
+        <w:t>. Never edit by hand. To change the evidence graph, change the protocol source and recompile.</w:t>
+      </w:r>
+    </w:p>
+    <w:p>
+      <w:pPr>
+        <w:pStyle w:val="BodyText"/>
       </w:pPr>
       <w:r>
         <w:rPr>
           <w:b/>
           <w:bCs/>
         </w:rPr>
+        <w:t>Filename convention:</w:t>
+      </w:r>
+      <w:r>
+        <w:t xml:space="preserve"> FQDN uses </w:t>
+      </w:r>
+      <w:r>
+        <w:rPr>
+          <w:rStyle w:val="VerbatimChar"/>
+        </w:rPr>
+        <w:t>::</w:t>
+      </w:r>
+      <w:r>
+        <w:t xml:space="preserve"> in code but </w:t>
+      </w:r>
+      <w:r>
+        <w:rPr>
+          <w:rStyle w:val="VerbatimChar"/>
+        </w:rPr>
+        <w:t>__</w:t>
+      </w:r>
+      <w:r>
+        <w:t xml:space="preserve"> (double-underscore) as the filesystem separator in artifact filenames.</w:t>
+      </w:r>
+    </w:p>
+    <w:p>
+      <w:pPr>
+        <w:pStyle w:val="SourceCode"/>
+      </w:pPr>
+      <w:r>
+        <w:rPr>
+          <w:rStyle w:val="VerbatimChar"/>
+        </w:rPr>
+        <w:t>blockchain__WF_REGISTER_ACTOR_UNVERIFIED_V0.json</w:t>
+      </w:r>
+    </w:p>
+    <w:p>
+      <w:pPr>
+        <w:pStyle w:val="Heading3"/>
+      </w:pPr>
+      <w:bookmarkStart w:id="98" w:name="trace-structure"/>
+      <w:bookmarkEnd w:id="97"/>
+      <w:r>
+        <w:t>17.5 Trace Structure</w:t>
+      </w:r>
+    </w:p>
+    <w:p>
+      <w:pPr>
+        <w:pStyle w:val="SourceCode"/>
+      </w:pPr>
+      <w:r>
+        <w:rPr>
+          <w:rStyle w:val="VerbatimChar"/>
+        </w:rPr>
+        <w:t>traces/&lt;TRACE_ID&gt;/</w:t>
+      </w:r>
+      <w:r>
+        <w:br/>
+      </w:r>
+      <w:r>
+        <w:rPr>
+          <w:rStyle w:val="VerbatimChar"/>
+        </w:rPr>
+        <w:t xml:space="preserve">  &lt;TRACE_ID&gt;.jsonl    ← append-only structured event log (examine input)</w:t>
+      </w:r>
+      <w:r>
+        <w:br/>
+      </w:r>
+      <w:r>
+        <w:rPr>
+          <w:rStyle w:val="VerbatimChar"/>
+        </w:rPr>
+        <w:t xml:space="preserve">  &lt;TRACE_ID&gt;.md       ← human-readable summary</w:t>
+      </w:r>
+      <w:r>
+        <w:br/>
+      </w:r>
+      <w:r>
+        <w:rPr>
+          <w:rStyle w:val="VerbatimChar"/>
+        </w:rPr>
+        <w:t xml:space="preserve">  &lt;TRACE_ID&gt;.png      ← execution path visualization</w:t>
+      </w:r>
+    </w:p>
+    <w:p>
+      <w:pPr>
+        <w:pStyle w:val="Heading3"/>
+      </w:pPr>
+      <w:bookmarkStart w:id="99" w:name="repo-map-one-line"/>
+      <w:bookmarkEnd w:id="98"/>
+      <w:r>
+        <w:t>17.6 Repo Map (One-Line)</w:t>
+      </w:r>
+    </w:p>
+    <w:p>
+      <w:pPr>
+        <w:pStyle w:val="SourceCode"/>
+      </w:pPr>
+      <w:r>
+        <w:rPr>
+          <w:rStyle w:val="VerbatimChar"/>
+        </w:rPr>
+        <w:t>pgs_governance  → govern/invariants  pgs_compiler    → compile/build</w:t>
+      </w:r>
+      <w:r>
+        <w:br/>
+      </w:r>
+      <w:r>
+        <w:rPr>
+          <w:rStyle w:val="VerbatimChar"/>
+        </w:rPr>
+        <w:t>pgs_transport   → ingress/egress     pgs_runtime     → execute</w:t>
+      </w:r>
+      <w:r>
+        <w:br/>
+      </w:r>
+      <w:r>
+        <w:rPr>
+          <w:rStyle w:val="VerbatimChar"/>
+        </w:rPr>
+        <w:t>pgs_capabilities→ CT/CS library     pgs_blockchain  → blockchain domain</w:t>
+      </w:r>
+      <w:r>
+        <w:br/>
+      </w:r>
+      <w:r>
+        <w:rPr>
+          <w:rStyle w:val="VerbatimChar"/>
+        </w:rPr>
+        <w:t>pgs_ai_governance → AI domain       pgs_workspace   → entry point + snapshot</w:t>
+      </w:r>
+    </w:p>
+    <w:p>
+      <w:pPr>
+        <w:pStyle w:val="Heading3"/>
+      </w:pPr>
+      <w:bookmarkStart w:id="100" w:name="execution-outcome-vocabulary"/>
+      <w:bookmarkEnd w:id="99"/>
+      <w:r>
+        <w:t>17.7 Execution Outcome Vocabulary</w:t>
+      </w:r>
+    </w:p>
+    <w:p>
+      <w:pPr>
+        <w:pStyle w:val="FirstParagraph"/>
+      </w:pPr>
+      <w:r>
+        <w:rPr>
+          <w:b/>
+          <w:bCs/>
+        </w:rPr>
+        <w:t>Intent outcomes (IN_ gate):</w:t>
+      </w:r>
+    </w:p>
+    <w:p>
+      <w:pPr>
+        <w:pStyle w:val="SourceCode"/>
+      </w:pPr>
+      <w:r>
+        <w:rPr>
+          <w:rStyle w:val="VerbatimChar"/>
+        </w:rPr>
+        <w:t>ACK              Admission accepted — graph traversal proceeds</w:t>
+      </w:r>
+      <w:r>
+        <w:br/>
+      </w:r>
+      <w:r>
+        <w:rPr>
+          <w:rStyle w:val="VerbatimChar"/>
+        </w:rPr>
+        <w:t>NACK             Admission rejected — execution halted before graph entry</w:t>
+      </w:r>
+    </w:p>
+    <w:p>
+      <w:pPr>
+        <w:pStyle w:val="FirstParagraph"/>
+      </w:pPr>
+      <w:r>
+        <w:rPr>
+          <w:b/>
+          <w:bCs/>
+        </w:rPr>
         <w:t>CC node outcomes:</w:t>
       </w:r>
     </w:p>
@@ -16185,8 +17503,8 @@
       <w:pPr>
         <w:pStyle w:val="Heading3"/>
       </w:pPr>
-      <w:bookmarkStart w:id="100" w:name="high-value-grep-patterns"/>
-      <w:bookmarkEnd w:id="99"/>
+      <w:bookmarkStart w:id="101" w:name="high-value-grep-patterns"/>
+      <w:bookmarkEnd w:id="100"/>
       <w:r>
         <w:t>17.8 High-Value Grep Patterns</w:t>
       </w:r>
@@ -16409,13 +17727,13 @@
         <w:br/>
       </w:r>
       <w:r>
+        <w:lastRenderedPageBreak/>
         <w:br/>
       </w:r>
       <w:r>
         <w:rPr>
           <w:rStyle w:val="CommentTok"/>
         </w:rPr>
-        <w:lastRenderedPageBreak/>
         <w:t># Check snapshot validity marker</w:t>
       </w:r>
       <w:r>
@@ -16493,7 +17811,7 @@
         <w:rPr>
           <w:noProof/>
         </w:rPr>
-        <w:pict w14:anchorId="4B0D0243">
+        <w:pict w14:anchorId="7E92DA91">
           <v:rect id="_x0000_i1028" alt="" style="width:468pt;height:.05pt;mso-width-percent:0;mso-height-percent:0;mso-width-percent:0;mso-height-percent:0" o:hralign="center" o:hrstd="t" o:hr="t"/>
         </w:pict>
       </w:r>
@@ -16502,9 +17820,9 @@
       <w:pPr>
         <w:pStyle w:val="Heading2"/>
       </w:pPr>
-      <w:bookmarkStart w:id="101" w:name="architectural-stability-promise"/>
-      <w:bookmarkEnd w:id="92"/>
-      <w:bookmarkEnd w:id="100"/>
+      <w:bookmarkStart w:id="102" w:name="architectural-stability-promise"/>
+      <w:bookmarkEnd w:id="93"/>
+      <w:bookmarkEnd w:id="101"/>
       <w:r>
         <w:t>Architectural Stability Promise</w:t>
       </w:r>
@@ -16538,7 +17856,7 @@
         <w:rPr>
           <w:noProof/>
         </w:rPr>
-        <w:pict w14:anchorId="16A09A88">
+        <w:pict w14:anchorId="0FF68C62">
           <v:rect id="_x0000_i1027" alt="" style="width:468pt;height:.05pt;mso-width-percent:0;mso-height-percent:0;mso-width-percent:0;mso-height-percent:0" o:hralign="center" o:hrstd="t" o:hr="t"/>
         </w:pict>
       </w:r>
@@ -16547,8 +17865,8 @@
       <w:pPr>
         <w:pStyle w:val="Heading2"/>
       </w:pPr>
-      <w:bookmarkStart w:id="102" w:name="explicit-exclusions"/>
-      <w:bookmarkEnd w:id="101"/>
+      <w:bookmarkStart w:id="103" w:name="explicit-exclusions"/>
+      <w:bookmarkEnd w:id="102"/>
       <w:r>
         <w:t>Explicit Exclusions</w:t>
       </w:r>
@@ -16575,7 +17893,7 @@
         <w:rPr>
           <w:noProof/>
         </w:rPr>
-        <w:pict w14:anchorId="3A62C169">
+        <w:pict w14:anchorId="14E14511">
           <v:rect id="_x0000_i1026" alt="" style="width:468pt;height:.05pt;mso-width-percent:0;mso-height-percent:0;mso-width-percent:0;mso-height-percent:0" o:hralign="center" o:hrstd="t" o:hr="t"/>
         </w:pict>
       </w:r>
@@ -16584,8 +17902,8 @@
       <w:pPr>
         <w:pStyle w:val="Heading2"/>
       </w:pPr>
-      <w:bookmarkStart w:id="103" w:name="manual-evolution-rule"/>
-      <w:bookmarkEnd w:id="102"/>
+      <w:bookmarkStart w:id="104" w:name="manual-evolution-rule"/>
+      <w:bookmarkEnd w:id="103"/>
       <w:r>
         <w:t>Manual Evolution Rule</w:t>
       </w:r>
@@ -16623,7 +17941,7 @@
         <w:rPr>
           <w:noProof/>
         </w:rPr>
-        <w:pict w14:anchorId="0C03463E">
+        <w:pict w14:anchorId="366A79AF">
           <v:rect id="_x0000_i1025" alt="" style="width:468pt;height:.05pt;mso-width-percent:0;mso-height-percent:0;mso-width-percent:0;mso-height-percent:0" o:hralign="center" o:hrstd="t" o:hr="t"/>
         </w:pict>
       </w:r>
@@ -16640,7 +17958,7 @@
         <w:t>End of PGS Field Manual v0 — KISS for Cognitive Processing</w:t>
       </w:r>
       <w:bookmarkEnd w:id="0"/>
-      <w:bookmarkEnd w:id="103"/>
+      <w:bookmarkEnd w:id="104"/>
     </w:p>
     <w:sectPr>
       <w:footerReference w:type="even" r:id="rId8"/>
@@ -16649,7 +17967,7 @@
         <w:numRestart w:val="eachSect"/>
       </w:footnotePr>
       <w:pgSz w:w="12240" w:h="15840"/>
-      <w:pgMar w:top="720" w:right="720" w:bottom="864" w:left="1152" w:header="720" w:footer="720" w:gutter="0"/>
+      <w:pgMar w:top="1440" w:right="1440" w:bottom="1440" w:left="1440" w:header="720" w:footer="720" w:gutter="0"/>
       <w:cols w:space="720"/>
     </w:sectPr>
   </w:body>
@@ -16657,7 +17975,7 @@
 </file>
 
 <file path=word/endnotes.xml><?xml version="1.0" encoding="utf-8"?>
-<w:endnotes xmlns:wpc="http://schemas.microsoft.com/office/word/2010/wordprocessingCanvas" xmlns:cx="http://schemas.microsoft.com/office/drawing/2014/chartex" xmlns:cx1="http://schemas.microsoft.com/office/drawing/2015/9/8/chartex" xmlns:cx2="http://schemas.microsoft.com/office/drawing/2015/10/21/chartex" xmlns:cx3="http://schemas.microsoft.com/office/drawing/2016/5/9/chartex" xmlns:cx4="http://schemas.microsoft.com/office/drawing/2016/5/10/chartex" xmlns:cx5="http://schemas.microsoft.com/office/drawing/2016/5/11/chartex" xmlns:cx6="http://schemas.microsoft.com/office/drawing/2016/5/12/chartex" xmlns:cx7="http://schemas.microsoft.com/office/drawing/2016/5/13/chartex" xmlns:cx8="http://schemas.microsoft.com/office/drawing/2016/5/14/chartex" xmlns:mc="http://schemas.openxmlformats.org/markup-compatibility/2006" xmlns:aink="http://schemas.microsoft.com/office/drawing/2016/ink" xmlns:am3d="http://schemas.microsoft.com/office/drawing/2017/model3d" xmlns:o="urn:schemas-microsoft-com:office:office" xmlns:r="http://schemas.openxmlformats.org/officeDocument/2006/relationships" xmlns:m="http://schemas.openxmlformats.org/officeDocument/2006/math" xmlns:v="urn:schemas-microsoft-com:vml" xmlns:wp14="http://schemas.microsoft.com/office/word/2010/wordprocessingDrawing" xmlns:wp="http://schemas.openxmlformats.org/drawingml/2006/wordprocessingDrawing" xmlns:w10="urn:schemas-microsoft-com:office:word" xmlns:w="http://schemas.openxmlformats.org/wordprocessingml/2006/main" xmlns:w14="http://schemas.microsoft.com/office/word/2010/wordml" xmlns:w15="http://schemas.microsoft.com/office/word/2012/wordml" xmlns:w16cex="http://schemas.microsoft.com/office/word/2018/wordml/cex" xmlns:w16cid="http://schemas.microsoft.com/office/word/2016/wordml/cid" xmlns:w16="http://schemas.microsoft.com/office/word/2018/wordml" xmlns:w16sdtdh="http://schemas.microsoft.com/office/word/2020/wordml/sdtdatahash" xmlns:w16se="http://schemas.microsoft.com/office/word/2015/wordml/symex" xmlns:wpg="http://schemas.microsoft.com/office/word/2010/wordprocessingGroup" xmlns:wpi="http://schemas.microsoft.com/office/word/2010/wordprocessingInk" xmlns:wne="http://schemas.microsoft.com/office/word/2006/wordml" xmlns:wps="http://schemas.microsoft.com/office/word/2010/wordprocessingShape" mc:Ignorable="w14 w15 w16se w16cid w16 w16cex w16sdtdh wp14">
+<w:endnotes xmlns:wpc="http://schemas.microsoft.com/office/word/2010/wordprocessingCanvas" xmlns:cx="http://schemas.microsoft.com/office/drawing/2014/chartex" xmlns:cx1="http://schemas.microsoft.com/office/drawing/2015/9/8/chartex" xmlns:cx2="http://schemas.microsoft.com/office/drawing/2015/10/21/chartex" xmlns:cx3="http://schemas.microsoft.com/office/drawing/2016/5/9/chartex" xmlns:cx4="http://schemas.microsoft.com/office/drawing/2016/5/10/chartex" xmlns:cx5="http://schemas.microsoft.com/office/drawing/2016/5/11/chartex" xmlns:cx6="http://schemas.microsoft.com/office/drawing/2016/5/12/chartex" xmlns:cx7="http://schemas.microsoft.com/office/drawing/2016/5/13/chartex" xmlns:cx8="http://schemas.microsoft.com/office/drawing/2016/5/14/chartex" xmlns:mc="http://schemas.openxmlformats.org/markup-compatibility/2006" xmlns:aink="http://schemas.microsoft.com/office/drawing/2016/ink" xmlns:am3d="http://schemas.microsoft.com/office/drawing/2017/model3d" xmlns:o="urn:schemas-microsoft-com:office:office" xmlns:oel="http://schemas.microsoft.com/office/2019/extlst" xmlns:r="http://schemas.openxmlformats.org/officeDocument/2006/relationships" xmlns:m="http://schemas.openxmlformats.org/officeDocument/2006/math" xmlns:v="urn:schemas-microsoft-com:vml" xmlns:wp14="http://schemas.microsoft.com/office/word/2010/wordprocessingDrawing" xmlns:wp="http://schemas.openxmlformats.org/drawingml/2006/wordprocessingDrawing" xmlns:w10="urn:schemas-microsoft-com:office:word" xmlns:w="http://schemas.openxmlformats.org/wordprocessingml/2006/main" xmlns:w14="http://schemas.microsoft.com/office/word/2010/wordml" xmlns:w15="http://schemas.microsoft.com/office/word/2012/wordml" xmlns:w16cex="http://schemas.microsoft.com/office/word/2018/wordml/cex" xmlns:w16cid="http://schemas.microsoft.com/office/word/2016/wordml/cid" xmlns:w16="http://schemas.microsoft.com/office/word/2018/wordml" xmlns:w16du="http://schemas.microsoft.com/office/word/2023/wordml/word16du" xmlns:w16sdtdh="http://schemas.microsoft.com/office/word/2020/wordml/sdtdatahash" xmlns:w16sdtfl="http://schemas.microsoft.com/office/word/2024/wordml/sdtformatlock" xmlns:w16se="http://schemas.microsoft.com/office/word/2015/wordml/symex" xmlns:wpg="http://schemas.microsoft.com/office/word/2010/wordprocessingGroup" xmlns:wpi="http://schemas.microsoft.com/office/word/2010/wordprocessingInk" xmlns:wne="http://schemas.microsoft.com/office/word/2006/wordml" xmlns:wps="http://schemas.microsoft.com/office/word/2010/wordprocessingShape" mc:Ignorable="w14 w15 w16se w16cid w16 w16cex w16sdtdh w16sdtfl w16du wp14">
   <w:endnote w:type="separator" w:id="-1">
     <w:p>
       <w:pPr>
@@ -16682,23 +18000,18 @@
 </file>
 
 <file path=word/footer1.xml><?xml version="1.0" encoding="utf-8"?>
-<w:ftr xmlns:wpc="http://schemas.microsoft.com/office/word/2010/wordprocessingCanvas" xmlns:cx="http://schemas.microsoft.com/office/drawing/2014/chartex" xmlns:cx1="http://schemas.microsoft.com/office/drawing/2015/9/8/chartex" xmlns:cx2="http://schemas.microsoft.com/office/drawing/2015/10/21/chartex" xmlns:cx3="http://schemas.microsoft.com/office/drawing/2016/5/9/chartex" xmlns:cx4="http://schemas.microsoft.com/office/drawing/2016/5/10/chartex" xmlns:cx5="http://schemas.microsoft.com/office/drawing/2016/5/11/chartex" xmlns:cx6="http://schemas.microsoft.com/office/drawing/2016/5/12/chartex" xmlns:cx7="http://schemas.microsoft.com/office/drawing/2016/5/13/chartex" xmlns:cx8="http://schemas.microsoft.com/office/drawing/2016/5/14/chartex" xmlns:mc="http://schemas.openxmlformats.org/markup-compatibility/2006" xmlns:aink="http://schemas.microsoft.com/office/drawing/2016/ink" xmlns:am3d="http://schemas.microsoft.com/office/drawing/2017/model3d" xmlns:o="urn:schemas-microsoft-com:office:office" xmlns:r="http://schemas.openxmlformats.org/officeDocument/2006/relationships" xmlns:m="http://schemas.openxmlformats.org/officeDocument/2006/math" xmlns:v="urn:schemas-microsoft-com:vml" xmlns:wp14="http://schemas.microsoft.com/office/word/2010/wordprocessingDrawing" xmlns:wp="http://schemas.openxmlformats.org/drawingml/2006/wordprocessingDrawing" xmlns:w10="urn:schemas-microsoft-com:office:word" xmlns:w="http://schemas.openxmlformats.org/wordprocessingml/2006/main" xmlns:w14="http://schemas.microsoft.com/office/word/2010/wordml" xmlns:w15="http://schemas.microsoft.com/office/word/2012/wordml" xmlns:w16cex="http://schemas.microsoft.com/office/word/2018/wordml/cex" xmlns:w16cid="http://schemas.microsoft.com/office/word/2016/wordml/cid" xmlns:w16="http://schemas.microsoft.com/office/word/2018/wordml" xmlns:w16sdtdh="http://schemas.microsoft.com/office/word/2020/wordml/sdtdatahash" xmlns:w16se="http://schemas.microsoft.com/office/word/2015/wordml/symex" xmlns:wpg="http://schemas.microsoft.com/office/word/2010/wordprocessingGroup" xmlns:wpi="http://schemas.microsoft.com/office/word/2010/wordprocessingInk" xmlns:wne="http://schemas.microsoft.com/office/word/2006/wordml" xmlns:wps="http://schemas.microsoft.com/office/word/2010/wordprocessingShape" mc:Ignorable="w14 w15 w16se w16cid w16 w16cex w16sdtdh wp14">
+<w:ftr xmlns:wpc="http://schemas.microsoft.com/office/word/2010/wordprocessingCanvas" xmlns:cx="http://schemas.microsoft.com/office/drawing/2014/chartex" xmlns:cx1="http://schemas.microsoft.com/office/drawing/2015/9/8/chartex" xmlns:cx2="http://schemas.microsoft.com/office/drawing/2015/10/21/chartex" xmlns:cx3="http://schemas.microsoft.com/office/drawing/2016/5/9/chartex" xmlns:cx4="http://schemas.microsoft.com/office/drawing/2016/5/10/chartex" xmlns:cx5="http://schemas.microsoft.com/office/drawing/2016/5/11/chartex" xmlns:cx6="http://schemas.microsoft.com/office/drawing/2016/5/12/chartex" xmlns:cx7="http://schemas.microsoft.com/office/drawing/2016/5/13/chartex" xmlns:cx8="http://schemas.microsoft.com/office/drawing/2016/5/14/chartex" xmlns:mc="http://schemas.openxmlformats.org/markup-compatibility/2006" xmlns:aink="http://schemas.microsoft.com/office/drawing/2016/ink" xmlns:am3d="http://schemas.microsoft.com/office/drawing/2017/model3d" xmlns:o="urn:schemas-microsoft-com:office:office" xmlns:oel="http://schemas.microsoft.com/office/2019/extlst" xmlns:r="http://schemas.openxmlformats.org/officeDocument/2006/relationships" xmlns:m="http://schemas.openxmlformats.org/officeDocument/2006/math" xmlns:v="urn:schemas-microsoft-com:vml" xmlns:wp14="http://schemas.microsoft.com/office/word/2010/wordprocessingDrawing" xmlns:wp="http://schemas.openxmlformats.org/drawingml/2006/wordprocessingDrawing" xmlns:w10="urn:schemas-microsoft-com:office:word" xmlns:w="http://schemas.openxmlformats.org/wordprocessingml/2006/main" xmlns:w14="http://schemas.microsoft.com/office/word/2010/wordml" xmlns:w15="http://schemas.microsoft.com/office/word/2012/wordml" xmlns:w16cex="http://schemas.microsoft.com/office/word/2018/wordml/cex" xmlns:w16cid="http://schemas.microsoft.com/office/word/2016/wordml/cid" xmlns:w16="http://schemas.microsoft.com/office/word/2018/wordml" xmlns:w16du="http://schemas.microsoft.com/office/word/2023/wordml/word16du" xmlns:w16sdtdh="http://schemas.microsoft.com/office/word/2020/wordml/sdtdatahash" xmlns:w16sdtfl="http://schemas.microsoft.com/office/word/2024/wordml/sdtformatlock" xmlns:w16se="http://schemas.microsoft.com/office/word/2015/wordml/symex" xmlns:wpg="http://schemas.microsoft.com/office/word/2010/wordprocessingGroup" xmlns:wpi="http://schemas.microsoft.com/office/word/2010/wordprocessingInk" xmlns:wne="http://schemas.microsoft.com/office/word/2006/wordml" xmlns:wps="http://schemas.microsoft.com/office/word/2010/wordprocessingShape" mc:Ignorable="w14 w15 w16se w16cid w16 w16cex w16sdtdh w16sdtfl w16du wp14">
   <w:sdt>
     <w:sdtPr>
       <w:rPr>
         <w:rStyle w:val="PageNumber"/>
       </w:rPr>
-      <w:id w:val="1465841965"/>
+      <w:id w:val="-1249957155"/>
       <w:docPartObj>
         <w:docPartGallery w:val="Page Numbers (Bottom of Page)"/>
         <w:docPartUnique/>
       </w:docPartObj>
     </w:sdtPr>
-    <w:sdtEndPr>
-      <w:rPr>
-        <w:rStyle w:val="PageNumber"/>
-      </w:rPr>
-    </w:sdtEndPr>
     <w:sdtContent>
       <w:p>
         <w:pPr>
@@ -16724,6 +18037,12 @@
           <w:rPr>
             <w:rStyle w:val="PageNumber"/>
           </w:rPr>
+          <w:fldChar w:fldCharType="separate"/>
+        </w:r>
+        <w:r>
+          <w:rPr>
+            <w:rStyle w:val="PageNumber"/>
+          </w:rPr>
           <w:fldChar w:fldCharType="end"/>
         </w:r>
       </w:p>
@@ -16738,23 +18057,18 @@
 </file>
 
 <file path=word/footer2.xml><?xml version="1.0" encoding="utf-8"?>
-<w:ftr xmlns:wpc="http://schemas.microsoft.com/office/word/2010/wordprocessingCanvas" xmlns:cx="http://schemas.microsoft.com/office/drawing/2014/chartex" xmlns:cx1="http://schemas.microsoft.com/office/drawing/2015/9/8/chartex" xmlns:cx2="http://schemas.microsoft.com/office/drawing/2015/10/21/chartex" xmlns:cx3="http://schemas.microsoft.com/office/drawing/2016/5/9/chartex" xmlns:cx4="http://schemas.microsoft.com/office/drawing/2016/5/10/chartex" xmlns:cx5="http://schemas.microsoft.com/office/drawing/2016/5/11/chartex" xmlns:cx6="http://schemas.microsoft.com/office/drawing/2016/5/12/chartex" xmlns:cx7="http://schemas.microsoft.com/office/drawing/2016/5/13/chartex" xmlns:cx8="http://schemas.microsoft.com/office/drawing/2016/5/14/chartex" xmlns:mc="http://schemas.openxmlformats.org/markup-compatibility/2006" xmlns:aink="http://schemas.microsoft.com/office/drawing/2016/ink" xmlns:am3d="http://schemas.microsoft.com/office/drawing/2017/model3d" xmlns:o="urn:schemas-microsoft-com:office:office" xmlns:r="http://schemas.openxmlformats.org/officeDocument/2006/relationships" xmlns:m="http://schemas.openxmlformats.org/officeDocument/2006/math" xmlns:v="urn:schemas-microsoft-com:vml" xmlns:wp14="http://schemas.microsoft.com/office/word/2010/wordprocessingDrawing" xmlns:wp="http://schemas.openxmlformats.org/drawingml/2006/wordprocessingDrawing" xmlns:w10="urn:schemas-microsoft-com:office:word" xmlns:w="http://schemas.openxmlformats.org/wordprocessingml/2006/main" xmlns:w14="http://schemas.microsoft.com/office/word/2010/wordml" xmlns:w15="http://schemas.microsoft.com/office/word/2012/wordml" xmlns:w16cex="http://schemas.microsoft.com/office/word/2018/wordml/cex" xmlns:w16cid="http://schemas.microsoft.com/office/word/2016/wordml/cid" xmlns:w16="http://schemas.microsoft.com/office/word/2018/wordml" xmlns:w16sdtdh="http://schemas.microsoft.com/office/word/2020/wordml/sdtdatahash" xmlns:w16se="http://schemas.microsoft.com/office/word/2015/wordml/symex" xmlns:wpg="http://schemas.microsoft.com/office/word/2010/wordprocessingGroup" xmlns:wpi="http://schemas.microsoft.com/office/word/2010/wordprocessingInk" xmlns:wne="http://schemas.microsoft.com/office/word/2006/wordml" xmlns:wps="http://schemas.microsoft.com/office/word/2010/wordprocessingShape" mc:Ignorable="w14 w15 w16se w16cid w16 w16cex w16sdtdh wp14">
+<w:ftr xmlns:wpc="http://schemas.microsoft.com/office/word/2010/wordprocessingCanvas" xmlns:cx="http://schemas.microsoft.com/office/drawing/2014/chartex" xmlns:cx1="http://schemas.microsoft.com/office/drawing/2015/9/8/chartex" xmlns:cx2="http://schemas.microsoft.com/office/drawing/2015/10/21/chartex" xmlns:cx3="http://schemas.microsoft.com/office/drawing/2016/5/9/chartex" xmlns:cx4="http://schemas.microsoft.com/office/drawing/2016/5/10/chartex" xmlns:cx5="http://schemas.microsoft.com/office/drawing/2016/5/11/chartex" xmlns:cx6="http://schemas.microsoft.com/office/drawing/2016/5/12/chartex" xmlns:cx7="http://schemas.microsoft.com/office/drawing/2016/5/13/chartex" xmlns:cx8="http://schemas.microsoft.com/office/drawing/2016/5/14/chartex" xmlns:mc="http://schemas.openxmlformats.org/markup-compatibility/2006" xmlns:aink="http://schemas.microsoft.com/office/drawing/2016/ink" xmlns:am3d="http://schemas.microsoft.com/office/drawing/2017/model3d" xmlns:o="urn:schemas-microsoft-com:office:office" xmlns:oel="http://schemas.microsoft.com/office/2019/extlst" xmlns:r="http://schemas.openxmlformats.org/officeDocument/2006/relationships" xmlns:m="http://schemas.openxmlformats.org/officeDocument/2006/math" xmlns:v="urn:schemas-microsoft-com:vml" xmlns:wp14="http://schemas.microsoft.com/office/word/2010/wordprocessingDrawing" xmlns:wp="http://schemas.openxmlformats.org/drawingml/2006/wordprocessingDrawing" xmlns:w10="urn:schemas-microsoft-com:office:word" xmlns:w="http://schemas.openxmlformats.org/wordprocessingml/2006/main" xmlns:w14="http://schemas.microsoft.com/office/word/2010/wordml" xmlns:w15="http://schemas.microsoft.com/office/word/2012/wordml" xmlns:w16cex="http://schemas.microsoft.com/office/word/2018/wordml/cex" xmlns:w16cid="http://schemas.microsoft.com/office/word/2016/wordml/cid" xmlns:w16="http://schemas.microsoft.com/office/word/2018/wordml" xmlns:w16du="http://schemas.microsoft.com/office/word/2023/wordml/word16du" xmlns:w16sdtdh="http://schemas.microsoft.com/office/word/2020/wordml/sdtdatahash" xmlns:w16sdtfl="http://schemas.microsoft.com/office/word/2024/wordml/sdtformatlock" xmlns:w16se="http://schemas.microsoft.com/office/word/2015/wordml/symex" xmlns:wpg="http://schemas.microsoft.com/office/word/2010/wordprocessingGroup" xmlns:wpi="http://schemas.microsoft.com/office/word/2010/wordprocessingInk" xmlns:wne="http://schemas.microsoft.com/office/word/2006/wordml" xmlns:wps="http://schemas.microsoft.com/office/word/2010/wordprocessingShape" mc:Ignorable="w14 w15 w16se w16cid w16 w16cex w16sdtdh w16sdtfl w16du wp14">
   <w:sdt>
     <w:sdtPr>
       <w:rPr>
         <w:rStyle w:val="PageNumber"/>
       </w:rPr>
-      <w:id w:val="47660295"/>
+      <w:id w:val="247622401"/>
       <w:docPartObj>
         <w:docPartGallery w:val="Page Numbers (Bottom of Page)"/>
         <w:docPartUnique/>
       </w:docPartObj>
     </w:sdtPr>
-    <w:sdtEndPr>
-      <w:rPr>
-        <w:rStyle w:val="PageNumber"/>
-      </w:rPr>
-    </w:sdtEndPr>
     <w:sdtContent>
       <w:p>
         <w:pPr>
@@ -16787,7 +18101,7 @@
             <w:rStyle w:val="PageNumber"/>
             <w:noProof/>
           </w:rPr>
-          <w:t>1</w:t>
+          <w:t>35</w:t>
         </w:r>
         <w:r>
           <w:rPr>
@@ -16807,7 +18121,7 @@
 </file>
 
 <file path=word/footnotes.xml><?xml version="1.0" encoding="utf-8"?>
-<w:footnotes xmlns:wpc="http://schemas.microsoft.com/office/word/2010/wordprocessingCanvas" xmlns:cx="http://schemas.microsoft.com/office/drawing/2014/chartex" xmlns:cx1="http://schemas.microsoft.com/office/drawing/2015/9/8/chartex" xmlns:cx2="http://schemas.microsoft.com/office/drawing/2015/10/21/chartex" xmlns:cx3="http://schemas.microsoft.com/office/drawing/2016/5/9/chartex" xmlns:cx4="http://schemas.microsoft.com/office/drawing/2016/5/10/chartex" xmlns:cx5="http://schemas.microsoft.com/office/drawing/2016/5/11/chartex" xmlns:cx6="http://schemas.microsoft.com/office/drawing/2016/5/12/chartex" xmlns:cx7="http://schemas.microsoft.com/office/drawing/2016/5/13/chartex" xmlns:cx8="http://schemas.microsoft.com/office/drawing/2016/5/14/chartex" xmlns:mc="http://schemas.openxmlformats.org/markup-compatibility/2006" xmlns:aink="http://schemas.microsoft.com/office/drawing/2016/ink" xmlns:am3d="http://schemas.microsoft.com/office/drawing/2017/model3d" xmlns:o="urn:schemas-microsoft-com:office:office" xmlns:r="http://schemas.openxmlformats.org/officeDocument/2006/relationships" xmlns:m="http://schemas.openxmlformats.org/officeDocument/2006/math" xmlns:v="urn:schemas-microsoft-com:vml" xmlns:wp14="http://schemas.microsoft.com/office/word/2010/wordprocessingDrawing" xmlns:wp="http://schemas.openxmlformats.org/drawingml/2006/wordprocessingDrawing" xmlns:w10="urn:schemas-microsoft-com:office:word" xmlns:w="http://schemas.openxmlformats.org/wordprocessingml/2006/main" xmlns:w14="http://schemas.microsoft.com/office/word/2010/wordml" xmlns:w15="http://schemas.microsoft.com/office/word/2012/wordml" xmlns:w16cex="http://schemas.microsoft.com/office/word/2018/wordml/cex" xmlns:w16cid="http://schemas.microsoft.com/office/word/2016/wordml/cid" xmlns:w16="http://schemas.microsoft.com/office/word/2018/wordml" xmlns:w16sdtdh="http://schemas.microsoft.com/office/word/2020/wordml/sdtdatahash" xmlns:w16se="http://schemas.microsoft.com/office/word/2015/wordml/symex" xmlns:wpg="http://schemas.microsoft.com/office/word/2010/wordprocessingGroup" xmlns:wpi="http://schemas.microsoft.com/office/word/2010/wordprocessingInk" xmlns:wne="http://schemas.microsoft.com/office/word/2006/wordml" xmlns:wps="http://schemas.microsoft.com/office/word/2010/wordprocessingShape" mc:Ignorable="w14 w15 w16se w16cid w16 w16cex w16sdtdh wp14">
+<w:footnotes xmlns:wpc="http://schemas.microsoft.com/office/word/2010/wordprocessingCanvas" xmlns:cx="http://schemas.microsoft.com/office/drawing/2014/chartex" xmlns:cx1="http://schemas.microsoft.com/office/drawing/2015/9/8/chartex" xmlns:cx2="http://schemas.microsoft.com/office/drawing/2015/10/21/chartex" xmlns:cx3="http://schemas.microsoft.com/office/drawing/2016/5/9/chartex" xmlns:cx4="http://schemas.microsoft.com/office/drawing/2016/5/10/chartex" xmlns:cx5="http://schemas.microsoft.com/office/drawing/2016/5/11/chartex" xmlns:cx6="http://schemas.microsoft.com/office/drawing/2016/5/12/chartex" xmlns:cx7="http://schemas.microsoft.com/office/drawing/2016/5/13/chartex" xmlns:cx8="http://schemas.microsoft.com/office/drawing/2016/5/14/chartex" xmlns:mc="http://schemas.openxmlformats.org/markup-compatibility/2006" xmlns:aink="http://schemas.microsoft.com/office/drawing/2016/ink" xmlns:am3d="http://schemas.microsoft.com/office/drawing/2017/model3d" xmlns:o="urn:schemas-microsoft-com:office:office" xmlns:oel="http://schemas.microsoft.com/office/2019/extlst" xmlns:r="http://schemas.openxmlformats.org/officeDocument/2006/relationships" xmlns:m="http://schemas.openxmlformats.org/officeDocument/2006/math" xmlns:v="urn:schemas-microsoft-com:vml" xmlns:wp14="http://schemas.microsoft.com/office/word/2010/wordprocessingDrawing" xmlns:wp="http://schemas.openxmlformats.org/drawingml/2006/wordprocessingDrawing" xmlns:w10="urn:schemas-microsoft-com:office:word" xmlns:w="http://schemas.openxmlformats.org/wordprocessingml/2006/main" xmlns:w14="http://schemas.microsoft.com/office/word/2010/wordml" xmlns:w15="http://schemas.microsoft.com/office/word/2012/wordml" xmlns:w16cex="http://schemas.microsoft.com/office/word/2018/wordml/cex" xmlns:w16cid="http://schemas.microsoft.com/office/word/2016/wordml/cid" xmlns:w16="http://schemas.microsoft.com/office/word/2018/wordml" xmlns:w16du="http://schemas.microsoft.com/office/word/2023/wordml/word16du" xmlns:w16sdtdh="http://schemas.microsoft.com/office/word/2020/wordml/sdtdatahash" xmlns:w16sdtfl="http://schemas.microsoft.com/office/word/2024/wordml/sdtformatlock" xmlns:w16se="http://schemas.microsoft.com/office/word/2015/wordml/symex" xmlns:wpg="http://schemas.microsoft.com/office/word/2010/wordprocessingGroup" xmlns:wpi="http://schemas.microsoft.com/office/word/2010/wordprocessingInk" xmlns:wne="http://schemas.microsoft.com/office/word/2006/wordml" xmlns:wps="http://schemas.microsoft.com/office/word/2010/wordprocessingShape" mc:Ignorable="w14 w15 w16se w16cid w16 w16cex w16sdtdh w16sdtfl w16du wp14">
   <w:footnote w:type="separator" w:id="-1">
     <w:p>
       <w:pPr>
@@ -16832,11 +18146,11 @@
 </file>
 
 <file path=word/numbering.xml><?xml version="1.0" encoding="utf-8"?>
-<w:numbering xmlns:wpc="http://schemas.microsoft.com/office/word/2010/wordprocessingCanvas" xmlns:cx="http://schemas.microsoft.com/office/drawing/2014/chartex" xmlns:cx1="http://schemas.microsoft.com/office/drawing/2015/9/8/chartex" xmlns:cx2="http://schemas.microsoft.com/office/drawing/2015/10/21/chartex" xmlns:cx3="http://schemas.microsoft.com/office/drawing/2016/5/9/chartex" xmlns:cx4="http://schemas.microsoft.com/office/drawing/2016/5/10/chartex" xmlns:cx5="http://schemas.microsoft.com/office/drawing/2016/5/11/chartex" xmlns:cx6="http://schemas.microsoft.com/office/drawing/2016/5/12/chartex" xmlns:cx7="http://schemas.microsoft.com/office/drawing/2016/5/13/chartex" xmlns:cx8="http://schemas.microsoft.com/office/drawing/2016/5/14/chartex" xmlns:mc="http://schemas.openxmlformats.org/markup-compatibility/2006" xmlns:aink="http://schemas.microsoft.com/office/drawing/2016/ink" xmlns:am3d="http://schemas.microsoft.com/office/drawing/2017/model3d" xmlns:o="urn:schemas-microsoft-com:office:office" xmlns:r="http://schemas.openxmlformats.org/officeDocument/2006/relationships" xmlns:m="http://schemas.openxmlformats.org/officeDocument/2006/math" xmlns:v="urn:schemas-microsoft-com:vml" xmlns:wp14="http://schemas.microsoft.com/office/word/2010/wordprocessingDrawing" xmlns:wp="http://schemas.openxmlformats.org/drawingml/2006/wordprocessingDrawing" xmlns:w10="urn:schemas-microsoft-com:office:word" xmlns:w="http://schemas.openxmlformats.org/wordprocessingml/2006/main" xmlns:w14="http://schemas.microsoft.com/office/word/2010/wordml" xmlns:w15="http://schemas.microsoft.com/office/word/2012/wordml" xmlns:w16cex="http://schemas.microsoft.com/office/word/2018/wordml/cex" xmlns:w16cid="http://schemas.microsoft.com/office/word/2016/wordml/cid" xmlns:w16="http://schemas.microsoft.com/office/word/2018/wordml" xmlns:w16sdtdh="http://schemas.microsoft.com/office/word/2020/wordml/sdtdatahash" xmlns:w16se="http://schemas.microsoft.com/office/word/2015/wordml/symex" xmlns:wpg="http://schemas.microsoft.com/office/word/2010/wordprocessingGroup" xmlns:wpi="http://schemas.microsoft.com/office/word/2010/wordprocessingInk" xmlns:wne="http://schemas.microsoft.com/office/word/2006/wordml" xmlns:wps="http://schemas.microsoft.com/office/word/2010/wordprocessingShape" mc:Ignorable="w14 w15 w16se w16cid w16 w16cex w16sdtdh wp14">
+<w:numbering xmlns:wpc="http://schemas.microsoft.com/office/word/2010/wordprocessingCanvas" xmlns:cx="http://schemas.microsoft.com/office/drawing/2014/chartex" xmlns:cx1="http://schemas.microsoft.com/office/drawing/2015/9/8/chartex" xmlns:cx2="http://schemas.microsoft.com/office/drawing/2015/10/21/chartex" xmlns:cx3="http://schemas.microsoft.com/office/drawing/2016/5/9/chartex" xmlns:cx4="http://schemas.microsoft.com/office/drawing/2016/5/10/chartex" xmlns:cx5="http://schemas.microsoft.com/office/drawing/2016/5/11/chartex" xmlns:cx6="http://schemas.microsoft.com/office/drawing/2016/5/12/chartex" xmlns:cx7="http://schemas.microsoft.com/office/drawing/2016/5/13/chartex" xmlns:cx8="http://schemas.microsoft.com/office/drawing/2016/5/14/chartex" xmlns:mc="http://schemas.openxmlformats.org/markup-compatibility/2006" xmlns:aink="http://schemas.microsoft.com/office/drawing/2016/ink" xmlns:am3d="http://schemas.microsoft.com/office/drawing/2017/model3d" xmlns:o="urn:schemas-microsoft-com:office:office" xmlns:oel="http://schemas.microsoft.com/office/2019/extlst" xmlns:r="http://schemas.openxmlformats.org/officeDocument/2006/relationships" xmlns:m="http://schemas.openxmlformats.org/officeDocument/2006/math" xmlns:v="urn:schemas-microsoft-com:vml" xmlns:wp14="http://schemas.microsoft.com/office/word/2010/wordprocessingDrawing" xmlns:wp="http://schemas.openxmlformats.org/drawingml/2006/wordprocessingDrawing" xmlns:w10="urn:schemas-microsoft-com:office:word" xmlns:w="http://schemas.openxmlformats.org/wordprocessingml/2006/main" xmlns:w14="http://schemas.microsoft.com/office/word/2010/wordml" xmlns:w15="http://schemas.microsoft.com/office/word/2012/wordml" xmlns:w16cex="http://schemas.microsoft.com/office/word/2018/wordml/cex" xmlns:w16cid="http://schemas.microsoft.com/office/word/2016/wordml/cid" xmlns:w16="http://schemas.microsoft.com/office/word/2018/wordml" xmlns:w16du="http://schemas.microsoft.com/office/word/2023/wordml/word16du" xmlns:w16sdtdh="http://schemas.microsoft.com/office/word/2020/wordml/sdtdatahash" xmlns:w16sdtfl="http://schemas.microsoft.com/office/word/2024/wordml/sdtformatlock" xmlns:w16se="http://schemas.microsoft.com/office/word/2015/wordml/symex" xmlns:wpg="http://schemas.microsoft.com/office/word/2010/wordprocessingGroup" xmlns:wpi="http://schemas.microsoft.com/office/word/2010/wordprocessingInk" xmlns:wne="http://schemas.microsoft.com/office/word/2006/wordml" xmlns:wps="http://schemas.microsoft.com/office/word/2010/wordprocessingShape" mc:Ignorable="w14 w15 w16se w16cid w16 w16cex w16sdtdh w16sdtfl w16du wp14">
   <w:abstractNum w:abstractNumId="0" w15:restartNumberingAfterBreak="0">
     <w:nsid w:val="0000A990"/>
     <w:multiLevelType w:val="multilevel"/>
-    <w:tmpl w:val="84AC63F8"/>
+    <w:tmpl w:val="3BF22086"/>
     <w:lvl w:ilvl="0">
       <w:numFmt w:val="bullet"/>
       <w:lvlText w:val=" "/>
@@ -16913,7 +18227,7 @@
   <w:abstractNum w:abstractNumId="1" w15:restartNumberingAfterBreak="0">
     <w:nsid w:val="0000A991"/>
     <w:multiLevelType w:val="multilevel"/>
-    <w:tmpl w:val="E466D366"/>
+    <w:tmpl w:val="BD9ECC1E"/>
     <w:lvl w:ilvl="0">
       <w:numFmt w:val="bullet"/>
       <w:lvlText w:val=""/>
@@ -17017,7 +18331,7 @@
   <w:abstractNum w:abstractNumId="2" w15:restartNumberingAfterBreak="0">
     <w:nsid w:val="00A99411"/>
     <w:multiLevelType w:val="multilevel"/>
-    <w:tmpl w:val="B0C03306"/>
+    <w:tmpl w:val="F2C2B820"/>
     <w:lvl w:ilvl="0">
       <w:start w:val="1"/>
       <w:numFmt w:val="decimal"/>
@@ -17100,97 +18414,97 @@
       </w:pPr>
     </w:lvl>
   </w:abstractNum>
-  <w:num w:numId="1" w16cid:durableId="678317708">
+  <w:num w:numId="1" w16cid:durableId="1136609580">
     <w:abstractNumId w:val="0"/>
   </w:num>
-  <w:num w:numId="2" w16cid:durableId="973215490">
+  <w:num w:numId="2" w16cid:durableId="843130694">
     <w:abstractNumId w:val="1"/>
   </w:num>
-  <w:num w:numId="3" w16cid:durableId="1970234215">
+  <w:num w:numId="3" w16cid:durableId="274991615">
     <w:abstractNumId w:val="1"/>
   </w:num>
-  <w:num w:numId="4" w16cid:durableId="71241168">
+  <w:num w:numId="4" w16cid:durableId="193811864">
     <w:abstractNumId w:val="1"/>
   </w:num>
-  <w:num w:numId="5" w16cid:durableId="804271463">
+  <w:num w:numId="5" w16cid:durableId="1023245028">
     <w:abstractNumId w:val="1"/>
   </w:num>
-  <w:num w:numId="6" w16cid:durableId="1799301308">
+  <w:num w:numId="6" w16cid:durableId="958098963">
     <w:abstractNumId w:val="1"/>
   </w:num>
-  <w:num w:numId="7" w16cid:durableId="976253927">
+  <w:num w:numId="7" w16cid:durableId="1471241289">
     <w:abstractNumId w:val="1"/>
   </w:num>
-  <w:num w:numId="8" w16cid:durableId="45447171">
+  <w:num w:numId="8" w16cid:durableId="453056798">
     <w:abstractNumId w:val="1"/>
   </w:num>
-  <w:num w:numId="9" w16cid:durableId="713970672">
+  <w:num w:numId="9" w16cid:durableId="1033920921">
     <w:abstractNumId w:val="1"/>
   </w:num>
-  <w:num w:numId="10" w16cid:durableId="795951270">
+  <w:num w:numId="10" w16cid:durableId="1201622977">
     <w:abstractNumId w:val="1"/>
   </w:num>
-  <w:num w:numId="11" w16cid:durableId="747118333">
+  <w:num w:numId="11" w16cid:durableId="438794269">
     <w:abstractNumId w:val="1"/>
   </w:num>
-  <w:num w:numId="12" w16cid:durableId="911816424">
+  <w:num w:numId="12" w16cid:durableId="893780146">
     <w:abstractNumId w:val="1"/>
   </w:num>
-  <w:num w:numId="13" w16cid:durableId="944120500">
+  <w:num w:numId="13" w16cid:durableId="2067533962">
     <w:abstractNumId w:val="1"/>
   </w:num>
-  <w:num w:numId="14" w16cid:durableId="1546913030">
+  <w:num w:numId="14" w16cid:durableId="1649898681">
     <w:abstractNumId w:val="1"/>
   </w:num>
-  <w:num w:numId="15" w16cid:durableId="1924559211">
+  <w:num w:numId="15" w16cid:durableId="696001631">
     <w:abstractNumId w:val="1"/>
   </w:num>
-  <w:num w:numId="16" w16cid:durableId="755978631">
+  <w:num w:numId="16" w16cid:durableId="154807960">
     <w:abstractNumId w:val="1"/>
   </w:num>
-  <w:num w:numId="17" w16cid:durableId="921060068">
+  <w:num w:numId="17" w16cid:durableId="320894520">
     <w:abstractNumId w:val="1"/>
   </w:num>
-  <w:num w:numId="18" w16cid:durableId="1168903533">
+  <w:num w:numId="18" w16cid:durableId="1209681802">
     <w:abstractNumId w:val="1"/>
   </w:num>
-  <w:num w:numId="19" w16cid:durableId="396827763">
+  <w:num w:numId="19" w16cid:durableId="340278365">
     <w:abstractNumId w:val="1"/>
   </w:num>
-  <w:num w:numId="20" w16cid:durableId="1972251389">
+  <w:num w:numId="20" w16cid:durableId="506478088">
     <w:abstractNumId w:val="1"/>
   </w:num>
-  <w:num w:numId="21" w16cid:durableId="1452090531">
+  <w:num w:numId="21" w16cid:durableId="368920488">
     <w:abstractNumId w:val="1"/>
   </w:num>
-  <w:num w:numId="22" w16cid:durableId="1160736814">
+  <w:num w:numId="22" w16cid:durableId="1265578831">
     <w:abstractNumId w:val="1"/>
   </w:num>
-  <w:num w:numId="23" w16cid:durableId="752821610">
+  <w:num w:numId="23" w16cid:durableId="8411005">
     <w:abstractNumId w:val="1"/>
   </w:num>
-  <w:num w:numId="24" w16cid:durableId="1742554923">
+  <w:num w:numId="24" w16cid:durableId="22440556">
     <w:abstractNumId w:val="1"/>
   </w:num>
-  <w:num w:numId="25" w16cid:durableId="167059730">
+  <w:num w:numId="25" w16cid:durableId="1178158576">
     <w:abstractNumId w:val="1"/>
   </w:num>
-  <w:num w:numId="26" w16cid:durableId="1033655373">
+  <w:num w:numId="26" w16cid:durableId="1236427759">
     <w:abstractNumId w:val="1"/>
   </w:num>
-  <w:num w:numId="27" w16cid:durableId="167603658">
+  <w:num w:numId="27" w16cid:durableId="1672024766">
     <w:abstractNumId w:val="1"/>
   </w:num>
-  <w:num w:numId="28" w16cid:durableId="1801613250">
+  <w:num w:numId="28" w16cid:durableId="1910966034">
     <w:abstractNumId w:val="1"/>
   </w:num>
-  <w:num w:numId="29" w16cid:durableId="1688100186">
+  <w:num w:numId="29" w16cid:durableId="807671766">
     <w:abstractNumId w:val="1"/>
   </w:num>
-  <w:num w:numId="30" w16cid:durableId="605964532">
+  <w:num w:numId="30" w16cid:durableId="1020543307">
     <w:abstractNumId w:val="1"/>
   </w:num>
-  <w:num w:numId="31" w16cid:durableId="78331338">
+  <w:num w:numId="31" w16cid:durableId="1723600749">
     <w:abstractNumId w:val="2"/>
     <w:lvlOverride w:ilvl="0">
       <w:startOverride w:val="1"/>
@@ -17220,7 +18534,7 @@
       <w:startOverride w:val="1"/>
     </w:lvlOverride>
   </w:num>
-  <w:num w:numId="32" w16cid:durableId="96603937">
+  <w:num w:numId="32" w16cid:durableId="2009870549">
     <w:abstractNumId w:val="2"/>
     <w:lvlOverride w:ilvl="0">
       <w:startOverride w:val="1"/>
@@ -17250,7 +18564,7 @@
       <w:startOverride w:val="1"/>
     </w:lvlOverride>
   </w:num>
-  <w:num w:numId="33" w16cid:durableId="622885930">
+  <w:num w:numId="33" w16cid:durableId="1765884657">
     <w:abstractNumId w:val="2"/>
     <w:lvlOverride w:ilvl="0">
       <w:startOverride w:val="1"/>
@@ -17280,7 +18594,7 @@
       <w:startOverride w:val="1"/>
     </w:lvlOverride>
   </w:num>
-  <w:num w:numId="34" w16cid:durableId="253906846">
+  <w:num w:numId="34" w16cid:durableId="2125340220">
     <w:abstractNumId w:val="2"/>
     <w:lvlOverride w:ilvl="0">
       <w:startOverride w:val="1"/>
@@ -17310,7 +18624,7 @@
       <w:startOverride w:val="1"/>
     </w:lvlOverride>
   </w:num>
-  <w:num w:numId="35" w16cid:durableId="103503529">
+  <w:num w:numId="35" w16cid:durableId="1045717114">
     <w:abstractNumId w:val="2"/>
     <w:lvlOverride w:ilvl="0">
       <w:startOverride w:val="1"/>
@@ -17340,7 +18654,7 @@
       <w:startOverride w:val="1"/>
     </w:lvlOverride>
   </w:num>
-  <w:num w:numId="36" w16cid:durableId="393505680">
+  <w:num w:numId="36" w16cid:durableId="205334625">
     <w:abstractNumId w:val="2"/>
     <w:lvlOverride w:ilvl="0">
       <w:startOverride w:val="1"/>
@@ -17374,7 +18688,7 @@
 </file>
 
 <file path=word/styles.xml><?xml version="1.0" encoding="utf-8"?>
-<w:styles xmlns:mc="http://schemas.openxmlformats.org/markup-compatibility/2006" xmlns:r="http://schemas.openxmlformats.org/officeDocument/2006/relationships" xmlns:w="http://schemas.openxmlformats.org/wordprocessingml/2006/main" xmlns:w14="http://schemas.microsoft.com/office/word/2010/wordml" xmlns:w15="http://schemas.microsoft.com/office/word/2012/wordml" xmlns:w16cex="http://schemas.microsoft.com/office/word/2018/wordml/cex" xmlns:w16cid="http://schemas.microsoft.com/office/word/2016/wordml/cid" xmlns:w16="http://schemas.microsoft.com/office/word/2018/wordml" xmlns:w16sdtdh="http://schemas.microsoft.com/office/word/2020/wordml/sdtdatahash" xmlns:w16se="http://schemas.microsoft.com/office/word/2015/wordml/symex" mc:Ignorable="w14 w15 w16se w16cid w16 w16cex w16sdtdh">
+<w:styles xmlns:mc="http://schemas.openxmlformats.org/markup-compatibility/2006" xmlns:r="http://schemas.openxmlformats.org/officeDocument/2006/relationships" xmlns:w="http://schemas.openxmlformats.org/wordprocessingml/2006/main" xmlns:w14="http://schemas.microsoft.com/office/word/2010/wordml" xmlns:w15="http://schemas.microsoft.com/office/word/2012/wordml" xmlns:w16cex="http://schemas.microsoft.com/office/word/2018/wordml/cex" xmlns:w16cid="http://schemas.microsoft.com/office/word/2016/wordml/cid" xmlns:w16="http://schemas.microsoft.com/office/word/2018/wordml" xmlns:w16du="http://schemas.microsoft.com/office/word/2023/wordml/word16du" xmlns:w16sdtdh="http://schemas.microsoft.com/office/word/2020/wordml/sdtdatahash" xmlns:w16sdtfl="http://schemas.microsoft.com/office/word/2024/wordml/sdtformatlock" xmlns:w16se="http://schemas.microsoft.com/office/word/2015/wordml/symex" mc:Ignorable="w14 w15 w16se w16cid w16 w16cex w16sdtdh w16sdtfl w16du">
   <w:docDefaults>
     <w:rPrDefault>
       <w:rPr>
@@ -17391,96 +18705,7 @@
     </w:pPrDefault>
   </w:docDefaults>
   <w:latentStyles w:defLockedState="0" w:defUIPriority="0" w:defSemiHidden="0" w:defUnhideWhenUsed="0" w:defQFormat="0" w:count="376">
-    <w:lsdException w:name="heading 5" w:semiHidden="1" w:unhideWhenUsed="1"/>
-    <w:lsdException w:name="index 2" w:semiHidden="1" w:unhideWhenUsed="1"/>
-    <w:lsdException w:name="index 3" w:semiHidden="1" w:unhideWhenUsed="1"/>
-    <w:lsdException w:name="index 4" w:semiHidden="1" w:unhideWhenUsed="1"/>
-    <w:lsdException w:name="index 5" w:semiHidden="1" w:unhideWhenUsed="1"/>
-    <w:lsdException w:name="index 6" w:semiHidden="1" w:unhideWhenUsed="1"/>
-    <w:lsdException w:name="index 7" w:semiHidden="1" w:unhideWhenUsed="1"/>
-    <w:lsdException w:name="index 8" w:semiHidden="1" w:unhideWhenUsed="1"/>
-    <w:lsdException w:name="index 9" w:semiHidden="1" w:unhideWhenUsed="1"/>
-    <w:lsdException w:name="toc 1" w:semiHidden="1" w:unhideWhenUsed="1"/>
-    <w:lsdException w:name="toc 2" w:semiHidden="1" w:unhideWhenUsed="1"/>
-    <w:lsdException w:name="toc 3" w:semiHidden="1" w:unhideWhenUsed="1"/>
-    <w:lsdException w:name="toc 4" w:semiHidden="1" w:unhideWhenUsed="1"/>
-    <w:lsdException w:name="toc 5" w:semiHidden="1" w:unhideWhenUsed="1"/>
-    <w:lsdException w:name="toc 6" w:semiHidden="1" w:unhideWhenUsed="1"/>
-    <w:lsdException w:name="toc 7" w:semiHidden="1" w:unhideWhenUsed="1"/>
-    <w:lsdException w:name="toc 8" w:semiHidden="1" w:unhideWhenUsed="1"/>
-    <w:lsdException w:name="toc 9" w:semiHidden="1" w:unhideWhenUsed="1"/>
-    <w:lsdException w:name="Normal Indent" w:semiHidden="1" w:unhideWhenUsed="1"/>
-    <w:lsdException w:name="footnote text" w:semiHidden="1" w:unhideWhenUsed="1"/>
-    <w:lsdException w:name="annotation text" w:semiHidden="1" w:unhideWhenUsed="1"/>
-    <w:lsdException w:name="header" w:semiHidden="1" w:unhideWhenUsed="1"/>
-    <w:lsdException w:name="footer" w:semiHidden="1" w:unhideWhenUsed="1"/>
-    <w:lsdException w:name="index heading" w:semiHidden="1" w:unhideWhenUsed="1"/>
-    <w:lsdException w:name="caption" w:semiHidden="1" w:unhideWhenUsed="1"/>
-    <w:lsdException w:name="table of figures" w:semiHidden="1" w:unhideWhenUsed="1"/>
-    <w:lsdException w:name="envelope address" w:semiHidden="1" w:unhideWhenUsed="1"/>
-    <w:lsdException w:name="envelope return" w:semiHidden="1" w:unhideWhenUsed="1"/>
-    <w:lsdException w:name="footnote reference" w:semiHidden="1" w:unhideWhenUsed="1"/>
-    <w:lsdException w:name="annotation reference" w:semiHidden="1" w:unhideWhenUsed="1"/>
-    <w:lsdException w:name="line number" w:semiHidden="1" w:unhideWhenUsed="1"/>
-    <w:lsdException w:name="page number" w:semiHidden="1" w:unhideWhenUsed="1"/>
-    <w:lsdException w:name="endnote reference" w:semiHidden="1" w:unhideWhenUsed="1"/>
-    <w:lsdException w:name="endnote text" w:semiHidden="1" w:unhideWhenUsed="1"/>
-    <w:lsdException w:name="table of authorities" w:semiHidden="1" w:unhideWhenUsed="1"/>
-    <w:lsdException w:name="macro" w:semiHidden="1" w:unhideWhenUsed="1"/>
-    <w:lsdException w:name="toa heading" w:semiHidden="1" w:unhideWhenUsed="1"/>
-    <w:lsdException w:name="List" w:semiHidden="1" w:unhideWhenUsed="1"/>
-    <w:lsdException w:name="List Bullet" w:semiHidden="1" w:unhideWhenUsed="1"/>
-    <w:lsdException w:name="List Number" w:semiHidden="1" w:unhideWhenUsed="1"/>
-    <w:lsdException w:name="List 2" w:semiHidden="1" w:unhideWhenUsed="1"/>
-    <w:lsdException w:name="List 3" w:semiHidden="1" w:unhideWhenUsed="1"/>
-    <w:lsdException w:name="List 4" w:semiHidden="1" w:unhideWhenUsed="1"/>
-    <w:lsdException w:name="List Bullet 2" w:semiHidden="1" w:unhideWhenUsed="1"/>
-    <w:lsdException w:name="List Bullet 3" w:semiHidden="1" w:unhideWhenUsed="1"/>
-    <w:lsdException w:name="List Number 2" w:semiHidden="1" w:unhideWhenUsed="1"/>
-    <w:lsdException w:name="List Number 3" w:semiHidden="1" w:unhideWhenUsed="1"/>
-    <w:lsdException w:name="List Number 4" w:semiHidden="1" w:unhideWhenUsed="1"/>
-    <w:lsdException w:name="List Number 5" w:semiHidden="1" w:unhideWhenUsed="1"/>
-    <w:lsdException w:name="Closing" w:semiHidden="1" w:unhideWhenUsed="1"/>
-    <w:lsdException w:name="Signature" w:semiHidden="1" w:unhideWhenUsed="1"/>
-    <w:lsdException w:name="Default Paragraph Font" w:semiHidden="1" w:unhideWhenUsed="1"/>
-    <w:lsdException w:name="Body Text" w:semiHidden="1" w:unhideWhenUsed="1"/>
-    <w:lsdException w:name="Body Text Indent" w:semiHidden="1" w:unhideWhenUsed="1"/>
-    <w:lsdException w:name="List Continue" w:semiHidden="1" w:unhideWhenUsed="1"/>
-    <w:lsdException w:name="List Continue 2" w:semiHidden="1" w:unhideWhenUsed="1"/>
-    <w:lsdException w:name="List Continue 3" w:semiHidden="1" w:unhideWhenUsed="1"/>
-    <w:lsdException w:name="List Continue 4" w:semiHidden="1" w:unhideWhenUsed="1"/>
-    <w:lsdException w:name="List Continue 5" w:semiHidden="1" w:unhideWhenUsed="1"/>
-    <w:lsdException w:name="Message Header" w:semiHidden="1" w:unhideWhenUsed="1"/>
-    <w:lsdException w:name="Salutation" w:semiHidden="1" w:unhideWhenUsed="1"/>
-    <w:lsdException w:name="Date" w:semiHidden="1" w:unhideWhenUsed="1"/>
-    <w:lsdException w:name="Body Text First Indent" w:semiHidden="1" w:unhideWhenUsed="1"/>
-    <w:lsdException w:name="Body Text Indent 2" w:semiHidden="1" w:unhideWhenUsed="1"/>
-    <w:lsdException w:name="Body Text Indent 3" w:semiHidden="1" w:unhideWhenUsed="1"/>
-    <w:lsdException w:name="Block Text" w:semiHidden="1" w:unhideWhenUsed="1"/>
-    <w:lsdException w:name="Hyperlink" w:semiHidden="1" w:unhideWhenUsed="1"/>
-    <w:lsdException w:name="FollowedHyperlink" w:semiHidden="1" w:unhideWhenUsed="1"/>
-    <w:lsdException w:name="Document Map" w:semiHidden="1" w:unhideWhenUsed="1"/>
-    <w:lsdException w:name="Plain Text" w:semiHidden="1" w:unhideWhenUsed="1"/>
-    <w:lsdException w:name="E-mail Signature" w:semiHidden="1" w:unhideWhenUsed="1"/>
-    <w:lsdException w:name="HTML Top of Form" w:semiHidden="1" w:unhideWhenUsed="1"/>
-    <w:lsdException w:name="HTML Bottom of Form" w:semiHidden="1" w:unhideWhenUsed="1"/>
-    <w:lsdException w:name="Normal (Web)" w:semiHidden="1" w:unhideWhenUsed="1"/>
-    <w:lsdException w:name="HTML Acronym" w:semiHidden="1" w:unhideWhenUsed="1"/>
-    <w:lsdException w:name="HTML Address" w:semiHidden="1" w:unhideWhenUsed="1"/>
-    <w:lsdException w:name="HTML Cite" w:semiHidden="1" w:unhideWhenUsed="1"/>
-    <w:lsdException w:name="HTML Code" w:semiHidden="1" w:unhideWhenUsed="1"/>
-    <w:lsdException w:name="HTML Definition" w:semiHidden="1" w:unhideWhenUsed="1"/>
-    <w:lsdException w:name="HTML Keyboard" w:semiHidden="1" w:unhideWhenUsed="1"/>
-    <w:lsdException w:name="HTML Preformatted" w:semiHidden="1" w:unhideWhenUsed="1"/>
-    <w:lsdException w:name="HTML Sample" w:semiHidden="1" w:unhideWhenUsed="1"/>
-    <w:lsdException w:name="HTML Typewriter" w:semiHidden="1" w:unhideWhenUsed="1"/>
-    <w:lsdException w:name="HTML Variable" w:semiHidden="1" w:unhideWhenUsed="1"/>
     <w:lsdException w:name="Normal Table" w:semiHidden="1" w:unhideWhenUsed="1"/>
-    <w:lsdException w:name="annotation subject" w:semiHidden="1" w:unhideWhenUsed="1"/>
-    <w:lsdException w:name="No List" w:semiHidden="1" w:unhideWhenUsed="1"/>
-    <w:lsdException w:name="Outline List 1" w:semiHidden="1" w:unhideWhenUsed="1"/>
-    <w:lsdException w:name="Outline List 2" w:semiHidden="1" w:unhideWhenUsed="1"/>
-    <w:lsdException w:name="Outline List 3" w:semiHidden="1" w:unhideWhenUsed="1"/>
     <w:lsdException w:name="Table Simple 1" w:semiHidden="1" w:unhideWhenUsed="1"/>
     <w:lsdException w:name="Table Simple 2" w:semiHidden="1" w:unhideWhenUsed="1"/>
     <w:lsdException w:name="Table Simple 3" w:semiHidden="1" w:unhideWhenUsed="1"/>
@@ -17523,9 +18748,7 @@
     <w:lsdException w:name="Table Web 1" w:semiHidden="1" w:unhideWhenUsed="1"/>
     <w:lsdException w:name="Table Web 2" w:semiHidden="1" w:unhideWhenUsed="1"/>
     <w:lsdException w:name="Table Web 3" w:semiHidden="1" w:unhideWhenUsed="1"/>
-    <w:lsdException w:name="Balloon Text" w:semiHidden="1" w:unhideWhenUsed="1"/>
     <w:lsdException w:name="Table Theme" w:semiHidden="1" w:unhideWhenUsed="1"/>
-    <w:lsdException w:name="Placeholder Text" w:semiHidden="1"/>
     <w:lsdException w:name="Light Shading"/>
     <w:lsdException w:name="Light List"/>
     <w:lsdException w:name="Light Grid"/>
@@ -17546,7 +18769,6 @@
     <w:lsdException w:name="Medium Shading 1 Accent 1"/>
     <w:lsdException w:name="Medium Shading 2 Accent 1"/>
     <w:lsdException w:name="Medium List 1 Accent 1"/>
-    <w:lsdException w:name="Revision" w:semiHidden="1"/>
     <w:lsdException w:name="Medium List 2 Accent 1"/>
     <w:lsdException w:name="Medium Grid 1 Accent 1"/>
     <w:lsdException w:name="Medium Grid 2 Accent 1"/>
@@ -17625,8 +18847,6 @@
     <w:lsdException w:name="Colorful Shading Accent 6"/>
     <w:lsdException w:name="Colorful List Accent 6"/>
     <w:lsdException w:name="Colorful Grid Accent 6"/>
-    <w:lsdException w:name="Bibliography" w:semiHidden="1" w:unhideWhenUsed="1"/>
-    <w:lsdException w:name="TOC Heading" w:semiHidden="1" w:unhideWhenUsed="1"/>
     <w:lsdException w:name="Grid Table 4" w:uiPriority="49"/>
     <w:lsdException w:name="Grid Table 5 Dark" w:uiPriority="50"/>
     <w:lsdException w:name="Grid Table 6 Colorful" w:uiPriority="51"/>
@@ -17934,6 +19154,7 @@
   <w:style w:type="character" w:default="1" w:styleId="DefaultParagraphFont">
     <w:name w:val="Default Paragraph Font"/>
     <w:uiPriority w:val="1"/>
+    <w:semiHidden/>
     <w:unhideWhenUsed/>
   </w:style>
   <w:style w:type="table" w:default="1" w:styleId="TableNormal">
@@ -18679,8 +19900,7 @@
     <w:name w:val="footer"/>
     <w:basedOn w:val="Normal"/>
     <w:link w:val="FooterChar"/>
-    <w:unhideWhenUsed/>
-    <w:rsid w:val="00D30D22"/>
+    <w:rsid w:val="00315FD7"/>
     <w:pPr>
       <w:tabs>
         <w:tab w:val="center" w:pos="4680"/>
@@ -18693,14 +19913,12 @@
     <w:name w:val="Footer Char"/>
     <w:basedOn w:val="DefaultParagraphFont"/>
     <w:link w:val="Footer"/>
-    <w:rsid w:val="00D30D22"/>
+    <w:rsid w:val="00315FD7"/>
   </w:style>
   <w:style w:type="character" w:styleId="PageNumber">
     <w:name w:val="page number"/>
     <w:basedOn w:val="DefaultParagraphFont"/>
-    <w:semiHidden/>
-    <w:unhideWhenUsed/>
-    <w:rsid w:val="00D30D22"/>
+    <w:rsid w:val="00315FD7"/>
   </w:style>
 </w:styles>
 </file>
